--- a/visualization/02_여러가지_그래프/02_여러가지_그래프_교안.docx
+++ b/visualization/02_여러가지_그래프/02_여러가지_그래프_교안.docx
@@ -3120,234 +3120,13 @@
                 <w:rFonts w:ascii="Consolas" w:cs="Consolas" w:eastAsia="맑은 고딕" w:hAnsi="Consolas"/>
                 <w:b w:val="false"/>
                 <w:bCs w:val="false"/>
-                <w:i w:val="false"/>
-                <w:iCs w:val="false"/>
-                <w:color w:val="24292F"/>
-                <w:sz w:val="17"/>
-                <w:szCs w:val="17"/>
-              </w:rPr>
-              <w:t xml:space="preserve">fig</w:t>
-            </w:r>
-            <w:r>
-              <w:rPr>
-                <w:rFonts w:ascii="Consolas" w:cs="Consolas" w:eastAsia="맑은 고딕" w:hAnsi="Consolas"/>
-                <w:b w:val="false"/>
-                <w:bCs w:val="false"/>
-                <w:i w:val="false"/>
-                <w:iCs w:val="false"/>
-                <w:color w:val="24292F"/>
-                <w:sz w:val="17"/>
-                <w:szCs w:val="17"/>
-              </w:rPr>
-              <w:t xml:space="preserve">, </w:t>
-            </w:r>
-            <w:r>
-              <w:rPr>
-                <w:rFonts w:ascii="Consolas" w:cs="Consolas" w:eastAsia="맑은 고딕" w:hAnsi="Consolas"/>
-                <w:b w:val="false"/>
-                <w:bCs w:val="false"/>
-                <w:i w:val="false"/>
-                <w:iCs w:val="false"/>
-                <w:color w:val="24292F"/>
-                <w:sz w:val="17"/>
-                <w:szCs w:val="17"/>
-              </w:rPr>
-              <w:t xml:space="preserve">axes</w:t>
-            </w:r>
-            <w:r>
-              <w:rPr>
-                <w:rFonts w:ascii="Consolas" w:cs="Consolas" w:eastAsia="맑은 고딕" w:hAnsi="Consolas"/>
-                <w:b w:val="false"/>
-                <w:bCs w:val="false"/>
-                <w:i w:val="false"/>
-                <w:iCs w:val="false"/>
-                <w:color w:val="24292F"/>
-                <w:sz w:val="17"/>
-                <w:szCs w:val="17"/>
-              </w:rPr>
-              <w:t xml:space="preserve"> = </w:t>
-            </w:r>
-            <w:r>
-              <w:rPr>
-                <w:rFonts w:ascii="Consolas" w:cs="Consolas" w:eastAsia="맑은 고딕" w:hAnsi="Consolas"/>
-                <w:b w:val="false"/>
-                <w:bCs w:val="false"/>
-                <w:i w:val="false"/>
-                <w:iCs w:val="false"/>
-                <w:color w:val="24292F"/>
-                <w:sz w:val="17"/>
-                <w:szCs w:val="17"/>
-              </w:rPr>
-              <w:t xml:space="preserve">plt</w:t>
-            </w:r>
-            <w:r>
-              <w:rPr>
-                <w:rFonts w:ascii="Consolas" w:cs="Consolas" w:eastAsia="맑은 고딕" w:hAnsi="Consolas"/>
-                <w:b w:val="false"/>
-                <w:bCs w:val="false"/>
-                <w:i w:val="false"/>
-                <w:iCs w:val="false"/>
-                <w:color w:val="24292F"/>
-                <w:sz w:val="17"/>
-                <w:szCs w:val="17"/>
-              </w:rPr>
-              <w:t xml:space="preserve">.</w:t>
-            </w:r>
-            <w:r>
-              <w:rPr>
-                <w:rFonts w:ascii="Consolas" w:cs="Consolas" w:eastAsia="맑은 고딕" w:hAnsi="Consolas"/>
-                <w:b w:val="false"/>
-                <w:bCs w:val="false"/>
-                <w:i w:val="false"/>
-                <w:iCs w:val="false"/>
-                <w:color w:val="24292F"/>
-                <w:sz w:val="17"/>
-                <w:szCs w:val="17"/>
-              </w:rPr>
-              <w:t xml:space="preserve">subplots</w:t>
-            </w:r>
-            <w:r>
-              <w:rPr>
-                <w:rFonts w:ascii="Consolas" w:cs="Consolas" w:eastAsia="맑은 고딕" w:hAnsi="Consolas"/>
-                <w:b w:val="false"/>
-                <w:bCs w:val="false"/>
-                <w:i w:val="false"/>
-                <w:iCs w:val="false"/>
-                <w:color w:val="24292F"/>
-                <w:sz w:val="17"/>
-                <w:szCs w:val="17"/>
-              </w:rPr>
-              <w:t xml:space="preserve">(</w:t>
-            </w:r>
-            <w:r>
-              <w:rPr>
-                <w:rFonts w:ascii="Consolas" w:cs="Consolas" w:eastAsia="맑은 고딕" w:hAnsi="Consolas"/>
-                <w:b w:val="false"/>
-                <w:bCs w:val="false"/>
-                <w:i w:val="false"/>
-                <w:iCs w:val="false"/>
-                <w:color w:val="098658"/>
-                <w:sz w:val="17"/>
-                <w:szCs w:val="17"/>
-              </w:rPr>
-              <w:t xml:space="preserve">2</w:t>
-            </w:r>
-            <w:r>
-              <w:rPr>
-                <w:rFonts w:ascii="Consolas" w:cs="Consolas" w:eastAsia="맑은 고딕" w:hAnsi="Consolas"/>
-                <w:b w:val="false"/>
-                <w:bCs w:val="false"/>
-                <w:i w:val="false"/>
-                <w:iCs w:val="false"/>
-                <w:color w:val="24292F"/>
-                <w:sz w:val="17"/>
-                <w:szCs w:val="17"/>
-              </w:rPr>
-              <w:t xml:space="preserve">, </w:t>
-            </w:r>
-            <w:r>
-              <w:rPr>
-                <w:rFonts w:ascii="Consolas" w:cs="Consolas" w:eastAsia="맑은 고딕" w:hAnsi="Consolas"/>
-                <w:b w:val="false"/>
-                <w:bCs w:val="false"/>
-                <w:i w:val="false"/>
-                <w:iCs w:val="false"/>
-                <w:color w:val="098658"/>
-                <w:sz w:val="17"/>
-                <w:szCs w:val="17"/>
-              </w:rPr>
-              <w:t xml:space="preserve">3</w:t>
-            </w:r>
-            <w:r>
-              <w:rPr>
-                <w:rFonts w:ascii="Consolas" w:cs="Consolas" w:eastAsia="맑은 고딕" w:hAnsi="Consolas"/>
-                <w:b w:val="false"/>
-                <w:bCs w:val="false"/>
-                <w:i w:val="false"/>
-                <w:iCs w:val="false"/>
-                <w:color w:val="24292F"/>
-                <w:sz w:val="17"/>
-                <w:szCs w:val="17"/>
-              </w:rPr>
-              <w:t xml:space="preserve">, </w:t>
-            </w:r>
-            <w:r>
-              <w:rPr>
-                <w:rFonts w:ascii="Consolas" w:cs="Consolas" w:eastAsia="맑은 고딕" w:hAnsi="Consolas"/>
-                <w:b w:val="false"/>
-                <w:bCs w:val="false"/>
-                <w:i w:val="false"/>
-                <w:iCs w:val="false"/>
-                <w:color w:val="24292F"/>
-                <w:sz w:val="17"/>
-                <w:szCs w:val="17"/>
-              </w:rPr>
-              <w:t xml:space="preserve">figsize</w:t>
-            </w:r>
-            <w:r>
-              <w:rPr>
-                <w:rFonts w:ascii="Consolas" w:cs="Consolas" w:eastAsia="맑은 고딕" w:hAnsi="Consolas"/>
-                <w:b w:val="false"/>
-                <w:bCs w:val="false"/>
-                <w:i w:val="false"/>
-                <w:iCs w:val="false"/>
-                <w:color w:val="24292F"/>
-                <w:sz w:val="17"/>
-                <w:szCs w:val="17"/>
-              </w:rPr>
-              <w:t xml:space="preserve">=(</w:t>
-            </w:r>
-            <w:r>
-              <w:rPr>
-                <w:rFonts w:ascii="Consolas" w:cs="Consolas" w:eastAsia="맑은 고딕" w:hAnsi="Consolas"/>
-                <w:b w:val="false"/>
-                <w:bCs w:val="false"/>
-                <w:i w:val="false"/>
-                <w:iCs w:val="false"/>
-                <w:color w:val="098658"/>
-                <w:sz w:val="17"/>
-                <w:szCs w:val="17"/>
-              </w:rPr>
-              <w:t xml:space="preserve">12</w:t>
-            </w:r>
-            <w:r>
-              <w:rPr>
-                <w:rFonts w:ascii="Consolas" w:cs="Consolas" w:eastAsia="맑은 고딕" w:hAnsi="Consolas"/>
-                <w:b w:val="false"/>
-                <w:bCs w:val="false"/>
-                <w:i w:val="false"/>
-                <w:iCs w:val="false"/>
-                <w:color w:val="24292F"/>
-                <w:sz w:val="17"/>
-                <w:szCs w:val="17"/>
-              </w:rPr>
-              <w:t xml:space="preserve">, </w:t>
-            </w:r>
-            <w:r>
-              <w:rPr>
-                <w:rFonts w:ascii="Consolas" w:cs="Consolas" w:eastAsia="맑은 고딕" w:hAnsi="Consolas"/>
-                <w:b w:val="false"/>
-                <w:bCs w:val="false"/>
-                <w:i w:val="false"/>
-                <w:iCs w:val="false"/>
-                <w:color w:val="098658"/>
-                <w:sz w:val="17"/>
-                <w:szCs w:val="17"/>
-              </w:rPr>
-              <w:t xml:space="preserve">7</w:t>
-            </w:r>
-            <w:r>
-              <w:rPr>
-                <w:rFonts w:ascii="Consolas" w:cs="Consolas" w:eastAsia="맑은 고딕" w:hAnsi="Consolas"/>
-                <w:b w:val="false"/>
-                <w:bCs w:val="false"/>
-                <w:i w:val="false"/>
-                <w:iCs w:val="false"/>
-                <w:color w:val="24292F"/>
-                <w:sz w:val="17"/>
-                <w:szCs w:val="17"/>
-              </w:rPr>
-              <w:t xml:space="preserve">))</w:t>
+                <w:i/>
+                <w:iCs/>
+                <w:color w:val="6A9955"/>
+                <w:sz w:val="17"/>
+                <w:szCs w:val="17"/>
+              </w:rPr>
+              <w:t xml:space="preserve"># 2행 × 3열 = 그래프 6칸. axes[행, 열] 로 칸을 골라요</w:t>
             </w:r>
           </w:p>
           <w:p>
@@ -3374,6 +3153,32 @@
                 <w:sz w:val="17"/>
                 <w:szCs w:val="17"/>
               </w:rPr>
+              <w:t xml:space="preserve">fig</w:t>
+            </w:r>
+            <w:r>
+              <w:rPr>
+                <w:rFonts w:ascii="Consolas" w:cs="Consolas" w:eastAsia="맑은 고딕" w:hAnsi="Consolas"/>
+                <w:b w:val="false"/>
+                <w:bCs w:val="false"/>
+                <w:i w:val="false"/>
+                <w:iCs w:val="false"/>
+                <w:color w:val="24292F"/>
+                <w:sz w:val="17"/>
+                <w:szCs w:val="17"/>
+              </w:rPr>
+              <w:t xml:space="preserve">, </w:t>
+            </w:r>
+            <w:r>
+              <w:rPr>
+                <w:rFonts w:ascii="Consolas" w:cs="Consolas" w:eastAsia="맑은 고딕" w:hAnsi="Consolas"/>
+                <w:b w:val="false"/>
+                <w:bCs w:val="false"/>
+                <w:i w:val="false"/>
+                <w:iCs w:val="false"/>
+                <w:color w:val="24292F"/>
+                <w:sz w:val="17"/>
+                <w:szCs w:val="17"/>
+              </w:rPr>
               <w:t xml:space="preserve">axes</w:t>
             </w:r>
             <w:r>
@@ -3387,7 +3192,59 @@
                 <w:sz w:val="17"/>
                 <w:szCs w:val="17"/>
               </w:rPr>
-              <w:t xml:space="preserve">[</w:t>
+              <w:t xml:space="preserve"> = </w:t>
+            </w:r>
+            <w:r>
+              <w:rPr>
+                <w:rFonts w:ascii="Consolas" w:cs="Consolas" w:eastAsia="맑은 고딕" w:hAnsi="Consolas"/>
+                <w:b w:val="false"/>
+                <w:bCs w:val="false"/>
+                <w:i w:val="false"/>
+                <w:iCs w:val="false"/>
+                <w:color w:val="24292F"/>
+                <w:sz w:val="17"/>
+                <w:szCs w:val="17"/>
+              </w:rPr>
+              <w:t xml:space="preserve">plt</w:t>
+            </w:r>
+            <w:r>
+              <w:rPr>
+                <w:rFonts w:ascii="Consolas" w:cs="Consolas" w:eastAsia="맑은 고딕" w:hAnsi="Consolas"/>
+                <w:b w:val="false"/>
+                <w:bCs w:val="false"/>
+                <w:i w:val="false"/>
+                <w:iCs w:val="false"/>
+                <w:color w:val="24292F"/>
+                <w:sz w:val="17"/>
+                <w:szCs w:val="17"/>
+              </w:rPr>
+              <w:t xml:space="preserve">.</w:t>
+            </w:r>
+            <w:r>
+              <w:rPr>
+                <w:rFonts w:ascii="Consolas" w:cs="Consolas" w:eastAsia="맑은 고딕" w:hAnsi="Consolas"/>
+                <w:b w:val="false"/>
+                <w:bCs w:val="false"/>
+                <w:i w:val="false"/>
+                <w:iCs w:val="false"/>
+                <w:color w:val="24292F"/>
+                <w:sz w:val="17"/>
+                <w:szCs w:val="17"/>
+              </w:rPr>
+              <w:t xml:space="preserve">subplots</w:t>
+            </w:r>
+            <w:r>
+              <w:rPr>
+                <w:rFonts w:ascii="Consolas" w:cs="Consolas" w:eastAsia="맑은 고딕" w:hAnsi="Consolas"/>
+                <w:b w:val="false"/>
+                <w:bCs w:val="false"/>
+                <w:i w:val="false"/>
+                <w:iCs w:val="false"/>
+                <w:color w:val="24292F"/>
+                <w:sz w:val="17"/>
+                <w:szCs w:val="17"/>
+              </w:rPr>
+              <w:t xml:space="preserve">(</w:t>
             </w:r>
             <w:r>
               <w:rPr>
@@ -3400,7 +3257,7 @@
                 <w:sz w:val="17"/>
                 <w:szCs w:val="17"/>
               </w:rPr>
-              <w:t xml:space="preserve">0</w:t>
+              <w:t xml:space="preserve">2</w:t>
             </w:r>
             <w:r>
               <w:rPr>
@@ -3426,46 +3283,46 @@
                 <w:sz w:val="17"/>
                 <w:szCs w:val="17"/>
               </w:rPr>
-              <w:t xml:space="preserve">0</w:t>
-            </w:r>
-            <w:r>
-              <w:rPr>
-                <w:rFonts w:ascii="Consolas" w:cs="Consolas" w:eastAsia="맑은 고딕" w:hAnsi="Consolas"/>
-                <w:b w:val="false"/>
-                <w:bCs w:val="false"/>
-                <w:i w:val="false"/>
-                <w:iCs w:val="false"/>
-                <w:color w:val="24292F"/>
-                <w:sz w:val="17"/>
-                <w:szCs w:val="17"/>
-              </w:rPr>
-              <w:t xml:space="preserve">].</w:t>
-            </w:r>
-            <w:r>
-              <w:rPr>
-                <w:rFonts w:ascii="Consolas" w:cs="Consolas" w:eastAsia="맑은 고딕" w:hAnsi="Consolas"/>
-                <w:b w:val="false"/>
-                <w:bCs w:val="false"/>
-                <w:i w:val="false"/>
-                <w:iCs w:val="false"/>
-                <w:color w:val="24292F"/>
-                <w:sz w:val="17"/>
-                <w:szCs w:val="17"/>
-              </w:rPr>
-              <w:t xml:space="preserve">plot</w:t>
-            </w:r>
-            <w:r>
-              <w:rPr>
-                <w:rFonts w:ascii="Consolas" w:cs="Consolas" w:eastAsia="맑은 고딕" w:hAnsi="Consolas"/>
-                <w:b w:val="false"/>
-                <w:bCs w:val="false"/>
-                <w:i w:val="false"/>
-                <w:iCs w:val="false"/>
-                <w:color w:val="24292F"/>
-                <w:sz w:val="17"/>
-                <w:szCs w:val="17"/>
-              </w:rPr>
-              <w:t xml:space="preserve">([</w:t>
+              <w:t xml:space="preserve">3</w:t>
+            </w:r>
+            <w:r>
+              <w:rPr>
+                <w:rFonts w:ascii="Consolas" w:cs="Consolas" w:eastAsia="맑은 고딕" w:hAnsi="Consolas"/>
+                <w:b w:val="false"/>
+                <w:bCs w:val="false"/>
+                <w:i w:val="false"/>
+                <w:iCs w:val="false"/>
+                <w:color w:val="24292F"/>
+                <w:sz w:val="17"/>
+                <w:szCs w:val="17"/>
+              </w:rPr>
+              <w:t xml:space="preserve">, </w:t>
+            </w:r>
+            <w:r>
+              <w:rPr>
+                <w:rFonts w:ascii="Consolas" w:cs="Consolas" w:eastAsia="맑은 고딕" w:hAnsi="Consolas"/>
+                <w:b w:val="false"/>
+                <w:bCs w:val="false"/>
+                <w:i w:val="false"/>
+                <w:iCs w:val="false"/>
+                <w:color w:val="24292F"/>
+                <w:sz w:val="17"/>
+                <w:szCs w:val="17"/>
+              </w:rPr>
+              <w:t xml:space="preserve">figsize</w:t>
+            </w:r>
+            <w:r>
+              <w:rPr>
+                <w:rFonts w:ascii="Consolas" w:cs="Consolas" w:eastAsia="맑은 고딕" w:hAnsi="Consolas"/>
+                <w:b w:val="false"/>
+                <w:bCs w:val="false"/>
+                <w:i w:val="false"/>
+                <w:iCs w:val="false"/>
+                <w:color w:val="24292F"/>
+                <w:sz w:val="17"/>
+                <w:szCs w:val="17"/>
+              </w:rPr>
+              <w:t xml:space="preserve">=(</w:t>
             </w:r>
             <w:r>
               <w:rPr>
@@ -3478,7 +3335,7 @@
                 <w:sz w:val="17"/>
                 <w:szCs w:val="17"/>
               </w:rPr>
-              <w:t xml:space="preserve">1</w:t>
+              <w:t xml:space="preserve">12</w:t>
             </w:r>
             <w:r>
               <w:rPr>
@@ -3504,188 +3361,6 @@
                 <w:sz w:val="17"/>
                 <w:szCs w:val="17"/>
               </w:rPr>
-              <w:t xml:space="preserve">2</w:t>
-            </w:r>
-            <w:r>
-              <w:rPr>
-                <w:rFonts w:ascii="Consolas" w:cs="Consolas" w:eastAsia="맑은 고딕" w:hAnsi="Consolas"/>
-                <w:b w:val="false"/>
-                <w:bCs w:val="false"/>
-                <w:i w:val="false"/>
-                <w:iCs w:val="false"/>
-                <w:color w:val="24292F"/>
-                <w:sz w:val="17"/>
-                <w:szCs w:val="17"/>
-              </w:rPr>
-              <w:t xml:space="preserve">, </w:t>
-            </w:r>
-            <w:r>
-              <w:rPr>
-                <w:rFonts w:ascii="Consolas" w:cs="Consolas" w:eastAsia="맑은 고딕" w:hAnsi="Consolas"/>
-                <w:b w:val="false"/>
-                <w:bCs w:val="false"/>
-                <w:i w:val="false"/>
-                <w:iCs w:val="false"/>
-                <w:color w:val="098658"/>
-                <w:sz w:val="17"/>
-                <w:szCs w:val="17"/>
-              </w:rPr>
-              <w:t xml:space="preserve">3</w:t>
-            </w:r>
-            <w:r>
-              <w:rPr>
-                <w:rFonts w:ascii="Consolas" w:cs="Consolas" w:eastAsia="맑은 고딕" w:hAnsi="Consolas"/>
-                <w:b w:val="false"/>
-                <w:bCs w:val="false"/>
-                <w:i w:val="false"/>
-                <w:iCs w:val="false"/>
-                <w:color w:val="24292F"/>
-                <w:sz w:val="17"/>
-                <w:szCs w:val="17"/>
-              </w:rPr>
-              <w:t xml:space="preserve">, </w:t>
-            </w:r>
-            <w:r>
-              <w:rPr>
-                <w:rFonts w:ascii="Consolas" w:cs="Consolas" w:eastAsia="맑은 고딕" w:hAnsi="Consolas"/>
-                <w:b w:val="false"/>
-                <w:bCs w:val="false"/>
-                <w:i w:val="false"/>
-                <w:iCs w:val="false"/>
-                <w:color w:val="098658"/>
-                <w:sz w:val="17"/>
-                <w:szCs w:val="17"/>
-              </w:rPr>
-              <w:t xml:space="preserve">4</w:t>
-            </w:r>
-            <w:r>
-              <w:rPr>
-                <w:rFonts w:ascii="Consolas" w:cs="Consolas" w:eastAsia="맑은 고딕" w:hAnsi="Consolas"/>
-                <w:b w:val="false"/>
-                <w:bCs w:val="false"/>
-                <w:i w:val="false"/>
-                <w:iCs w:val="false"/>
-                <w:color w:val="24292F"/>
-                <w:sz w:val="17"/>
-                <w:szCs w:val="17"/>
-              </w:rPr>
-              <w:t xml:space="preserve">, </w:t>
-            </w:r>
-            <w:r>
-              <w:rPr>
-                <w:rFonts w:ascii="Consolas" w:cs="Consolas" w:eastAsia="맑은 고딕" w:hAnsi="Consolas"/>
-                <w:b w:val="false"/>
-                <w:bCs w:val="false"/>
-                <w:i w:val="false"/>
-                <w:iCs w:val="false"/>
-                <w:color w:val="098658"/>
-                <w:sz w:val="17"/>
-                <w:szCs w:val="17"/>
-              </w:rPr>
-              <w:t xml:space="preserve">5</w:t>
-            </w:r>
-            <w:r>
-              <w:rPr>
-                <w:rFonts w:ascii="Consolas" w:cs="Consolas" w:eastAsia="맑은 고딕" w:hAnsi="Consolas"/>
-                <w:b w:val="false"/>
-                <w:bCs w:val="false"/>
-                <w:i w:val="false"/>
-                <w:iCs w:val="false"/>
-                <w:color w:val="24292F"/>
-                <w:sz w:val="17"/>
-                <w:szCs w:val="17"/>
-              </w:rPr>
-              <w:t xml:space="preserve">], [</w:t>
-            </w:r>
-            <w:r>
-              <w:rPr>
-                <w:rFonts w:ascii="Consolas" w:cs="Consolas" w:eastAsia="맑은 고딕" w:hAnsi="Consolas"/>
-                <w:b w:val="false"/>
-                <w:bCs w:val="false"/>
-                <w:i w:val="false"/>
-                <w:iCs w:val="false"/>
-                <w:color w:val="098658"/>
-                <w:sz w:val="17"/>
-                <w:szCs w:val="17"/>
-              </w:rPr>
-              <w:t xml:space="preserve">3</w:t>
-            </w:r>
-            <w:r>
-              <w:rPr>
-                <w:rFonts w:ascii="Consolas" w:cs="Consolas" w:eastAsia="맑은 고딕" w:hAnsi="Consolas"/>
-                <w:b w:val="false"/>
-                <w:bCs w:val="false"/>
-                <w:i w:val="false"/>
-                <w:iCs w:val="false"/>
-                <w:color w:val="24292F"/>
-                <w:sz w:val="17"/>
-                <w:szCs w:val="17"/>
-              </w:rPr>
-              <w:t xml:space="preserve">, </w:t>
-            </w:r>
-            <w:r>
-              <w:rPr>
-                <w:rFonts w:ascii="Consolas" w:cs="Consolas" w:eastAsia="맑은 고딕" w:hAnsi="Consolas"/>
-                <w:b w:val="false"/>
-                <w:bCs w:val="false"/>
-                <w:i w:val="false"/>
-                <w:iCs w:val="false"/>
-                <w:color w:val="098658"/>
-                <w:sz w:val="17"/>
-                <w:szCs w:val="17"/>
-              </w:rPr>
-              <w:t xml:space="preserve">5</w:t>
-            </w:r>
-            <w:r>
-              <w:rPr>
-                <w:rFonts w:ascii="Consolas" w:cs="Consolas" w:eastAsia="맑은 고딕" w:hAnsi="Consolas"/>
-                <w:b w:val="false"/>
-                <w:bCs w:val="false"/>
-                <w:i w:val="false"/>
-                <w:iCs w:val="false"/>
-                <w:color w:val="24292F"/>
-                <w:sz w:val="17"/>
-                <w:szCs w:val="17"/>
-              </w:rPr>
-              <w:t xml:space="preserve">, </w:t>
-            </w:r>
-            <w:r>
-              <w:rPr>
-                <w:rFonts w:ascii="Consolas" w:cs="Consolas" w:eastAsia="맑은 고딕" w:hAnsi="Consolas"/>
-                <w:b w:val="false"/>
-                <w:bCs w:val="false"/>
-                <w:i w:val="false"/>
-                <w:iCs w:val="false"/>
-                <w:color w:val="098658"/>
-                <w:sz w:val="17"/>
-                <w:szCs w:val="17"/>
-              </w:rPr>
-              <w:t xml:space="preserve">4</w:t>
-            </w:r>
-            <w:r>
-              <w:rPr>
-                <w:rFonts w:ascii="Consolas" w:cs="Consolas" w:eastAsia="맑은 고딕" w:hAnsi="Consolas"/>
-                <w:b w:val="false"/>
-                <w:bCs w:val="false"/>
-                <w:i w:val="false"/>
-                <w:iCs w:val="false"/>
-                <w:color w:val="24292F"/>
-                <w:sz w:val="17"/>
-                <w:szCs w:val="17"/>
-              </w:rPr>
-              <w:t xml:space="preserve">, </w:t>
-            </w:r>
-            <w:r>
-              <w:rPr>
-                <w:rFonts w:ascii="Consolas" w:cs="Consolas" w:eastAsia="맑은 고딕" w:hAnsi="Consolas"/>
-                <w:b w:val="false"/>
-                <w:bCs w:val="false"/>
-                <w:i w:val="false"/>
-                <w:iCs w:val="false"/>
-                <w:color w:val="098658"/>
-                <w:sz w:val="17"/>
-                <w:szCs w:val="17"/>
-              </w:rPr>
               <w:t xml:space="preserve">7</w:t>
             </w:r>
             <w:r>
@@ -3699,85 +3374,7 @@
                 <w:sz w:val="17"/>
                 <w:szCs w:val="17"/>
               </w:rPr>
-              <w:t xml:space="preserve">, </w:t>
-            </w:r>
-            <w:r>
-              <w:rPr>
-                <w:rFonts w:ascii="Consolas" w:cs="Consolas" w:eastAsia="맑은 고딕" w:hAnsi="Consolas"/>
-                <w:b w:val="false"/>
-                <w:bCs w:val="false"/>
-                <w:i w:val="false"/>
-                <w:iCs w:val="false"/>
-                <w:color w:val="098658"/>
-                <w:sz w:val="17"/>
-                <w:szCs w:val="17"/>
-              </w:rPr>
-              <w:t xml:space="preserve">8</w:t>
-            </w:r>
-            <w:r>
-              <w:rPr>
-                <w:rFonts w:ascii="Consolas" w:cs="Consolas" w:eastAsia="맑은 고딕" w:hAnsi="Consolas"/>
-                <w:b w:val="false"/>
-                <w:bCs w:val="false"/>
-                <w:i w:val="false"/>
-                <w:iCs w:val="false"/>
-                <w:color w:val="24292F"/>
-                <w:sz w:val="17"/>
-                <w:szCs w:val="17"/>
-              </w:rPr>
-              <w:t xml:space="preserve">], </w:t>
-            </w:r>
-            <w:r>
-              <w:rPr>
-                <w:rFonts w:ascii="Consolas" w:cs="Consolas" w:eastAsia="맑은 고딕" w:hAnsi="Consolas"/>
-                <w:b w:val="false"/>
-                <w:bCs w:val="false"/>
-                <w:i w:val="false"/>
-                <w:iCs w:val="false"/>
-                <w:color w:val="24292F"/>
-                <w:sz w:val="17"/>
-                <w:szCs w:val="17"/>
-              </w:rPr>
-              <w:t xml:space="preserve">marker</w:t>
-            </w:r>
-            <w:r>
-              <w:rPr>
-                <w:rFonts w:ascii="Consolas" w:cs="Consolas" w:eastAsia="맑은 고딕" w:hAnsi="Consolas"/>
-                <w:b w:val="false"/>
-                <w:bCs w:val="false"/>
-                <w:i w:val="false"/>
-                <w:iCs w:val="false"/>
-                <w:color w:val="24292F"/>
-                <w:sz w:val="17"/>
-                <w:szCs w:val="17"/>
-              </w:rPr>
-              <w:t xml:space="preserve">=</w:t>
-            </w:r>
-            <w:r>
-              <w:rPr>
-                <w:rFonts w:ascii="Consolas" w:cs="Consolas" w:eastAsia="맑은 고딕" w:hAnsi="Consolas"/>
-                <w:b w:val="false"/>
-                <w:bCs w:val="false"/>
-                <w:i w:val="false"/>
-                <w:iCs w:val="false"/>
-                <w:color w:val="A31515"/>
-                <w:sz w:val="17"/>
-                <w:szCs w:val="17"/>
-              </w:rPr>
-              <w:t xml:space="preserve">"o"</w:t>
-            </w:r>
-            <w:r>
-              <w:rPr>
-                <w:rFonts w:ascii="Consolas" w:cs="Consolas" w:eastAsia="맑은 고딕" w:hAnsi="Consolas"/>
-                <w:b w:val="false"/>
-                <w:bCs w:val="false"/>
-                <w:i w:val="false"/>
-                <w:iCs w:val="false"/>
-                <w:color w:val="24292F"/>
-                <w:sz w:val="17"/>
-                <w:szCs w:val="17"/>
-              </w:rPr>
-              <w:t xml:space="preserve">)</w:t>
+              <w:t xml:space="preserve">))</w:t>
             </w:r>
           </w:p>
           <w:p>
@@ -3798,130 +3395,13 @@
                 <w:rFonts w:ascii="Consolas" w:cs="Consolas" w:eastAsia="맑은 고딕" w:hAnsi="Consolas"/>
                 <w:b w:val="false"/>
                 <w:bCs w:val="false"/>
-                <w:i w:val="false"/>
-                <w:iCs w:val="false"/>
-                <w:color w:val="24292F"/>
-                <w:sz w:val="17"/>
-                <w:szCs w:val="17"/>
-              </w:rPr>
-              <w:t xml:space="preserve">axes</w:t>
-            </w:r>
-            <w:r>
-              <w:rPr>
-                <w:rFonts w:ascii="Consolas" w:cs="Consolas" w:eastAsia="맑은 고딕" w:hAnsi="Consolas"/>
-                <w:b w:val="false"/>
-                <w:bCs w:val="false"/>
-                <w:i w:val="false"/>
-                <w:iCs w:val="false"/>
-                <w:color w:val="24292F"/>
-                <w:sz w:val="17"/>
-                <w:szCs w:val="17"/>
-              </w:rPr>
-              <w:t xml:space="preserve">[</w:t>
-            </w:r>
-            <w:r>
-              <w:rPr>
-                <w:rFonts w:ascii="Consolas" w:cs="Consolas" w:eastAsia="맑은 고딕" w:hAnsi="Consolas"/>
-                <w:b w:val="false"/>
-                <w:bCs w:val="false"/>
-                <w:i w:val="false"/>
-                <w:iCs w:val="false"/>
-                <w:color w:val="098658"/>
-                <w:sz w:val="17"/>
-                <w:szCs w:val="17"/>
-              </w:rPr>
-              <w:t xml:space="preserve">0</w:t>
-            </w:r>
-            <w:r>
-              <w:rPr>
-                <w:rFonts w:ascii="Consolas" w:cs="Consolas" w:eastAsia="맑은 고딕" w:hAnsi="Consolas"/>
-                <w:b w:val="false"/>
-                <w:bCs w:val="false"/>
-                <w:i w:val="false"/>
-                <w:iCs w:val="false"/>
-                <w:color w:val="24292F"/>
-                <w:sz w:val="17"/>
-                <w:szCs w:val="17"/>
-              </w:rPr>
-              <w:t xml:space="preserve">, </w:t>
-            </w:r>
-            <w:r>
-              <w:rPr>
-                <w:rFonts w:ascii="Consolas" w:cs="Consolas" w:eastAsia="맑은 고딕" w:hAnsi="Consolas"/>
-                <w:b w:val="false"/>
-                <w:bCs w:val="false"/>
-                <w:i w:val="false"/>
-                <w:iCs w:val="false"/>
-                <w:color w:val="098658"/>
-                <w:sz w:val="17"/>
-                <w:szCs w:val="17"/>
-              </w:rPr>
-              <w:t xml:space="preserve">0</w:t>
-            </w:r>
-            <w:r>
-              <w:rPr>
-                <w:rFonts w:ascii="Consolas" w:cs="Consolas" w:eastAsia="맑은 고딕" w:hAnsi="Consolas"/>
-                <w:b w:val="false"/>
-                <w:bCs w:val="false"/>
-                <w:i w:val="false"/>
-                <w:iCs w:val="false"/>
-                <w:color w:val="24292F"/>
-                <w:sz w:val="17"/>
-                <w:szCs w:val="17"/>
-              </w:rPr>
-              <w:t xml:space="preserve">].</w:t>
-            </w:r>
-            <w:r>
-              <w:rPr>
-                <w:rFonts w:ascii="Consolas" w:cs="Consolas" w:eastAsia="맑은 고딕" w:hAnsi="Consolas"/>
-                <w:b w:val="false"/>
-                <w:bCs w:val="false"/>
-                <w:i w:val="false"/>
-                <w:iCs w:val="false"/>
-                <w:color w:val="24292F"/>
-                <w:sz w:val="17"/>
-                <w:szCs w:val="17"/>
-              </w:rPr>
-              <w:t xml:space="preserve">set_title</w:t>
-            </w:r>
-            <w:r>
-              <w:rPr>
-                <w:rFonts w:ascii="Consolas" w:cs="Consolas" w:eastAsia="맑은 고딕" w:hAnsi="Consolas"/>
-                <w:b w:val="false"/>
-                <w:bCs w:val="false"/>
-                <w:i w:val="false"/>
-                <w:iCs w:val="false"/>
-                <w:color w:val="24292F"/>
-                <w:sz w:val="17"/>
-                <w:szCs w:val="17"/>
-              </w:rPr>
-              <w:t xml:space="preserve">(</w:t>
-            </w:r>
-            <w:r>
-              <w:rPr>
-                <w:rFonts w:ascii="Consolas" w:cs="Consolas" w:eastAsia="맑은 고딕" w:hAnsi="Consolas"/>
-                <w:b w:val="false"/>
-                <w:bCs w:val="false"/>
-                <w:i w:val="false"/>
-                <w:iCs w:val="false"/>
-                <w:color w:val="A31515"/>
-                <w:sz w:val="17"/>
-                <w:szCs w:val="17"/>
-              </w:rPr>
-              <w:t xml:space="preserve">"선: 시간에 따른 변화"</w:t>
-            </w:r>
-            <w:r>
-              <w:rPr>
-                <w:rFonts w:ascii="Consolas" w:cs="Consolas" w:eastAsia="맑은 고딕" w:hAnsi="Consolas"/>
-                <w:b w:val="false"/>
-                <w:bCs w:val="false"/>
-                <w:i w:val="false"/>
-                <w:iCs w:val="false"/>
-                <w:color w:val="24292F"/>
-                <w:sz w:val="17"/>
-                <w:szCs w:val="17"/>
-              </w:rPr>
-              <w:t xml:space="preserve">)</w:t>
+                <w:i/>
+                <w:iCs/>
+                <w:color w:val="6A9955"/>
+                <w:sz w:val="17"/>
+                <w:szCs w:val="17"/>
+              </w:rPr>
+              <w:t xml:space="preserve"># 윗줄: 선(변화) · 막대(비교) · 히스토그램(분포)</w:t>
             </w:r>
           </w:p>
           <w:p>
@@ -4000,6 +3480,58 @@
                 <w:sz w:val="17"/>
                 <w:szCs w:val="17"/>
               </w:rPr>
+              <w:t xml:space="preserve">0</w:t>
+            </w:r>
+            <w:r>
+              <w:rPr>
+                <w:rFonts w:ascii="Consolas" w:cs="Consolas" w:eastAsia="맑은 고딕" w:hAnsi="Consolas"/>
+                <w:b w:val="false"/>
+                <w:bCs w:val="false"/>
+                <w:i w:val="false"/>
+                <w:iCs w:val="false"/>
+                <w:color w:val="24292F"/>
+                <w:sz w:val="17"/>
+                <w:szCs w:val="17"/>
+              </w:rPr>
+              <w:t xml:space="preserve">].</w:t>
+            </w:r>
+            <w:r>
+              <w:rPr>
+                <w:rFonts w:ascii="Consolas" w:cs="Consolas" w:eastAsia="맑은 고딕" w:hAnsi="Consolas"/>
+                <w:b w:val="false"/>
+                <w:bCs w:val="false"/>
+                <w:i w:val="false"/>
+                <w:iCs w:val="false"/>
+                <w:color w:val="24292F"/>
+                <w:sz w:val="17"/>
+                <w:szCs w:val="17"/>
+              </w:rPr>
+              <w:t xml:space="preserve">plot</w:t>
+            </w:r>
+            <w:r>
+              <w:rPr>
+                <w:rFonts w:ascii="Consolas" w:cs="Consolas" w:eastAsia="맑은 고딕" w:hAnsi="Consolas"/>
+                <w:b w:val="false"/>
+                <w:bCs w:val="false"/>
+                <w:i w:val="false"/>
+                <w:iCs w:val="false"/>
+                <w:color w:val="24292F"/>
+                <w:sz w:val="17"/>
+                <w:szCs w:val="17"/>
+              </w:rPr>
+              <w:t xml:space="preserve">([</w:t>
+            </w:r>
+            <w:r>
+              <w:rPr>
+                <w:rFonts w:ascii="Consolas" w:cs="Consolas" w:eastAsia="맑은 고딕" w:hAnsi="Consolas"/>
+                <w:b w:val="false"/>
+                <w:bCs w:val="false"/>
+                <w:i w:val="false"/>
+                <w:iCs w:val="false"/>
+                <w:color w:val="098658"/>
+                <w:sz w:val="17"/>
+                <w:szCs w:val="17"/>
+              </w:rPr>
               <w:t xml:space="preserve">1</w:t>
             </w:r>
             <w:r>
@@ -4013,33 +3545,267 @@
                 <w:sz w:val="17"/>
                 <w:szCs w:val="17"/>
               </w:rPr>
-              <w:t xml:space="preserve">].</w:t>
-            </w:r>
-            <w:r>
-              <w:rPr>
-                <w:rFonts w:ascii="Consolas" w:cs="Consolas" w:eastAsia="맑은 고딕" w:hAnsi="Consolas"/>
-                <w:b w:val="false"/>
-                <w:bCs w:val="false"/>
-                <w:i w:val="false"/>
-                <w:iCs w:val="false"/>
-                <w:color w:val="24292F"/>
-                <w:sz w:val="17"/>
-                <w:szCs w:val="17"/>
-              </w:rPr>
-              <w:t xml:space="preserve">bar</w:t>
-            </w:r>
-            <w:r>
-              <w:rPr>
-                <w:rFonts w:ascii="Consolas" w:cs="Consolas" w:eastAsia="맑은 고딕" w:hAnsi="Consolas"/>
-                <w:b w:val="false"/>
-                <w:bCs w:val="false"/>
-                <w:i w:val="false"/>
-                <w:iCs w:val="false"/>
-                <w:color w:val="24292F"/>
-                <w:sz w:val="17"/>
-                <w:szCs w:val="17"/>
-              </w:rPr>
-              <w:t xml:space="preserve">([</w:t>
+              <w:t xml:space="preserve">, </w:t>
+            </w:r>
+            <w:r>
+              <w:rPr>
+                <w:rFonts w:ascii="Consolas" w:cs="Consolas" w:eastAsia="맑은 고딕" w:hAnsi="Consolas"/>
+                <w:b w:val="false"/>
+                <w:bCs w:val="false"/>
+                <w:i w:val="false"/>
+                <w:iCs w:val="false"/>
+                <w:color w:val="098658"/>
+                <w:sz w:val="17"/>
+                <w:szCs w:val="17"/>
+              </w:rPr>
+              <w:t xml:space="preserve">2</w:t>
+            </w:r>
+            <w:r>
+              <w:rPr>
+                <w:rFonts w:ascii="Consolas" w:cs="Consolas" w:eastAsia="맑은 고딕" w:hAnsi="Consolas"/>
+                <w:b w:val="false"/>
+                <w:bCs w:val="false"/>
+                <w:i w:val="false"/>
+                <w:iCs w:val="false"/>
+                <w:color w:val="24292F"/>
+                <w:sz w:val="17"/>
+                <w:szCs w:val="17"/>
+              </w:rPr>
+              <w:t xml:space="preserve">, </w:t>
+            </w:r>
+            <w:r>
+              <w:rPr>
+                <w:rFonts w:ascii="Consolas" w:cs="Consolas" w:eastAsia="맑은 고딕" w:hAnsi="Consolas"/>
+                <w:b w:val="false"/>
+                <w:bCs w:val="false"/>
+                <w:i w:val="false"/>
+                <w:iCs w:val="false"/>
+                <w:color w:val="098658"/>
+                <w:sz w:val="17"/>
+                <w:szCs w:val="17"/>
+              </w:rPr>
+              <w:t xml:space="preserve">3</w:t>
+            </w:r>
+            <w:r>
+              <w:rPr>
+                <w:rFonts w:ascii="Consolas" w:cs="Consolas" w:eastAsia="맑은 고딕" w:hAnsi="Consolas"/>
+                <w:b w:val="false"/>
+                <w:bCs w:val="false"/>
+                <w:i w:val="false"/>
+                <w:iCs w:val="false"/>
+                <w:color w:val="24292F"/>
+                <w:sz w:val="17"/>
+                <w:szCs w:val="17"/>
+              </w:rPr>
+              <w:t xml:space="preserve">, </w:t>
+            </w:r>
+            <w:r>
+              <w:rPr>
+                <w:rFonts w:ascii="Consolas" w:cs="Consolas" w:eastAsia="맑은 고딕" w:hAnsi="Consolas"/>
+                <w:b w:val="false"/>
+                <w:bCs w:val="false"/>
+                <w:i w:val="false"/>
+                <w:iCs w:val="false"/>
+                <w:color w:val="098658"/>
+                <w:sz w:val="17"/>
+                <w:szCs w:val="17"/>
+              </w:rPr>
+              <w:t xml:space="preserve">4</w:t>
+            </w:r>
+            <w:r>
+              <w:rPr>
+                <w:rFonts w:ascii="Consolas" w:cs="Consolas" w:eastAsia="맑은 고딕" w:hAnsi="Consolas"/>
+                <w:b w:val="false"/>
+                <w:bCs w:val="false"/>
+                <w:i w:val="false"/>
+                <w:iCs w:val="false"/>
+                <w:color w:val="24292F"/>
+                <w:sz w:val="17"/>
+                <w:szCs w:val="17"/>
+              </w:rPr>
+              <w:t xml:space="preserve">, </w:t>
+            </w:r>
+            <w:r>
+              <w:rPr>
+                <w:rFonts w:ascii="Consolas" w:cs="Consolas" w:eastAsia="맑은 고딕" w:hAnsi="Consolas"/>
+                <w:b w:val="false"/>
+                <w:bCs w:val="false"/>
+                <w:i w:val="false"/>
+                <w:iCs w:val="false"/>
+                <w:color w:val="098658"/>
+                <w:sz w:val="17"/>
+                <w:szCs w:val="17"/>
+              </w:rPr>
+              <w:t xml:space="preserve">5</w:t>
+            </w:r>
+            <w:r>
+              <w:rPr>
+                <w:rFonts w:ascii="Consolas" w:cs="Consolas" w:eastAsia="맑은 고딕" w:hAnsi="Consolas"/>
+                <w:b w:val="false"/>
+                <w:bCs w:val="false"/>
+                <w:i w:val="false"/>
+                <w:iCs w:val="false"/>
+                <w:color w:val="24292F"/>
+                <w:sz w:val="17"/>
+                <w:szCs w:val="17"/>
+              </w:rPr>
+              <w:t xml:space="preserve">], [</w:t>
+            </w:r>
+            <w:r>
+              <w:rPr>
+                <w:rFonts w:ascii="Consolas" w:cs="Consolas" w:eastAsia="맑은 고딕" w:hAnsi="Consolas"/>
+                <w:b w:val="false"/>
+                <w:bCs w:val="false"/>
+                <w:i w:val="false"/>
+                <w:iCs w:val="false"/>
+                <w:color w:val="098658"/>
+                <w:sz w:val="17"/>
+                <w:szCs w:val="17"/>
+              </w:rPr>
+              <w:t xml:space="preserve">3</w:t>
+            </w:r>
+            <w:r>
+              <w:rPr>
+                <w:rFonts w:ascii="Consolas" w:cs="Consolas" w:eastAsia="맑은 고딕" w:hAnsi="Consolas"/>
+                <w:b w:val="false"/>
+                <w:bCs w:val="false"/>
+                <w:i w:val="false"/>
+                <w:iCs w:val="false"/>
+                <w:color w:val="24292F"/>
+                <w:sz w:val="17"/>
+                <w:szCs w:val="17"/>
+              </w:rPr>
+              <w:t xml:space="preserve">, </w:t>
+            </w:r>
+            <w:r>
+              <w:rPr>
+                <w:rFonts w:ascii="Consolas" w:cs="Consolas" w:eastAsia="맑은 고딕" w:hAnsi="Consolas"/>
+                <w:b w:val="false"/>
+                <w:bCs w:val="false"/>
+                <w:i w:val="false"/>
+                <w:iCs w:val="false"/>
+                <w:color w:val="098658"/>
+                <w:sz w:val="17"/>
+                <w:szCs w:val="17"/>
+              </w:rPr>
+              <w:t xml:space="preserve">5</w:t>
+            </w:r>
+            <w:r>
+              <w:rPr>
+                <w:rFonts w:ascii="Consolas" w:cs="Consolas" w:eastAsia="맑은 고딕" w:hAnsi="Consolas"/>
+                <w:b w:val="false"/>
+                <w:bCs w:val="false"/>
+                <w:i w:val="false"/>
+                <w:iCs w:val="false"/>
+                <w:color w:val="24292F"/>
+                <w:sz w:val="17"/>
+                <w:szCs w:val="17"/>
+              </w:rPr>
+              <w:t xml:space="preserve">, </w:t>
+            </w:r>
+            <w:r>
+              <w:rPr>
+                <w:rFonts w:ascii="Consolas" w:cs="Consolas" w:eastAsia="맑은 고딕" w:hAnsi="Consolas"/>
+                <w:b w:val="false"/>
+                <w:bCs w:val="false"/>
+                <w:i w:val="false"/>
+                <w:iCs w:val="false"/>
+                <w:color w:val="098658"/>
+                <w:sz w:val="17"/>
+                <w:szCs w:val="17"/>
+              </w:rPr>
+              <w:t xml:space="preserve">4</w:t>
+            </w:r>
+            <w:r>
+              <w:rPr>
+                <w:rFonts w:ascii="Consolas" w:cs="Consolas" w:eastAsia="맑은 고딕" w:hAnsi="Consolas"/>
+                <w:b w:val="false"/>
+                <w:bCs w:val="false"/>
+                <w:i w:val="false"/>
+                <w:iCs w:val="false"/>
+                <w:color w:val="24292F"/>
+                <w:sz w:val="17"/>
+                <w:szCs w:val="17"/>
+              </w:rPr>
+              <w:t xml:space="preserve">, </w:t>
+            </w:r>
+            <w:r>
+              <w:rPr>
+                <w:rFonts w:ascii="Consolas" w:cs="Consolas" w:eastAsia="맑은 고딕" w:hAnsi="Consolas"/>
+                <w:b w:val="false"/>
+                <w:bCs w:val="false"/>
+                <w:i w:val="false"/>
+                <w:iCs w:val="false"/>
+                <w:color w:val="098658"/>
+                <w:sz w:val="17"/>
+                <w:szCs w:val="17"/>
+              </w:rPr>
+              <w:t xml:space="preserve">7</w:t>
+            </w:r>
+            <w:r>
+              <w:rPr>
+                <w:rFonts w:ascii="Consolas" w:cs="Consolas" w:eastAsia="맑은 고딕" w:hAnsi="Consolas"/>
+                <w:b w:val="false"/>
+                <w:bCs w:val="false"/>
+                <w:i w:val="false"/>
+                <w:iCs w:val="false"/>
+                <w:color w:val="24292F"/>
+                <w:sz w:val="17"/>
+                <w:szCs w:val="17"/>
+              </w:rPr>
+              <w:t xml:space="preserve">, </w:t>
+            </w:r>
+            <w:r>
+              <w:rPr>
+                <w:rFonts w:ascii="Consolas" w:cs="Consolas" w:eastAsia="맑은 고딕" w:hAnsi="Consolas"/>
+                <w:b w:val="false"/>
+                <w:bCs w:val="false"/>
+                <w:i w:val="false"/>
+                <w:iCs w:val="false"/>
+                <w:color w:val="098658"/>
+                <w:sz w:val="17"/>
+                <w:szCs w:val="17"/>
+              </w:rPr>
+              <w:t xml:space="preserve">8</w:t>
+            </w:r>
+            <w:r>
+              <w:rPr>
+                <w:rFonts w:ascii="Consolas" w:cs="Consolas" w:eastAsia="맑은 고딕" w:hAnsi="Consolas"/>
+                <w:b w:val="false"/>
+                <w:bCs w:val="false"/>
+                <w:i w:val="false"/>
+                <w:iCs w:val="false"/>
+                <w:color w:val="24292F"/>
+                <w:sz w:val="17"/>
+                <w:szCs w:val="17"/>
+              </w:rPr>
+              <w:t xml:space="preserve">], </w:t>
+            </w:r>
+            <w:r>
+              <w:rPr>
+                <w:rFonts w:ascii="Consolas" w:cs="Consolas" w:eastAsia="맑은 고딕" w:hAnsi="Consolas"/>
+                <w:b w:val="false"/>
+                <w:bCs w:val="false"/>
+                <w:i w:val="false"/>
+                <w:iCs w:val="false"/>
+                <w:color w:val="24292F"/>
+                <w:sz w:val="17"/>
+                <w:szCs w:val="17"/>
+              </w:rPr>
+              <w:t xml:space="preserve">marker</w:t>
+            </w:r>
+            <w:r>
+              <w:rPr>
+                <w:rFonts w:ascii="Consolas" w:cs="Consolas" w:eastAsia="맑은 고딕" w:hAnsi="Consolas"/>
+                <w:b w:val="false"/>
+                <w:bCs w:val="false"/>
+                <w:i w:val="false"/>
+                <w:iCs w:val="false"/>
+                <w:color w:val="24292F"/>
+                <w:sz w:val="17"/>
+                <w:szCs w:val="17"/>
+              </w:rPr>
+              <w:t xml:space="preserve">=</w:t>
             </w:r>
             <w:r>
               <w:rPr>
@@ -4052,150 +3818,20 @@
                 <w:sz w:val="17"/>
                 <w:szCs w:val="17"/>
               </w:rPr>
-              <w:t xml:space="preserve">"A"</w:t>
-            </w:r>
-            <w:r>
-              <w:rPr>
-                <w:rFonts w:ascii="Consolas" w:cs="Consolas" w:eastAsia="맑은 고딕" w:hAnsi="Consolas"/>
-                <w:b w:val="false"/>
-                <w:bCs w:val="false"/>
-                <w:i w:val="false"/>
-                <w:iCs w:val="false"/>
-                <w:color w:val="24292F"/>
-                <w:sz w:val="17"/>
-                <w:szCs w:val="17"/>
-              </w:rPr>
-              <w:t xml:space="preserve">, </w:t>
-            </w:r>
-            <w:r>
-              <w:rPr>
-                <w:rFonts w:ascii="Consolas" w:cs="Consolas" w:eastAsia="맑은 고딕" w:hAnsi="Consolas"/>
-                <w:b w:val="false"/>
-                <w:bCs w:val="false"/>
-                <w:i w:val="false"/>
-                <w:iCs w:val="false"/>
-                <w:color w:val="A31515"/>
-                <w:sz w:val="17"/>
-                <w:szCs w:val="17"/>
-              </w:rPr>
-              <w:t xml:space="preserve">"B"</w:t>
-            </w:r>
-            <w:r>
-              <w:rPr>
-                <w:rFonts w:ascii="Consolas" w:cs="Consolas" w:eastAsia="맑은 고딕" w:hAnsi="Consolas"/>
-                <w:b w:val="false"/>
-                <w:bCs w:val="false"/>
-                <w:i w:val="false"/>
-                <w:iCs w:val="false"/>
-                <w:color w:val="24292F"/>
-                <w:sz w:val="17"/>
-                <w:szCs w:val="17"/>
-              </w:rPr>
-              <w:t xml:space="preserve">, </w:t>
-            </w:r>
-            <w:r>
-              <w:rPr>
-                <w:rFonts w:ascii="Consolas" w:cs="Consolas" w:eastAsia="맑은 고딕" w:hAnsi="Consolas"/>
-                <w:b w:val="false"/>
-                <w:bCs w:val="false"/>
-                <w:i w:val="false"/>
-                <w:iCs w:val="false"/>
-                <w:color w:val="A31515"/>
-                <w:sz w:val="17"/>
-                <w:szCs w:val="17"/>
-              </w:rPr>
-              <w:t xml:space="preserve">"C"</w:t>
-            </w:r>
-            <w:r>
-              <w:rPr>
-                <w:rFonts w:ascii="Consolas" w:cs="Consolas" w:eastAsia="맑은 고딕" w:hAnsi="Consolas"/>
-                <w:b w:val="false"/>
-                <w:bCs w:val="false"/>
-                <w:i w:val="false"/>
-                <w:iCs w:val="false"/>
-                <w:color w:val="24292F"/>
-                <w:sz w:val="17"/>
-                <w:szCs w:val="17"/>
-              </w:rPr>
-              <w:t xml:space="preserve">], [</w:t>
-            </w:r>
-            <w:r>
-              <w:rPr>
-                <w:rFonts w:ascii="Consolas" w:cs="Consolas" w:eastAsia="맑은 고딕" w:hAnsi="Consolas"/>
-                <w:b w:val="false"/>
-                <w:bCs w:val="false"/>
-                <w:i w:val="false"/>
-                <w:iCs w:val="false"/>
-                <w:color w:val="098658"/>
-                <w:sz w:val="17"/>
-                <w:szCs w:val="17"/>
-              </w:rPr>
-              <w:t xml:space="preserve">5</w:t>
-            </w:r>
-            <w:r>
-              <w:rPr>
-                <w:rFonts w:ascii="Consolas" w:cs="Consolas" w:eastAsia="맑은 고딕" w:hAnsi="Consolas"/>
-                <w:b w:val="false"/>
-                <w:bCs w:val="false"/>
-                <w:i w:val="false"/>
-                <w:iCs w:val="false"/>
-                <w:color w:val="24292F"/>
-                <w:sz w:val="17"/>
-                <w:szCs w:val="17"/>
-              </w:rPr>
-              <w:t xml:space="preserve">, </w:t>
-            </w:r>
-            <w:r>
-              <w:rPr>
-                <w:rFonts w:ascii="Consolas" w:cs="Consolas" w:eastAsia="맑은 고딕" w:hAnsi="Consolas"/>
-                <w:b w:val="false"/>
-                <w:bCs w:val="false"/>
-                <w:i w:val="false"/>
-                <w:iCs w:val="false"/>
-                <w:color w:val="098658"/>
-                <w:sz w:val="17"/>
-                <w:szCs w:val="17"/>
-              </w:rPr>
-              <w:t xml:space="preserve">8</w:t>
-            </w:r>
-            <w:r>
-              <w:rPr>
-                <w:rFonts w:ascii="Consolas" w:cs="Consolas" w:eastAsia="맑은 고딕" w:hAnsi="Consolas"/>
-                <w:b w:val="false"/>
-                <w:bCs w:val="false"/>
-                <w:i w:val="false"/>
-                <w:iCs w:val="false"/>
-                <w:color w:val="24292F"/>
-                <w:sz w:val="17"/>
-                <w:szCs w:val="17"/>
-              </w:rPr>
-              <w:t xml:space="preserve">, </w:t>
-            </w:r>
-            <w:r>
-              <w:rPr>
-                <w:rFonts w:ascii="Consolas" w:cs="Consolas" w:eastAsia="맑은 고딕" w:hAnsi="Consolas"/>
-                <w:b w:val="false"/>
-                <w:bCs w:val="false"/>
-                <w:i w:val="false"/>
-                <w:iCs w:val="false"/>
-                <w:color w:val="098658"/>
-                <w:sz w:val="17"/>
-                <w:szCs w:val="17"/>
-              </w:rPr>
-              <w:t xml:space="preserve">3</w:t>
-            </w:r>
-            <w:r>
-              <w:rPr>
-                <w:rFonts w:ascii="Consolas" w:cs="Consolas" w:eastAsia="맑은 고딕" w:hAnsi="Consolas"/>
-                <w:b w:val="false"/>
-                <w:bCs w:val="false"/>
-                <w:i w:val="false"/>
-                <w:iCs w:val="false"/>
-                <w:color w:val="24292F"/>
-                <w:sz w:val="17"/>
-                <w:szCs w:val="17"/>
-              </w:rPr>
-              <w:t xml:space="preserve">])</w:t>
+              <w:t xml:space="preserve">"o"</w:t>
+            </w:r>
+            <w:r>
+              <w:rPr>
+                <w:rFonts w:ascii="Consolas" w:cs="Consolas" w:eastAsia="맑은 고딕" w:hAnsi="Consolas"/>
+                <w:b w:val="false"/>
+                <w:bCs w:val="false"/>
+                <w:i w:val="false"/>
+                <w:iCs w:val="false"/>
+                <w:color w:val="24292F"/>
+                <w:sz w:val="17"/>
+                <w:szCs w:val="17"/>
+              </w:rPr>
+              <w:t xml:space="preserve">)</w:t>
             </w:r>
           </w:p>
           <w:p>
@@ -4274,7 +3910,7 @@
                 <w:sz w:val="17"/>
                 <w:szCs w:val="17"/>
               </w:rPr>
-              <w:t xml:space="preserve">1</w:t>
+              <w:t xml:space="preserve">0</w:t>
             </w:r>
             <w:r>
               <w:rPr>
@@ -4326,7 +3962,7 @@
                 <w:sz w:val="17"/>
                 <w:szCs w:val="17"/>
               </w:rPr>
-              <w:t xml:space="preserve">"막대: 항목 비교"</w:t>
+              <w:t xml:space="preserve">"선: 시간에 따른 변화"</w:t>
             </w:r>
             <w:r>
               <w:rPr>
@@ -4418,7 +4054,7 @@
                 <w:sz w:val="17"/>
                 <w:szCs w:val="17"/>
               </w:rPr>
-              <w:t xml:space="preserve">2</w:t>
+              <w:t xml:space="preserve">1</w:t>
             </w:r>
             <w:r>
               <w:rPr>
@@ -4444,72 +4080,98 @@
                 <w:sz w:val="17"/>
                 <w:szCs w:val="17"/>
               </w:rPr>
-              <w:t xml:space="preserve">hist</w:t>
-            </w:r>
-            <w:r>
-              <w:rPr>
-                <w:rFonts w:ascii="Consolas" w:cs="Consolas" w:eastAsia="맑은 고딕" w:hAnsi="Consolas"/>
-                <w:b w:val="false"/>
-                <w:bCs w:val="false"/>
-                <w:i w:val="false"/>
-                <w:iCs w:val="false"/>
-                <w:color w:val="24292F"/>
-                <w:sz w:val="17"/>
-                <w:szCs w:val="17"/>
-              </w:rPr>
-              <w:t xml:space="preserve">(</w:t>
-            </w:r>
-            <w:r>
-              <w:rPr>
-                <w:rFonts w:ascii="Consolas" w:cs="Consolas" w:eastAsia="맑은 고딕" w:hAnsi="Consolas"/>
-                <w:b w:val="false"/>
-                <w:bCs w:val="false"/>
-                <w:i w:val="false"/>
-                <w:iCs w:val="false"/>
-                <w:color w:val="24292F"/>
-                <w:sz w:val="17"/>
-                <w:szCs w:val="17"/>
-              </w:rPr>
-              <w:t xml:space="preserve">rng</w:t>
-            </w:r>
-            <w:r>
-              <w:rPr>
-                <w:rFonts w:ascii="Consolas" w:cs="Consolas" w:eastAsia="맑은 고딕" w:hAnsi="Consolas"/>
-                <w:b w:val="false"/>
-                <w:bCs w:val="false"/>
-                <w:i w:val="false"/>
-                <w:iCs w:val="false"/>
-                <w:color w:val="24292F"/>
-                <w:sz w:val="17"/>
-                <w:szCs w:val="17"/>
-              </w:rPr>
-              <w:t xml:space="preserve">.</w:t>
-            </w:r>
-            <w:r>
-              <w:rPr>
-                <w:rFonts w:ascii="Consolas" w:cs="Consolas" w:eastAsia="맑은 고딕" w:hAnsi="Consolas"/>
-                <w:b w:val="false"/>
-                <w:bCs w:val="false"/>
-                <w:i w:val="false"/>
-                <w:iCs w:val="false"/>
-                <w:color w:val="24292F"/>
-                <w:sz w:val="17"/>
-                <w:szCs w:val="17"/>
-              </w:rPr>
-              <w:t xml:space="preserve">normal</w:t>
-            </w:r>
-            <w:r>
-              <w:rPr>
-                <w:rFonts w:ascii="Consolas" w:cs="Consolas" w:eastAsia="맑은 고딕" w:hAnsi="Consolas"/>
-                <w:b w:val="false"/>
-                <w:bCs w:val="false"/>
-                <w:i w:val="false"/>
-                <w:iCs w:val="false"/>
-                <w:color w:val="24292F"/>
-                <w:sz w:val="17"/>
-                <w:szCs w:val="17"/>
-              </w:rPr>
-              <w:t xml:space="preserve">(</w:t>
+              <w:t xml:space="preserve">bar</w:t>
+            </w:r>
+            <w:r>
+              <w:rPr>
+                <w:rFonts w:ascii="Consolas" w:cs="Consolas" w:eastAsia="맑은 고딕" w:hAnsi="Consolas"/>
+                <w:b w:val="false"/>
+                <w:bCs w:val="false"/>
+                <w:i w:val="false"/>
+                <w:iCs w:val="false"/>
+                <w:color w:val="24292F"/>
+                <w:sz w:val="17"/>
+                <w:szCs w:val="17"/>
+              </w:rPr>
+              <w:t xml:space="preserve">([</w:t>
+            </w:r>
+            <w:r>
+              <w:rPr>
+                <w:rFonts w:ascii="Consolas" w:cs="Consolas" w:eastAsia="맑은 고딕" w:hAnsi="Consolas"/>
+                <w:b w:val="false"/>
+                <w:bCs w:val="false"/>
+                <w:i w:val="false"/>
+                <w:iCs w:val="false"/>
+                <w:color w:val="A31515"/>
+                <w:sz w:val="17"/>
+                <w:szCs w:val="17"/>
+              </w:rPr>
+              <w:t xml:space="preserve">"A"</w:t>
+            </w:r>
+            <w:r>
+              <w:rPr>
+                <w:rFonts w:ascii="Consolas" w:cs="Consolas" w:eastAsia="맑은 고딕" w:hAnsi="Consolas"/>
+                <w:b w:val="false"/>
+                <w:bCs w:val="false"/>
+                <w:i w:val="false"/>
+                <w:iCs w:val="false"/>
+                <w:color w:val="24292F"/>
+                <w:sz w:val="17"/>
+                <w:szCs w:val="17"/>
+              </w:rPr>
+              <w:t xml:space="preserve">, </w:t>
+            </w:r>
+            <w:r>
+              <w:rPr>
+                <w:rFonts w:ascii="Consolas" w:cs="Consolas" w:eastAsia="맑은 고딕" w:hAnsi="Consolas"/>
+                <w:b w:val="false"/>
+                <w:bCs w:val="false"/>
+                <w:i w:val="false"/>
+                <w:iCs w:val="false"/>
+                <w:color w:val="A31515"/>
+                <w:sz w:val="17"/>
+                <w:szCs w:val="17"/>
+              </w:rPr>
+              <w:t xml:space="preserve">"B"</w:t>
+            </w:r>
+            <w:r>
+              <w:rPr>
+                <w:rFonts w:ascii="Consolas" w:cs="Consolas" w:eastAsia="맑은 고딕" w:hAnsi="Consolas"/>
+                <w:b w:val="false"/>
+                <w:bCs w:val="false"/>
+                <w:i w:val="false"/>
+                <w:iCs w:val="false"/>
+                <w:color w:val="24292F"/>
+                <w:sz w:val="17"/>
+                <w:szCs w:val="17"/>
+              </w:rPr>
+              <w:t xml:space="preserve">, </w:t>
+            </w:r>
+            <w:r>
+              <w:rPr>
+                <w:rFonts w:ascii="Consolas" w:cs="Consolas" w:eastAsia="맑은 고딕" w:hAnsi="Consolas"/>
+                <w:b w:val="false"/>
+                <w:bCs w:val="false"/>
+                <w:i w:val="false"/>
+                <w:iCs w:val="false"/>
+                <w:color w:val="A31515"/>
+                <w:sz w:val="17"/>
+                <w:szCs w:val="17"/>
+              </w:rPr>
+              <w:t xml:space="preserve">"C"</w:t>
+            </w:r>
+            <w:r>
+              <w:rPr>
+                <w:rFonts w:ascii="Consolas" w:cs="Consolas" w:eastAsia="맑은 고딕" w:hAnsi="Consolas"/>
+                <w:b w:val="false"/>
+                <w:bCs w:val="false"/>
+                <w:i w:val="false"/>
+                <w:iCs w:val="false"/>
+                <w:color w:val="24292F"/>
+                <w:sz w:val="17"/>
+                <w:szCs w:val="17"/>
+              </w:rPr>
+              <w:t xml:space="preserve">], [</w:t>
             </w:r>
             <w:r>
               <w:rPr>
@@ -4522,7 +4184,7 @@
                 <w:sz w:val="17"/>
                 <w:szCs w:val="17"/>
               </w:rPr>
-              <w:t xml:space="preserve">0</w:t>
+              <w:t xml:space="preserve">5</w:t>
             </w:r>
             <w:r>
               <w:rPr>
@@ -4548,7 +4210,7 @@
                 <w:sz w:val="17"/>
                 <w:szCs w:val="17"/>
               </w:rPr>
-              <w:t xml:space="preserve">1</w:t>
+              <w:t xml:space="preserve">8</w:t>
             </w:r>
             <w:r>
               <w:rPr>
@@ -4574,72 +4236,20 @@
                 <w:sz w:val="17"/>
                 <w:szCs w:val="17"/>
               </w:rPr>
-              <w:t xml:space="preserve">200</w:t>
-            </w:r>
-            <w:r>
-              <w:rPr>
-                <w:rFonts w:ascii="Consolas" w:cs="Consolas" w:eastAsia="맑은 고딕" w:hAnsi="Consolas"/>
-                <w:b w:val="false"/>
-                <w:bCs w:val="false"/>
-                <w:i w:val="false"/>
-                <w:iCs w:val="false"/>
-                <w:color w:val="24292F"/>
-                <w:sz w:val="17"/>
-                <w:szCs w:val="17"/>
-              </w:rPr>
-              <w:t xml:space="preserve">), </w:t>
-            </w:r>
-            <w:r>
-              <w:rPr>
-                <w:rFonts w:ascii="Consolas" w:cs="Consolas" w:eastAsia="맑은 고딕" w:hAnsi="Consolas"/>
-                <w:b w:val="false"/>
-                <w:bCs w:val="false"/>
-                <w:i w:val="false"/>
-                <w:iCs w:val="false"/>
-                <w:color w:val="24292F"/>
-                <w:sz w:val="17"/>
-                <w:szCs w:val="17"/>
-              </w:rPr>
-              <w:t xml:space="preserve">bins</w:t>
-            </w:r>
-            <w:r>
-              <w:rPr>
-                <w:rFonts w:ascii="Consolas" w:cs="Consolas" w:eastAsia="맑은 고딕" w:hAnsi="Consolas"/>
-                <w:b w:val="false"/>
-                <w:bCs w:val="false"/>
-                <w:i w:val="false"/>
-                <w:iCs w:val="false"/>
-                <w:color w:val="24292F"/>
-                <w:sz w:val="17"/>
-                <w:szCs w:val="17"/>
-              </w:rPr>
-              <w:t xml:space="preserve">=</w:t>
-            </w:r>
-            <w:r>
-              <w:rPr>
-                <w:rFonts w:ascii="Consolas" w:cs="Consolas" w:eastAsia="맑은 고딕" w:hAnsi="Consolas"/>
-                <w:b w:val="false"/>
-                <w:bCs w:val="false"/>
-                <w:i w:val="false"/>
-                <w:iCs w:val="false"/>
-                <w:color w:val="098658"/>
-                <w:sz w:val="17"/>
-                <w:szCs w:val="17"/>
-              </w:rPr>
-              <w:t xml:space="preserve">15</w:t>
-            </w:r>
-            <w:r>
-              <w:rPr>
-                <w:rFonts w:ascii="Consolas" w:cs="Consolas" w:eastAsia="맑은 고딕" w:hAnsi="Consolas"/>
-                <w:b w:val="false"/>
-                <w:bCs w:val="false"/>
-                <w:i w:val="false"/>
-                <w:iCs w:val="false"/>
-                <w:color w:val="24292F"/>
-                <w:sz w:val="17"/>
-                <w:szCs w:val="17"/>
-              </w:rPr>
-              <w:t xml:space="preserve">)</w:t>
+              <w:t xml:space="preserve">3</w:t>
+            </w:r>
+            <w:r>
+              <w:rPr>
+                <w:rFonts w:ascii="Consolas" w:cs="Consolas" w:eastAsia="맑은 고딕" w:hAnsi="Consolas"/>
+                <w:b w:val="false"/>
+                <w:bCs w:val="false"/>
+                <w:i w:val="false"/>
+                <w:iCs w:val="false"/>
+                <w:color w:val="24292F"/>
+                <w:sz w:val="17"/>
+                <w:szCs w:val="17"/>
+              </w:rPr>
+              <w:t xml:space="preserve">])</w:t>
             </w:r>
           </w:p>
           <w:p>
@@ -4718,7 +4328,7 @@
                 <w:sz w:val="17"/>
                 <w:szCs w:val="17"/>
               </w:rPr>
-              <w:t xml:space="preserve">2</w:t>
+              <w:t xml:space="preserve">1</w:t>
             </w:r>
             <w:r>
               <w:rPr>
@@ -4770,7 +4380,7 @@
                 <w:sz w:val="17"/>
                 <w:szCs w:val="17"/>
               </w:rPr>
-              <w:t xml:space="preserve">"히스토그램: 분포"</w:t>
+              <w:t xml:space="preserve">"막대: 항목 비교"</w:t>
             </w:r>
             <w:r>
               <w:rPr>
@@ -4810,20 +4420,98 @@
                 <w:sz w:val="17"/>
                 <w:szCs w:val="17"/>
               </w:rPr>
-              <w:t xml:space="preserve">x</w:t>
-            </w:r>
-            <w:r>
-              <w:rPr>
-                <w:rFonts w:ascii="Consolas" w:cs="Consolas" w:eastAsia="맑은 고딕" w:hAnsi="Consolas"/>
-                <w:b w:val="false"/>
-                <w:bCs w:val="false"/>
-                <w:i w:val="false"/>
-                <w:iCs w:val="false"/>
-                <w:color w:val="24292F"/>
-                <w:sz w:val="17"/>
-                <w:szCs w:val="17"/>
-              </w:rPr>
-              <w:t xml:space="preserve"> = </w:t>
+              <w:t xml:space="preserve">axes</w:t>
+            </w:r>
+            <w:r>
+              <w:rPr>
+                <w:rFonts w:ascii="Consolas" w:cs="Consolas" w:eastAsia="맑은 고딕" w:hAnsi="Consolas"/>
+                <w:b w:val="false"/>
+                <w:bCs w:val="false"/>
+                <w:i w:val="false"/>
+                <w:iCs w:val="false"/>
+                <w:color w:val="24292F"/>
+                <w:sz w:val="17"/>
+                <w:szCs w:val="17"/>
+              </w:rPr>
+              <w:t xml:space="preserve">[</w:t>
+            </w:r>
+            <w:r>
+              <w:rPr>
+                <w:rFonts w:ascii="Consolas" w:cs="Consolas" w:eastAsia="맑은 고딕" w:hAnsi="Consolas"/>
+                <w:b w:val="false"/>
+                <w:bCs w:val="false"/>
+                <w:i w:val="false"/>
+                <w:iCs w:val="false"/>
+                <w:color w:val="098658"/>
+                <w:sz w:val="17"/>
+                <w:szCs w:val="17"/>
+              </w:rPr>
+              <w:t xml:space="preserve">0</w:t>
+            </w:r>
+            <w:r>
+              <w:rPr>
+                <w:rFonts w:ascii="Consolas" w:cs="Consolas" w:eastAsia="맑은 고딕" w:hAnsi="Consolas"/>
+                <w:b w:val="false"/>
+                <w:bCs w:val="false"/>
+                <w:i w:val="false"/>
+                <w:iCs w:val="false"/>
+                <w:color w:val="24292F"/>
+                <w:sz w:val="17"/>
+                <w:szCs w:val="17"/>
+              </w:rPr>
+              <w:t xml:space="preserve">, </w:t>
+            </w:r>
+            <w:r>
+              <w:rPr>
+                <w:rFonts w:ascii="Consolas" w:cs="Consolas" w:eastAsia="맑은 고딕" w:hAnsi="Consolas"/>
+                <w:b w:val="false"/>
+                <w:bCs w:val="false"/>
+                <w:i w:val="false"/>
+                <w:iCs w:val="false"/>
+                <w:color w:val="098658"/>
+                <w:sz w:val="17"/>
+                <w:szCs w:val="17"/>
+              </w:rPr>
+              <w:t xml:space="preserve">2</w:t>
+            </w:r>
+            <w:r>
+              <w:rPr>
+                <w:rFonts w:ascii="Consolas" w:cs="Consolas" w:eastAsia="맑은 고딕" w:hAnsi="Consolas"/>
+                <w:b w:val="false"/>
+                <w:bCs w:val="false"/>
+                <w:i w:val="false"/>
+                <w:iCs w:val="false"/>
+                <w:color w:val="24292F"/>
+                <w:sz w:val="17"/>
+                <w:szCs w:val="17"/>
+              </w:rPr>
+              <w:t xml:space="preserve">].</w:t>
+            </w:r>
+            <w:r>
+              <w:rPr>
+                <w:rFonts w:ascii="Consolas" w:cs="Consolas" w:eastAsia="맑은 고딕" w:hAnsi="Consolas"/>
+                <w:b w:val="false"/>
+                <w:bCs w:val="false"/>
+                <w:i w:val="false"/>
+                <w:iCs w:val="false"/>
+                <w:color w:val="24292F"/>
+                <w:sz w:val="17"/>
+                <w:szCs w:val="17"/>
+              </w:rPr>
+              <w:t xml:space="preserve">hist</w:t>
+            </w:r>
+            <w:r>
+              <w:rPr>
+                <w:rFonts w:ascii="Consolas" w:cs="Consolas" w:eastAsia="맑은 고딕" w:hAnsi="Consolas"/>
+                <w:b w:val="false"/>
+                <w:bCs w:val="false"/>
+                <w:i w:val="false"/>
+                <w:iCs w:val="false"/>
+                <w:color w:val="24292F"/>
+                <w:sz w:val="17"/>
+                <w:szCs w:val="17"/>
+              </w:rPr>
+              <w:t xml:space="preserve">(</w:t>
             </w:r>
             <w:r>
               <w:rPr>
@@ -4862,7 +4550,7 @@
                 <w:sz w:val="17"/>
                 <w:szCs w:val="17"/>
               </w:rPr>
-              <w:t xml:space="preserve">uniform</w:t>
+              <w:t xml:space="preserve">normal</w:t>
             </w:r>
             <w:r>
               <w:rPr>
@@ -4914,7 +4602,7 @@
                 <w:sz w:val="17"/>
                 <w:szCs w:val="17"/>
               </w:rPr>
-              <w:t xml:space="preserve">10</w:t>
+              <w:t xml:space="preserve">1</w:t>
             </w:r>
             <w:r>
               <w:rPr>
@@ -4940,7 +4628,59 @@
                 <w:sz w:val="17"/>
                 <w:szCs w:val="17"/>
               </w:rPr>
-              <w:t xml:space="preserve">40</w:t>
+              <w:t xml:space="preserve">200</w:t>
+            </w:r>
+            <w:r>
+              <w:rPr>
+                <w:rFonts w:ascii="Consolas" w:cs="Consolas" w:eastAsia="맑은 고딕" w:hAnsi="Consolas"/>
+                <w:b w:val="false"/>
+                <w:bCs w:val="false"/>
+                <w:i w:val="false"/>
+                <w:iCs w:val="false"/>
+                <w:color w:val="24292F"/>
+                <w:sz w:val="17"/>
+                <w:szCs w:val="17"/>
+              </w:rPr>
+              <w:t xml:space="preserve">), </w:t>
+            </w:r>
+            <w:r>
+              <w:rPr>
+                <w:rFonts w:ascii="Consolas" w:cs="Consolas" w:eastAsia="맑은 고딕" w:hAnsi="Consolas"/>
+                <w:b w:val="false"/>
+                <w:bCs w:val="false"/>
+                <w:i w:val="false"/>
+                <w:iCs w:val="false"/>
+                <w:color w:val="24292F"/>
+                <w:sz w:val="17"/>
+                <w:szCs w:val="17"/>
+              </w:rPr>
+              <w:t xml:space="preserve">bins</w:t>
+            </w:r>
+            <w:r>
+              <w:rPr>
+                <w:rFonts w:ascii="Consolas" w:cs="Consolas" w:eastAsia="맑은 고딕" w:hAnsi="Consolas"/>
+                <w:b w:val="false"/>
+                <w:bCs w:val="false"/>
+                <w:i w:val="false"/>
+                <w:iCs w:val="false"/>
+                <w:color w:val="24292F"/>
+                <w:sz w:val="17"/>
+                <w:szCs w:val="17"/>
+              </w:rPr>
+              <w:t xml:space="preserve">=</w:t>
+            </w:r>
+            <w:r>
+              <w:rPr>
+                <w:rFonts w:ascii="Consolas" w:cs="Consolas" w:eastAsia="맑은 고딕" w:hAnsi="Consolas"/>
+                <w:b w:val="false"/>
+                <w:bCs w:val="false"/>
+                <w:i w:val="false"/>
+                <w:iCs w:val="false"/>
+                <w:color w:val="098658"/>
+                <w:sz w:val="17"/>
+                <w:szCs w:val="17"/>
+              </w:rPr>
+              <w:t xml:space="preserve">15</w:t>
             </w:r>
             <w:r>
               <w:rPr>
@@ -5006,7 +4746,7 @@
                 <w:sz w:val="17"/>
                 <w:szCs w:val="17"/>
               </w:rPr>
-              <w:t xml:space="preserve">1</w:t>
+              <w:t xml:space="preserve">0</w:t>
             </w:r>
             <w:r>
               <w:rPr>
@@ -5032,7 +4772,7 @@
                 <w:sz w:val="17"/>
                 <w:szCs w:val="17"/>
               </w:rPr>
-              <w:t xml:space="preserve">0</w:t>
+              <w:t xml:space="preserve">2</w:t>
             </w:r>
             <w:r>
               <w:rPr>
@@ -5058,7 +4798,7 @@
                 <w:sz w:val="17"/>
                 <w:szCs w:val="17"/>
               </w:rPr>
-              <w:t xml:space="preserve">scatter</w:t>
+              <w:t xml:space="preserve">set_title</w:t>
             </w:r>
             <w:r>
               <w:rPr>
@@ -5080,206 +4820,24 @@
                 <w:bCs w:val="false"/>
                 <w:i w:val="false"/>
                 <w:iCs w:val="false"/>
-                <w:color w:val="24292F"/>
-                <w:sz w:val="17"/>
-                <w:szCs w:val="17"/>
-              </w:rPr>
-              <w:t xml:space="preserve">x</w:t>
-            </w:r>
-            <w:r>
-              <w:rPr>
-                <w:rFonts w:ascii="Consolas" w:cs="Consolas" w:eastAsia="맑은 고딕" w:hAnsi="Consolas"/>
-                <w:b w:val="false"/>
-                <w:bCs w:val="false"/>
-                <w:i w:val="false"/>
-                <w:iCs w:val="false"/>
-                <w:color w:val="24292F"/>
-                <w:sz w:val="17"/>
-                <w:szCs w:val="17"/>
-              </w:rPr>
-              <w:t xml:space="preserve">, </w:t>
-            </w:r>
-            <w:r>
-              <w:rPr>
-                <w:rFonts w:ascii="Consolas" w:cs="Consolas" w:eastAsia="맑은 고딕" w:hAnsi="Consolas"/>
-                <w:b w:val="false"/>
-                <w:bCs w:val="false"/>
-                <w:i w:val="false"/>
-                <w:iCs w:val="false"/>
-                <w:color w:val="24292F"/>
-                <w:sz w:val="17"/>
-                <w:szCs w:val="17"/>
-              </w:rPr>
-              <w:t xml:space="preserve">x</w:t>
-            </w:r>
-            <w:r>
-              <w:rPr>
-                <w:rFonts w:ascii="Consolas" w:cs="Consolas" w:eastAsia="맑은 고딕" w:hAnsi="Consolas"/>
-                <w:b w:val="false"/>
-                <w:bCs w:val="false"/>
-                <w:i w:val="false"/>
-                <w:iCs w:val="false"/>
-                <w:color w:val="24292F"/>
-                <w:sz w:val="17"/>
-                <w:szCs w:val="17"/>
-              </w:rPr>
-              <w:t xml:space="preserve"> * </w:t>
-            </w:r>
-            <w:r>
-              <w:rPr>
-                <w:rFonts w:ascii="Consolas" w:cs="Consolas" w:eastAsia="맑은 고딕" w:hAnsi="Consolas"/>
-                <w:b w:val="false"/>
-                <w:bCs w:val="false"/>
-                <w:i w:val="false"/>
-                <w:iCs w:val="false"/>
-                <w:color w:val="098658"/>
-                <w:sz w:val="17"/>
-                <w:szCs w:val="17"/>
-              </w:rPr>
-              <w:t xml:space="preserve">2</w:t>
-            </w:r>
-            <w:r>
-              <w:rPr>
-                <w:rFonts w:ascii="Consolas" w:cs="Consolas" w:eastAsia="맑은 고딕" w:hAnsi="Consolas"/>
-                <w:b w:val="false"/>
-                <w:bCs w:val="false"/>
-                <w:i w:val="false"/>
-                <w:iCs w:val="false"/>
-                <w:color w:val="24292F"/>
-                <w:sz w:val="17"/>
-                <w:szCs w:val="17"/>
-              </w:rPr>
-              <w:t xml:space="preserve"> + </w:t>
-            </w:r>
-            <w:r>
-              <w:rPr>
-                <w:rFonts w:ascii="Consolas" w:cs="Consolas" w:eastAsia="맑은 고딕" w:hAnsi="Consolas"/>
-                <w:b w:val="false"/>
-                <w:bCs w:val="false"/>
-                <w:i w:val="false"/>
-                <w:iCs w:val="false"/>
-                <w:color w:val="24292F"/>
-                <w:sz w:val="17"/>
-                <w:szCs w:val="17"/>
-              </w:rPr>
-              <w:t xml:space="preserve">rng</w:t>
-            </w:r>
-            <w:r>
-              <w:rPr>
-                <w:rFonts w:ascii="Consolas" w:cs="Consolas" w:eastAsia="맑은 고딕" w:hAnsi="Consolas"/>
-                <w:b w:val="false"/>
-                <w:bCs w:val="false"/>
-                <w:i w:val="false"/>
-                <w:iCs w:val="false"/>
-                <w:color w:val="24292F"/>
-                <w:sz w:val="17"/>
-                <w:szCs w:val="17"/>
-              </w:rPr>
-              <w:t xml:space="preserve">.</w:t>
-            </w:r>
-            <w:r>
-              <w:rPr>
-                <w:rFonts w:ascii="Consolas" w:cs="Consolas" w:eastAsia="맑은 고딕" w:hAnsi="Consolas"/>
-                <w:b w:val="false"/>
-                <w:bCs w:val="false"/>
-                <w:i w:val="false"/>
-                <w:iCs w:val="false"/>
-                <w:color w:val="24292F"/>
-                <w:sz w:val="17"/>
-                <w:szCs w:val="17"/>
-              </w:rPr>
-              <w:t xml:space="preserve">normal</w:t>
-            </w:r>
-            <w:r>
-              <w:rPr>
-                <w:rFonts w:ascii="Consolas" w:cs="Consolas" w:eastAsia="맑은 고딕" w:hAnsi="Consolas"/>
-                <w:b w:val="false"/>
-                <w:bCs w:val="false"/>
-                <w:i w:val="false"/>
-                <w:iCs w:val="false"/>
-                <w:color w:val="24292F"/>
-                <w:sz w:val="17"/>
-                <w:szCs w:val="17"/>
-              </w:rPr>
-              <w:t xml:space="preserve">(</w:t>
-            </w:r>
-            <w:r>
-              <w:rPr>
-                <w:rFonts w:ascii="Consolas" w:cs="Consolas" w:eastAsia="맑은 고딕" w:hAnsi="Consolas"/>
-                <w:b w:val="false"/>
-                <w:bCs w:val="false"/>
-                <w:i w:val="false"/>
-                <w:iCs w:val="false"/>
-                <w:color w:val="098658"/>
-                <w:sz w:val="17"/>
-                <w:szCs w:val="17"/>
-              </w:rPr>
-              <w:t xml:space="preserve">0</w:t>
-            </w:r>
-            <w:r>
-              <w:rPr>
-                <w:rFonts w:ascii="Consolas" w:cs="Consolas" w:eastAsia="맑은 고딕" w:hAnsi="Consolas"/>
-                <w:b w:val="false"/>
-                <w:bCs w:val="false"/>
-                <w:i w:val="false"/>
-                <w:iCs w:val="false"/>
-                <w:color w:val="24292F"/>
-                <w:sz w:val="17"/>
-                <w:szCs w:val="17"/>
-              </w:rPr>
-              <w:t xml:space="preserve">, </w:t>
-            </w:r>
-            <w:r>
-              <w:rPr>
-                <w:rFonts w:ascii="Consolas" w:cs="Consolas" w:eastAsia="맑은 고딕" w:hAnsi="Consolas"/>
-                <w:b w:val="false"/>
-                <w:bCs w:val="false"/>
-                <w:i w:val="false"/>
-                <w:iCs w:val="false"/>
-                <w:color w:val="098658"/>
-                <w:sz w:val="17"/>
-                <w:szCs w:val="17"/>
-              </w:rPr>
-              <w:t xml:space="preserve">2</w:t>
-            </w:r>
-            <w:r>
-              <w:rPr>
-                <w:rFonts w:ascii="Consolas" w:cs="Consolas" w:eastAsia="맑은 고딕" w:hAnsi="Consolas"/>
-                <w:b w:val="false"/>
-                <w:bCs w:val="false"/>
-                <w:i w:val="false"/>
-                <w:iCs w:val="false"/>
-                <w:color w:val="24292F"/>
-                <w:sz w:val="17"/>
-                <w:szCs w:val="17"/>
-              </w:rPr>
-              <w:t xml:space="preserve">, </w:t>
-            </w:r>
-            <w:r>
-              <w:rPr>
-                <w:rFonts w:ascii="Consolas" w:cs="Consolas" w:eastAsia="맑은 고딕" w:hAnsi="Consolas"/>
-                <w:b w:val="false"/>
-                <w:bCs w:val="false"/>
-                <w:i w:val="false"/>
-                <w:iCs w:val="false"/>
-                <w:color w:val="098658"/>
-                <w:sz w:val="17"/>
-                <w:szCs w:val="17"/>
-              </w:rPr>
-              <w:t xml:space="preserve">40</w:t>
-            </w:r>
-            <w:r>
-              <w:rPr>
-                <w:rFonts w:ascii="Consolas" w:cs="Consolas" w:eastAsia="맑은 고딕" w:hAnsi="Consolas"/>
-                <w:b w:val="false"/>
-                <w:bCs w:val="false"/>
-                <w:i w:val="false"/>
-                <w:iCs w:val="false"/>
-                <w:color w:val="24292F"/>
-                <w:sz w:val="17"/>
-                <w:szCs w:val="17"/>
-              </w:rPr>
-              <w:t xml:space="preserve">))</w:t>
+                <w:color w:val="A31515"/>
+                <w:sz w:val="17"/>
+                <w:szCs w:val="17"/>
+              </w:rPr>
+              <w:t xml:space="preserve">"히스토그램: 분포"</w:t>
+            </w:r>
+            <w:r>
+              <w:rPr>
+                <w:rFonts w:ascii="Consolas" w:cs="Consolas" w:eastAsia="맑은 고딕" w:hAnsi="Consolas"/>
+                <w:b w:val="false"/>
+                <w:bCs w:val="false"/>
+                <w:i w:val="false"/>
+                <w:iCs w:val="false"/>
+                <w:color w:val="24292F"/>
+                <w:sz w:val="17"/>
+                <w:szCs w:val="17"/>
+              </w:rPr>
+              <w:t xml:space="preserve">)</w:t>
             </w:r>
           </w:p>
           <w:p>
@@ -5300,130 +4858,13 @@
                 <w:rFonts w:ascii="Consolas" w:cs="Consolas" w:eastAsia="맑은 고딕" w:hAnsi="Consolas"/>
                 <w:b w:val="false"/>
                 <w:bCs w:val="false"/>
-                <w:i w:val="false"/>
-                <w:iCs w:val="false"/>
-                <w:color w:val="24292F"/>
-                <w:sz w:val="17"/>
-                <w:szCs w:val="17"/>
-              </w:rPr>
-              <w:t xml:space="preserve">axes</w:t>
-            </w:r>
-            <w:r>
-              <w:rPr>
-                <w:rFonts w:ascii="Consolas" w:cs="Consolas" w:eastAsia="맑은 고딕" w:hAnsi="Consolas"/>
-                <w:b w:val="false"/>
-                <w:bCs w:val="false"/>
-                <w:i w:val="false"/>
-                <w:iCs w:val="false"/>
-                <w:color w:val="24292F"/>
-                <w:sz w:val="17"/>
-                <w:szCs w:val="17"/>
-              </w:rPr>
-              <w:t xml:space="preserve">[</w:t>
-            </w:r>
-            <w:r>
-              <w:rPr>
-                <w:rFonts w:ascii="Consolas" w:cs="Consolas" w:eastAsia="맑은 고딕" w:hAnsi="Consolas"/>
-                <w:b w:val="false"/>
-                <w:bCs w:val="false"/>
-                <w:i w:val="false"/>
-                <w:iCs w:val="false"/>
-                <w:color w:val="098658"/>
-                <w:sz w:val="17"/>
-                <w:szCs w:val="17"/>
-              </w:rPr>
-              <w:t xml:space="preserve">1</w:t>
-            </w:r>
-            <w:r>
-              <w:rPr>
-                <w:rFonts w:ascii="Consolas" w:cs="Consolas" w:eastAsia="맑은 고딕" w:hAnsi="Consolas"/>
-                <w:b w:val="false"/>
-                <w:bCs w:val="false"/>
-                <w:i w:val="false"/>
-                <w:iCs w:val="false"/>
-                <w:color w:val="24292F"/>
-                <w:sz w:val="17"/>
-                <w:szCs w:val="17"/>
-              </w:rPr>
-              <w:t xml:space="preserve">, </w:t>
-            </w:r>
-            <w:r>
-              <w:rPr>
-                <w:rFonts w:ascii="Consolas" w:cs="Consolas" w:eastAsia="맑은 고딕" w:hAnsi="Consolas"/>
-                <w:b w:val="false"/>
-                <w:bCs w:val="false"/>
-                <w:i w:val="false"/>
-                <w:iCs w:val="false"/>
-                <w:color w:val="098658"/>
-                <w:sz w:val="17"/>
-                <w:szCs w:val="17"/>
-              </w:rPr>
-              <w:t xml:space="preserve">0</w:t>
-            </w:r>
-            <w:r>
-              <w:rPr>
-                <w:rFonts w:ascii="Consolas" w:cs="Consolas" w:eastAsia="맑은 고딕" w:hAnsi="Consolas"/>
-                <w:b w:val="false"/>
-                <w:bCs w:val="false"/>
-                <w:i w:val="false"/>
-                <w:iCs w:val="false"/>
-                <w:color w:val="24292F"/>
-                <w:sz w:val="17"/>
-                <w:szCs w:val="17"/>
-              </w:rPr>
-              <w:t xml:space="preserve">].</w:t>
-            </w:r>
-            <w:r>
-              <w:rPr>
-                <w:rFonts w:ascii="Consolas" w:cs="Consolas" w:eastAsia="맑은 고딕" w:hAnsi="Consolas"/>
-                <w:b w:val="false"/>
-                <w:bCs w:val="false"/>
-                <w:i w:val="false"/>
-                <w:iCs w:val="false"/>
-                <w:color w:val="24292F"/>
-                <w:sz w:val="17"/>
-                <w:szCs w:val="17"/>
-              </w:rPr>
-              <w:t xml:space="preserve">set_title</w:t>
-            </w:r>
-            <w:r>
-              <w:rPr>
-                <w:rFonts w:ascii="Consolas" w:cs="Consolas" w:eastAsia="맑은 고딕" w:hAnsi="Consolas"/>
-                <w:b w:val="false"/>
-                <w:bCs w:val="false"/>
-                <w:i w:val="false"/>
-                <w:iCs w:val="false"/>
-                <w:color w:val="24292F"/>
-                <w:sz w:val="17"/>
-                <w:szCs w:val="17"/>
-              </w:rPr>
-              <w:t xml:space="preserve">(</w:t>
-            </w:r>
-            <w:r>
-              <w:rPr>
-                <w:rFonts w:ascii="Consolas" w:cs="Consolas" w:eastAsia="맑은 고딕" w:hAnsi="Consolas"/>
-                <w:b w:val="false"/>
-                <w:bCs w:val="false"/>
-                <w:i w:val="false"/>
-                <w:iCs w:val="false"/>
-                <w:color w:val="A31515"/>
-                <w:sz w:val="17"/>
-                <w:szCs w:val="17"/>
-              </w:rPr>
-              <w:t xml:space="preserve">"산점도: 두 값의 관계"</w:t>
-            </w:r>
-            <w:r>
-              <w:rPr>
-                <w:rFonts w:ascii="Consolas" w:cs="Consolas" w:eastAsia="맑은 고딕" w:hAnsi="Consolas"/>
-                <w:b w:val="false"/>
-                <w:bCs w:val="false"/>
-                <w:i w:val="false"/>
-                <w:iCs w:val="false"/>
-                <w:color w:val="24292F"/>
-                <w:sz w:val="17"/>
-                <w:szCs w:val="17"/>
-              </w:rPr>
-              <w:t xml:space="preserve">)</w:t>
+                <w:i/>
+                <w:iCs/>
+                <w:color w:val="6A9955"/>
+                <w:sz w:val="17"/>
+                <w:szCs w:val="17"/>
+              </w:rPr>
+              <w:t xml:space="preserve"># 아랫줄: 산점도(관계) · 원(비율) · 상자(그룹별 분포)</w:t>
             </w:r>
           </w:p>
           <w:p>
@@ -5450,20 +4891,72 @@
                 <w:sz w:val="17"/>
                 <w:szCs w:val="17"/>
               </w:rPr>
-              <w:t xml:space="preserve">axes</w:t>
-            </w:r>
-            <w:r>
-              <w:rPr>
-                <w:rFonts w:ascii="Consolas" w:cs="Consolas" w:eastAsia="맑은 고딕" w:hAnsi="Consolas"/>
-                <w:b w:val="false"/>
-                <w:bCs w:val="false"/>
-                <w:i w:val="false"/>
-                <w:iCs w:val="false"/>
-                <w:color w:val="24292F"/>
-                <w:sz w:val="17"/>
-                <w:szCs w:val="17"/>
-              </w:rPr>
-              <w:t xml:space="preserve">[</w:t>
+              <w:t xml:space="preserve">x</w:t>
+            </w:r>
+            <w:r>
+              <w:rPr>
+                <w:rFonts w:ascii="Consolas" w:cs="Consolas" w:eastAsia="맑은 고딕" w:hAnsi="Consolas"/>
+                <w:b w:val="false"/>
+                <w:bCs w:val="false"/>
+                <w:i w:val="false"/>
+                <w:iCs w:val="false"/>
+                <w:color w:val="24292F"/>
+                <w:sz w:val="17"/>
+                <w:szCs w:val="17"/>
+              </w:rPr>
+              <w:t xml:space="preserve"> = </w:t>
+            </w:r>
+            <w:r>
+              <w:rPr>
+                <w:rFonts w:ascii="Consolas" w:cs="Consolas" w:eastAsia="맑은 고딕" w:hAnsi="Consolas"/>
+                <w:b w:val="false"/>
+                <w:bCs w:val="false"/>
+                <w:i w:val="false"/>
+                <w:iCs w:val="false"/>
+                <w:color w:val="24292F"/>
+                <w:sz w:val="17"/>
+                <w:szCs w:val="17"/>
+              </w:rPr>
+              <w:t xml:space="preserve">rng</w:t>
+            </w:r>
+            <w:r>
+              <w:rPr>
+                <w:rFonts w:ascii="Consolas" w:cs="Consolas" w:eastAsia="맑은 고딕" w:hAnsi="Consolas"/>
+                <w:b w:val="false"/>
+                <w:bCs w:val="false"/>
+                <w:i w:val="false"/>
+                <w:iCs w:val="false"/>
+                <w:color w:val="24292F"/>
+                <w:sz w:val="17"/>
+                <w:szCs w:val="17"/>
+              </w:rPr>
+              <w:t xml:space="preserve">.</w:t>
+            </w:r>
+            <w:r>
+              <w:rPr>
+                <w:rFonts w:ascii="Consolas" w:cs="Consolas" w:eastAsia="맑은 고딕" w:hAnsi="Consolas"/>
+                <w:b w:val="false"/>
+                <w:bCs w:val="false"/>
+                <w:i w:val="false"/>
+                <w:iCs w:val="false"/>
+                <w:color w:val="24292F"/>
+                <w:sz w:val="17"/>
+                <w:szCs w:val="17"/>
+              </w:rPr>
+              <w:t xml:space="preserve">uniform</w:t>
+            </w:r>
+            <w:r>
+              <w:rPr>
+                <w:rFonts w:ascii="Consolas" w:cs="Consolas" w:eastAsia="맑은 고딕" w:hAnsi="Consolas"/>
+                <w:b w:val="false"/>
+                <w:bCs w:val="false"/>
+                <w:i w:val="false"/>
+                <w:iCs w:val="false"/>
+                <w:color w:val="24292F"/>
+                <w:sz w:val="17"/>
+                <w:szCs w:val="17"/>
+              </w:rPr>
+              <w:t xml:space="preserve">(</w:t>
             </w:r>
             <w:r>
               <w:rPr>
@@ -5476,7 +4969,7 @@
                 <w:sz w:val="17"/>
                 <w:szCs w:val="17"/>
               </w:rPr>
-              <w:t xml:space="preserve">1</w:t>
+              <w:t xml:space="preserve">0</w:t>
             </w:r>
             <w:r>
               <w:rPr>
@@ -5502,46 +4995,20 @@
                 <w:sz w:val="17"/>
                 <w:szCs w:val="17"/>
               </w:rPr>
-              <w:t xml:space="preserve">1</w:t>
-            </w:r>
-            <w:r>
-              <w:rPr>
-                <w:rFonts w:ascii="Consolas" w:cs="Consolas" w:eastAsia="맑은 고딕" w:hAnsi="Consolas"/>
-                <w:b w:val="false"/>
-                <w:bCs w:val="false"/>
-                <w:i w:val="false"/>
-                <w:iCs w:val="false"/>
-                <w:color w:val="24292F"/>
-                <w:sz w:val="17"/>
-                <w:szCs w:val="17"/>
-              </w:rPr>
-              <w:t xml:space="preserve">].</w:t>
-            </w:r>
-            <w:r>
-              <w:rPr>
-                <w:rFonts w:ascii="Consolas" w:cs="Consolas" w:eastAsia="맑은 고딕" w:hAnsi="Consolas"/>
-                <w:b w:val="false"/>
-                <w:bCs w:val="false"/>
-                <w:i w:val="false"/>
-                <w:iCs w:val="false"/>
-                <w:color w:val="24292F"/>
-                <w:sz w:val="17"/>
-                <w:szCs w:val="17"/>
-              </w:rPr>
-              <w:t xml:space="preserve">pie</w:t>
-            </w:r>
-            <w:r>
-              <w:rPr>
-                <w:rFonts w:ascii="Consolas" w:cs="Consolas" w:eastAsia="맑은 고딕" w:hAnsi="Consolas"/>
-                <w:b w:val="false"/>
-                <w:bCs w:val="false"/>
-                <w:i w:val="false"/>
-                <w:iCs w:val="false"/>
-                <w:color w:val="24292F"/>
-                <w:sz w:val="17"/>
-                <w:szCs w:val="17"/>
-              </w:rPr>
-              <w:t xml:space="preserve">([</w:t>
+              <w:t xml:space="preserve">10</w:t>
+            </w:r>
+            <w:r>
+              <w:rPr>
+                <w:rFonts w:ascii="Consolas" w:cs="Consolas" w:eastAsia="맑은 고딕" w:hAnsi="Consolas"/>
+                <w:b w:val="false"/>
+                <w:bCs w:val="false"/>
+                <w:i w:val="false"/>
+                <w:iCs w:val="false"/>
+                <w:color w:val="24292F"/>
+                <w:sz w:val="17"/>
+                <w:szCs w:val="17"/>
+              </w:rPr>
+              <w:t xml:space="preserve">, </w:t>
             </w:r>
             <w:r>
               <w:rPr>
@@ -5555,214 +5022,6 @@
                 <w:szCs w:val="17"/>
               </w:rPr>
               <w:t xml:space="preserve">40</w:t>
-            </w:r>
-            <w:r>
-              <w:rPr>
-                <w:rFonts w:ascii="Consolas" w:cs="Consolas" w:eastAsia="맑은 고딕" w:hAnsi="Consolas"/>
-                <w:b w:val="false"/>
-                <w:bCs w:val="false"/>
-                <w:i w:val="false"/>
-                <w:iCs w:val="false"/>
-                <w:color w:val="24292F"/>
-                <w:sz w:val="17"/>
-                <w:szCs w:val="17"/>
-              </w:rPr>
-              <w:t xml:space="preserve">, </w:t>
-            </w:r>
-            <w:r>
-              <w:rPr>
-                <w:rFonts w:ascii="Consolas" w:cs="Consolas" w:eastAsia="맑은 고딕" w:hAnsi="Consolas"/>
-                <w:b w:val="false"/>
-                <w:bCs w:val="false"/>
-                <w:i w:val="false"/>
-                <w:iCs w:val="false"/>
-                <w:color w:val="098658"/>
-                <w:sz w:val="17"/>
-                <w:szCs w:val="17"/>
-              </w:rPr>
-              <w:t xml:space="preserve">35</w:t>
-            </w:r>
-            <w:r>
-              <w:rPr>
-                <w:rFonts w:ascii="Consolas" w:cs="Consolas" w:eastAsia="맑은 고딕" w:hAnsi="Consolas"/>
-                <w:b w:val="false"/>
-                <w:bCs w:val="false"/>
-                <w:i w:val="false"/>
-                <w:iCs w:val="false"/>
-                <w:color w:val="24292F"/>
-                <w:sz w:val="17"/>
-                <w:szCs w:val="17"/>
-              </w:rPr>
-              <w:t xml:space="preserve">, </w:t>
-            </w:r>
-            <w:r>
-              <w:rPr>
-                <w:rFonts w:ascii="Consolas" w:cs="Consolas" w:eastAsia="맑은 고딕" w:hAnsi="Consolas"/>
-                <w:b w:val="false"/>
-                <w:bCs w:val="false"/>
-                <w:i w:val="false"/>
-                <w:iCs w:val="false"/>
-                <w:color w:val="098658"/>
-                <w:sz w:val="17"/>
-                <w:szCs w:val="17"/>
-              </w:rPr>
-              <w:t xml:space="preserve">25</w:t>
-            </w:r>
-            <w:r>
-              <w:rPr>
-                <w:rFonts w:ascii="Consolas" w:cs="Consolas" w:eastAsia="맑은 고딕" w:hAnsi="Consolas"/>
-                <w:b w:val="false"/>
-                <w:bCs w:val="false"/>
-                <w:i w:val="false"/>
-                <w:iCs w:val="false"/>
-                <w:color w:val="24292F"/>
-                <w:sz w:val="17"/>
-                <w:szCs w:val="17"/>
-              </w:rPr>
-              <w:t xml:space="preserve">], </w:t>
-            </w:r>
-            <w:r>
-              <w:rPr>
-                <w:rFonts w:ascii="Consolas" w:cs="Consolas" w:eastAsia="맑은 고딕" w:hAnsi="Consolas"/>
-                <w:b w:val="false"/>
-                <w:bCs w:val="false"/>
-                <w:i w:val="false"/>
-                <w:iCs w:val="false"/>
-                <w:color w:val="24292F"/>
-                <w:sz w:val="17"/>
-                <w:szCs w:val="17"/>
-              </w:rPr>
-              <w:t xml:space="preserve">labels</w:t>
-            </w:r>
-            <w:r>
-              <w:rPr>
-                <w:rFonts w:ascii="Consolas" w:cs="Consolas" w:eastAsia="맑은 고딕" w:hAnsi="Consolas"/>
-                <w:b w:val="false"/>
-                <w:bCs w:val="false"/>
-                <w:i w:val="false"/>
-                <w:iCs w:val="false"/>
-                <w:color w:val="24292F"/>
-                <w:sz w:val="17"/>
-                <w:szCs w:val="17"/>
-              </w:rPr>
-              <w:t xml:space="preserve">=[</w:t>
-            </w:r>
-            <w:r>
-              <w:rPr>
-                <w:rFonts w:ascii="Consolas" w:cs="Consolas" w:eastAsia="맑은 고딕" w:hAnsi="Consolas"/>
-                <w:b w:val="false"/>
-                <w:bCs w:val="false"/>
-                <w:i w:val="false"/>
-                <w:iCs w:val="false"/>
-                <w:color w:val="A31515"/>
-                <w:sz w:val="17"/>
-                <w:szCs w:val="17"/>
-              </w:rPr>
-              <w:t xml:space="preserve">"가"</w:t>
-            </w:r>
-            <w:r>
-              <w:rPr>
-                <w:rFonts w:ascii="Consolas" w:cs="Consolas" w:eastAsia="맑은 고딕" w:hAnsi="Consolas"/>
-                <w:b w:val="false"/>
-                <w:bCs w:val="false"/>
-                <w:i w:val="false"/>
-                <w:iCs w:val="false"/>
-                <w:color w:val="24292F"/>
-                <w:sz w:val="17"/>
-                <w:szCs w:val="17"/>
-              </w:rPr>
-              <w:t xml:space="preserve">, </w:t>
-            </w:r>
-            <w:r>
-              <w:rPr>
-                <w:rFonts w:ascii="Consolas" w:cs="Consolas" w:eastAsia="맑은 고딕" w:hAnsi="Consolas"/>
-                <w:b w:val="false"/>
-                <w:bCs w:val="false"/>
-                <w:i w:val="false"/>
-                <w:iCs w:val="false"/>
-                <w:color w:val="A31515"/>
-                <w:sz w:val="17"/>
-                <w:szCs w:val="17"/>
-              </w:rPr>
-              <w:t xml:space="preserve">"나"</w:t>
-            </w:r>
-            <w:r>
-              <w:rPr>
-                <w:rFonts w:ascii="Consolas" w:cs="Consolas" w:eastAsia="맑은 고딕" w:hAnsi="Consolas"/>
-                <w:b w:val="false"/>
-                <w:bCs w:val="false"/>
-                <w:i w:val="false"/>
-                <w:iCs w:val="false"/>
-                <w:color w:val="24292F"/>
-                <w:sz w:val="17"/>
-                <w:szCs w:val="17"/>
-              </w:rPr>
-              <w:t xml:space="preserve">, </w:t>
-            </w:r>
-            <w:r>
-              <w:rPr>
-                <w:rFonts w:ascii="Consolas" w:cs="Consolas" w:eastAsia="맑은 고딕" w:hAnsi="Consolas"/>
-                <w:b w:val="false"/>
-                <w:bCs w:val="false"/>
-                <w:i w:val="false"/>
-                <w:iCs w:val="false"/>
-                <w:color w:val="A31515"/>
-                <w:sz w:val="17"/>
-                <w:szCs w:val="17"/>
-              </w:rPr>
-              <w:t xml:space="preserve">"다"</w:t>
-            </w:r>
-            <w:r>
-              <w:rPr>
-                <w:rFonts w:ascii="Consolas" w:cs="Consolas" w:eastAsia="맑은 고딕" w:hAnsi="Consolas"/>
-                <w:b w:val="false"/>
-                <w:bCs w:val="false"/>
-                <w:i w:val="false"/>
-                <w:iCs w:val="false"/>
-                <w:color w:val="24292F"/>
-                <w:sz w:val="17"/>
-                <w:szCs w:val="17"/>
-              </w:rPr>
-              <w:t xml:space="preserve">], </w:t>
-            </w:r>
-            <w:r>
-              <w:rPr>
-                <w:rFonts w:ascii="Consolas" w:cs="Consolas" w:eastAsia="맑은 고딕" w:hAnsi="Consolas"/>
-                <w:b w:val="false"/>
-                <w:bCs w:val="false"/>
-                <w:i w:val="false"/>
-                <w:iCs w:val="false"/>
-                <w:color w:val="24292F"/>
-                <w:sz w:val="17"/>
-                <w:szCs w:val="17"/>
-              </w:rPr>
-              <w:t xml:space="preserve">autopct</w:t>
-            </w:r>
-            <w:r>
-              <w:rPr>
-                <w:rFonts w:ascii="Consolas" w:cs="Consolas" w:eastAsia="맑은 고딕" w:hAnsi="Consolas"/>
-                <w:b w:val="false"/>
-                <w:bCs w:val="false"/>
-                <w:i w:val="false"/>
-                <w:iCs w:val="false"/>
-                <w:color w:val="24292F"/>
-                <w:sz w:val="17"/>
-                <w:szCs w:val="17"/>
-              </w:rPr>
-              <w:t xml:space="preserve">=</w:t>
-            </w:r>
-            <w:r>
-              <w:rPr>
-                <w:rFonts w:ascii="Consolas" w:cs="Consolas" w:eastAsia="맑은 고딕" w:hAnsi="Consolas"/>
-                <w:b w:val="false"/>
-                <w:bCs w:val="false"/>
-                <w:i w:val="false"/>
-                <w:iCs w:val="false"/>
-                <w:color w:val="A31515"/>
-                <w:sz w:val="17"/>
-                <w:szCs w:val="17"/>
-              </w:rPr>
-              <w:t xml:space="preserve">"%d%%"</w:t>
             </w:r>
             <w:r>
               <w:rPr>
@@ -5854,7 +5113,7 @@
                 <w:sz w:val="17"/>
                 <w:szCs w:val="17"/>
               </w:rPr>
-              <w:t xml:space="preserve">1</w:t>
+              <w:t xml:space="preserve">0</w:t>
             </w:r>
             <w:r>
               <w:rPr>
@@ -5880,7 +5139,7 @@
                 <w:sz w:val="17"/>
                 <w:szCs w:val="17"/>
               </w:rPr>
-              <w:t xml:space="preserve">set_title</w:t>
+              <w:t xml:space="preserve">scatter</w:t>
             </w:r>
             <w:r>
               <w:rPr>
@@ -5902,24 +5161,206 @@
                 <w:bCs w:val="false"/>
                 <w:i w:val="false"/>
                 <w:iCs w:val="false"/>
-                <w:color w:val="A31515"/>
-                <w:sz w:val="17"/>
-                <w:szCs w:val="17"/>
-              </w:rPr>
-              <w:t xml:space="preserve">"원: 전체 중 비율"</w:t>
-            </w:r>
-            <w:r>
-              <w:rPr>
-                <w:rFonts w:ascii="Consolas" w:cs="Consolas" w:eastAsia="맑은 고딕" w:hAnsi="Consolas"/>
-                <w:b w:val="false"/>
-                <w:bCs w:val="false"/>
-                <w:i w:val="false"/>
-                <w:iCs w:val="false"/>
-                <w:color w:val="24292F"/>
-                <w:sz w:val="17"/>
-                <w:szCs w:val="17"/>
-              </w:rPr>
-              <w:t xml:space="preserve">)</w:t>
+                <w:color w:val="24292F"/>
+                <w:sz w:val="17"/>
+                <w:szCs w:val="17"/>
+              </w:rPr>
+              <w:t xml:space="preserve">x</w:t>
+            </w:r>
+            <w:r>
+              <w:rPr>
+                <w:rFonts w:ascii="Consolas" w:cs="Consolas" w:eastAsia="맑은 고딕" w:hAnsi="Consolas"/>
+                <w:b w:val="false"/>
+                <w:bCs w:val="false"/>
+                <w:i w:val="false"/>
+                <w:iCs w:val="false"/>
+                <w:color w:val="24292F"/>
+                <w:sz w:val="17"/>
+                <w:szCs w:val="17"/>
+              </w:rPr>
+              <w:t xml:space="preserve">, </w:t>
+            </w:r>
+            <w:r>
+              <w:rPr>
+                <w:rFonts w:ascii="Consolas" w:cs="Consolas" w:eastAsia="맑은 고딕" w:hAnsi="Consolas"/>
+                <w:b w:val="false"/>
+                <w:bCs w:val="false"/>
+                <w:i w:val="false"/>
+                <w:iCs w:val="false"/>
+                <w:color w:val="24292F"/>
+                <w:sz w:val="17"/>
+                <w:szCs w:val="17"/>
+              </w:rPr>
+              <w:t xml:space="preserve">x</w:t>
+            </w:r>
+            <w:r>
+              <w:rPr>
+                <w:rFonts w:ascii="Consolas" w:cs="Consolas" w:eastAsia="맑은 고딕" w:hAnsi="Consolas"/>
+                <w:b w:val="false"/>
+                <w:bCs w:val="false"/>
+                <w:i w:val="false"/>
+                <w:iCs w:val="false"/>
+                <w:color w:val="24292F"/>
+                <w:sz w:val="17"/>
+                <w:szCs w:val="17"/>
+              </w:rPr>
+              <w:t xml:space="preserve"> * </w:t>
+            </w:r>
+            <w:r>
+              <w:rPr>
+                <w:rFonts w:ascii="Consolas" w:cs="Consolas" w:eastAsia="맑은 고딕" w:hAnsi="Consolas"/>
+                <w:b w:val="false"/>
+                <w:bCs w:val="false"/>
+                <w:i w:val="false"/>
+                <w:iCs w:val="false"/>
+                <w:color w:val="098658"/>
+                <w:sz w:val="17"/>
+                <w:szCs w:val="17"/>
+              </w:rPr>
+              <w:t xml:space="preserve">2</w:t>
+            </w:r>
+            <w:r>
+              <w:rPr>
+                <w:rFonts w:ascii="Consolas" w:cs="Consolas" w:eastAsia="맑은 고딕" w:hAnsi="Consolas"/>
+                <w:b w:val="false"/>
+                <w:bCs w:val="false"/>
+                <w:i w:val="false"/>
+                <w:iCs w:val="false"/>
+                <w:color w:val="24292F"/>
+                <w:sz w:val="17"/>
+                <w:szCs w:val="17"/>
+              </w:rPr>
+              <w:t xml:space="preserve"> + </w:t>
+            </w:r>
+            <w:r>
+              <w:rPr>
+                <w:rFonts w:ascii="Consolas" w:cs="Consolas" w:eastAsia="맑은 고딕" w:hAnsi="Consolas"/>
+                <w:b w:val="false"/>
+                <w:bCs w:val="false"/>
+                <w:i w:val="false"/>
+                <w:iCs w:val="false"/>
+                <w:color w:val="24292F"/>
+                <w:sz w:val="17"/>
+                <w:szCs w:val="17"/>
+              </w:rPr>
+              <w:t xml:space="preserve">rng</w:t>
+            </w:r>
+            <w:r>
+              <w:rPr>
+                <w:rFonts w:ascii="Consolas" w:cs="Consolas" w:eastAsia="맑은 고딕" w:hAnsi="Consolas"/>
+                <w:b w:val="false"/>
+                <w:bCs w:val="false"/>
+                <w:i w:val="false"/>
+                <w:iCs w:val="false"/>
+                <w:color w:val="24292F"/>
+                <w:sz w:val="17"/>
+                <w:szCs w:val="17"/>
+              </w:rPr>
+              <w:t xml:space="preserve">.</w:t>
+            </w:r>
+            <w:r>
+              <w:rPr>
+                <w:rFonts w:ascii="Consolas" w:cs="Consolas" w:eastAsia="맑은 고딕" w:hAnsi="Consolas"/>
+                <w:b w:val="false"/>
+                <w:bCs w:val="false"/>
+                <w:i w:val="false"/>
+                <w:iCs w:val="false"/>
+                <w:color w:val="24292F"/>
+                <w:sz w:val="17"/>
+                <w:szCs w:val="17"/>
+              </w:rPr>
+              <w:t xml:space="preserve">normal</w:t>
+            </w:r>
+            <w:r>
+              <w:rPr>
+                <w:rFonts w:ascii="Consolas" w:cs="Consolas" w:eastAsia="맑은 고딕" w:hAnsi="Consolas"/>
+                <w:b w:val="false"/>
+                <w:bCs w:val="false"/>
+                <w:i w:val="false"/>
+                <w:iCs w:val="false"/>
+                <w:color w:val="24292F"/>
+                <w:sz w:val="17"/>
+                <w:szCs w:val="17"/>
+              </w:rPr>
+              <w:t xml:space="preserve">(</w:t>
+            </w:r>
+            <w:r>
+              <w:rPr>
+                <w:rFonts w:ascii="Consolas" w:cs="Consolas" w:eastAsia="맑은 고딕" w:hAnsi="Consolas"/>
+                <w:b w:val="false"/>
+                <w:bCs w:val="false"/>
+                <w:i w:val="false"/>
+                <w:iCs w:val="false"/>
+                <w:color w:val="098658"/>
+                <w:sz w:val="17"/>
+                <w:szCs w:val="17"/>
+              </w:rPr>
+              <w:t xml:space="preserve">0</w:t>
+            </w:r>
+            <w:r>
+              <w:rPr>
+                <w:rFonts w:ascii="Consolas" w:cs="Consolas" w:eastAsia="맑은 고딕" w:hAnsi="Consolas"/>
+                <w:b w:val="false"/>
+                <w:bCs w:val="false"/>
+                <w:i w:val="false"/>
+                <w:iCs w:val="false"/>
+                <w:color w:val="24292F"/>
+                <w:sz w:val="17"/>
+                <w:szCs w:val="17"/>
+              </w:rPr>
+              <w:t xml:space="preserve">, </w:t>
+            </w:r>
+            <w:r>
+              <w:rPr>
+                <w:rFonts w:ascii="Consolas" w:cs="Consolas" w:eastAsia="맑은 고딕" w:hAnsi="Consolas"/>
+                <w:b w:val="false"/>
+                <w:bCs w:val="false"/>
+                <w:i w:val="false"/>
+                <w:iCs w:val="false"/>
+                <w:color w:val="098658"/>
+                <w:sz w:val="17"/>
+                <w:szCs w:val="17"/>
+              </w:rPr>
+              <w:t xml:space="preserve">2</w:t>
+            </w:r>
+            <w:r>
+              <w:rPr>
+                <w:rFonts w:ascii="Consolas" w:cs="Consolas" w:eastAsia="맑은 고딕" w:hAnsi="Consolas"/>
+                <w:b w:val="false"/>
+                <w:bCs w:val="false"/>
+                <w:i w:val="false"/>
+                <w:iCs w:val="false"/>
+                <w:color w:val="24292F"/>
+                <w:sz w:val="17"/>
+                <w:szCs w:val="17"/>
+              </w:rPr>
+              <w:t xml:space="preserve">, </w:t>
+            </w:r>
+            <w:r>
+              <w:rPr>
+                <w:rFonts w:ascii="Consolas" w:cs="Consolas" w:eastAsia="맑은 고딕" w:hAnsi="Consolas"/>
+                <w:b w:val="false"/>
+                <w:bCs w:val="false"/>
+                <w:i w:val="false"/>
+                <w:iCs w:val="false"/>
+                <w:color w:val="098658"/>
+                <w:sz w:val="17"/>
+                <w:szCs w:val="17"/>
+              </w:rPr>
+              <w:t xml:space="preserve">40</w:t>
+            </w:r>
+            <w:r>
+              <w:rPr>
+                <w:rFonts w:ascii="Consolas" w:cs="Consolas" w:eastAsia="맑은 고딕" w:hAnsi="Consolas"/>
+                <w:b w:val="false"/>
+                <w:bCs w:val="false"/>
+                <w:i w:val="false"/>
+                <w:iCs w:val="false"/>
+                <w:color w:val="24292F"/>
+                <w:sz w:val="17"/>
+                <w:szCs w:val="17"/>
+              </w:rPr>
+              <w:t xml:space="preserve">))</w:t>
             </w:r>
           </w:p>
           <w:p>
@@ -5998,7 +5439,7 @@
                 <w:sz w:val="17"/>
                 <w:szCs w:val="17"/>
               </w:rPr>
-              <w:t xml:space="preserve">2</w:t>
+              <w:t xml:space="preserve">0</w:t>
             </w:r>
             <w:r>
               <w:rPr>
@@ -6024,59 +5465,7 @@
                 <w:sz w:val="17"/>
                 <w:szCs w:val="17"/>
               </w:rPr>
-              <w:t xml:space="preserve">boxplot</w:t>
-            </w:r>
-            <w:r>
-              <w:rPr>
-                <w:rFonts w:ascii="Consolas" w:cs="Consolas" w:eastAsia="맑은 고딕" w:hAnsi="Consolas"/>
-                <w:b w:val="false"/>
-                <w:bCs w:val="false"/>
-                <w:i w:val="false"/>
-                <w:iCs w:val="false"/>
-                <w:color w:val="24292F"/>
-                <w:sz w:val="17"/>
-                <w:szCs w:val="17"/>
-              </w:rPr>
-              <w:t xml:space="preserve">([</w:t>
-            </w:r>
-            <w:r>
-              <w:rPr>
-                <w:rFonts w:ascii="Consolas" w:cs="Consolas" w:eastAsia="맑은 고딕" w:hAnsi="Consolas"/>
-                <w:b w:val="false"/>
-                <w:bCs w:val="false"/>
-                <w:i w:val="false"/>
-                <w:iCs w:val="false"/>
-                <w:color w:val="24292F"/>
-                <w:sz w:val="17"/>
-                <w:szCs w:val="17"/>
-              </w:rPr>
-              <w:t xml:space="preserve">rng</w:t>
-            </w:r>
-            <w:r>
-              <w:rPr>
-                <w:rFonts w:ascii="Consolas" w:cs="Consolas" w:eastAsia="맑은 고딕" w:hAnsi="Consolas"/>
-                <w:b w:val="false"/>
-                <w:bCs w:val="false"/>
-                <w:i w:val="false"/>
-                <w:iCs w:val="false"/>
-                <w:color w:val="24292F"/>
-                <w:sz w:val="17"/>
-                <w:szCs w:val="17"/>
-              </w:rPr>
-              <w:t xml:space="preserve">.</w:t>
-            </w:r>
-            <w:r>
-              <w:rPr>
-                <w:rFonts w:ascii="Consolas" w:cs="Consolas" w:eastAsia="맑은 고딕" w:hAnsi="Consolas"/>
-                <w:b w:val="false"/>
-                <w:bCs w:val="false"/>
-                <w:i w:val="false"/>
-                <w:iCs w:val="false"/>
-                <w:color w:val="24292F"/>
-                <w:sz w:val="17"/>
-                <w:szCs w:val="17"/>
-              </w:rPr>
-              <w:t xml:space="preserve">normal</w:t>
+              <w:t xml:space="preserve">set_title</w:t>
             </w:r>
             <w:r>
               <w:rPr>
@@ -6098,206 +5487,24 @@
                 <w:bCs w:val="false"/>
                 <w:i w:val="false"/>
                 <w:iCs w:val="false"/>
-                <w:color w:val="098658"/>
-                <w:sz w:val="17"/>
-                <w:szCs w:val="17"/>
-              </w:rPr>
-              <w:t xml:space="preserve">5</w:t>
-            </w:r>
-            <w:r>
-              <w:rPr>
-                <w:rFonts w:ascii="Consolas" w:cs="Consolas" w:eastAsia="맑은 고딕" w:hAnsi="Consolas"/>
-                <w:b w:val="false"/>
-                <w:bCs w:val="false"/>
-                <w:i w:val="false"/>
-                <w:iCs w:val="false"/>
-                <w:color w:val="24292F"/>
-                <w:sz w:val="17"/>
-                <w:szCs w:val="17"/>
-              </w:rPr>
-              <w:t xml:space="preserve">, </w:t>
-            </w:r>
-            <w:r>
-              <w:rPr>
-                <w:rFonts w:ascii="Consolas" w:cs="Consolas" w:eastAsia="맑은 고딕" w:hAnsi="Consolas"/>
-                <w:b w:val="false"/>
-                <w:bCs w:val="false"/>
-                <w:i w:val="false"/>
-                <w:iCs w:val="false"/>
-                <w:color w:val="098658"/>
-                <w:sz w:val="17"/>
-                <w:szCs w:val="17"/>
-              </w:rPr>
-              <w:t xml:space="preserve">1</w:t>
-            </w:r>
-            <w:r>
-              <w:rPr>
-                <w:rFonts w:ascii="Consolas" w:cs="Consolas" w:eastAsia="맑은 고딕" w:hAnsi="Consolas"/>
-                <w:b w:val="false"/>
-                <w:bCs w:val="false"/>
-                <w:i w:val="false"/>
-                <w:iCs w:val="false"/>
-                <w:color w:val="24292F"/>
-                <w:sz w:val="17"/>
-                <w:szCs w:val="17"/>
-              </w:rPr>
-              <w:t xml:space="preserve">, </w:t>
-            </w:r>
-            <w:r>
-              <w:rPr>
-                <w:rFonts w:ascii="Consolas" w:cs="Consolas" w:eastAsia="맑은 고딕" w:hAnsi="Consolas"/>
-                <w:b w:val="false"/>
-                <w:bCs w:val="false"/>
-                <w:i w:val="false"/>
-                <w:iCs w:val="false"/>
-                <w:color w:val="098658"/>
-                <w:sz w:val="17"/>
-                <w:szCs w:val="17"/>
-              </w:rPr>
-              <w:t xml:space="preserve">50</w:t>
-            </w:r>
-            <w:r>
-              <w:rPr>
-                <w:rFonts w:ascii="Consolas" w:cs="Consolas" w:eastAsia="맑은 고딕" w:hAnsi="Consolas"/>
-                <w:b w:val="false"/>
-                <w:bCs w:val="false"/>
-                <w:i w:val="false"/>
-                <w:iCs w:val="false"/>
-                <w:color w:val="24292F"/>
-                <w:sz w:val="17"/>
-                <w:szCs w:val="17"/>
-              </w:rPr>
-              <w:t xml:space="preserve">), </w:t>
-            </w:r>
-            <w:r>
-              <w:rPr>
-                <w:rFonts w:ascii="Consolas" w:cs="Consolas" w:eastAsia="맑은 고딕" w:hAnsi="Consolas"/>
-                <w:b w:val="false"/>
-                <w:bCs w:val="false"/>
-                <w:i w:val="false"/>
-                <w:iCs w:val="false"/>
-                <w:color w:val="24292F"/>
-                <w:sz w:val="17"/>
-                <w:szCs w:val="17"/>
-              </w:rPr>
-              <w:t xml:space="preserve">rng</w:t>
-            </w:r>
-            <w:r>
-              <w:rPr>
-                <w:rFonts w:ascii="Consolas" w:cs="Consolas" w:eastAsia="맑은 고딕" w:hAnsi="Consolas"/>
-                <w:b w:val="false"/>
-                <w:bCs w:val="false"/>
-                <w:i w:val="false"/>
-                <w:iCs w:val="false"/>
-                <w:color w:val="24292F"/>
-                <w:sz w:val="17"/>
-                <w:szCs w:val="17"/>
-              </w:rPr>
-              <w:t xml:space="preserve">.</w:t>
-            </w:r>
-            <w:r>
-              <w:rPr>
-                <w:rFonts w:ascii="Consolas" w:cs="Consolas" w:eastAsia="맑은 고딕" w:hAnsi="Consolas"/>
-                <w:b w:val="false"/>
-                <w:bCs w:val="false"/>
-                <w:i w:val="false"/>
-                <w:iCs w:val="false"/>
-                <w:color w:val="24292F"/>
-                <w:sz w:val="17"/>
-                <w:szCs w:val="17"/>
-              </w:rPr>
-              <w:t xml:space="preserve">normal</w:t>
-            </w:r>
-            <w:r>
-              <w:rPr>
-                <w:rFonts w:ascii="Consolas" w:cs="Consolas" w:eastAsia="맑은 고딕" w:hAnsi="Consolas"/>
-                <w:b w:val="false"/>
-                <w:bCs w:val="false"/>
-                <w:i w:val="false"/>
-                <w:iCs w:val="false"/>
-                <w:color w:val="24292F"/>
-                <w:sz w:val="17"/>
-                <w:szCs w:val="17"/>
-              </w:rPr>
-              <w:t xml:space="preserve">(</w:t>
-            </w:r>
-            <w:r>
-              <w:rPr>
-                <w:rFonts w:ascii="Consolas" w:cs="Consolas" w:eastAsia="맑은 고딕" w:hAnsi="Consolas"/>
-                <w:b w:val="false"/>
-                <w:bCs w:val="false"/>
-                <w:i w:val="false"/>
-                <w:iCs w:val="false"/>
-                <w:color w:val="098658"/>
-                <w:sz w:val="17"/>
-                <w:szCs w:val="17"/>
-              </w:rPr>
-              <w:t xml:space="preserve">6</w:t>
-            </w:r>
-            <w:r>
-              <w:rPr>
-                <w:rFonts w:ascii="Consolas" w:cs="Consolas" w:eastAsia="맑은 고딕" w:hAnsi="Consolas"/>
-                <w:b w:val="false"/>
-                <w:bCs w:val="false"/>
-                <w:i w:val="false"/>
-                <w:iCs w:val="false"/>
-                <w:color w:val="24292F"/>
-                <w:sz w:val="17"/>
-                <w:szCs w:val="17"/>
-              </w:rPr>
-              <w:t xml:space="preserve">, </w:t>
-            </w:r>
-            <w:r>
-              <w:rPr>
-                <w:rFonts w:ascii="Consolas" w:cs="Consolas" w:eastAsia="맑은 고딕" w:hAnsi="Consolas"/>
-                <w:b w:val="false"/>
-                <w:bCs w:val="false"/>
-                <w:i w:val="false"/>
-                <w:iCs w:val="false"/>
-                <w:color w:val="098658"/>
-                <w:sz w:val="17"/>
-                <w:szCs w:val="17"/>
-              </w:rPr>
-              <w:t xml:space="preserve">2</w:t>
-            </w:r>
-            <w:r>
-              <w:rPr>
-                <w:rFonts w:ascii="Consolas" w:cs="Consolas" w:eastAsia="맑은 고딕" w:hAnsi="Consolas"/>
-                <w:b w:val="false"/>
-                <w:bCs w:val="false"/>
-                <w:i w:val="false"/>
-                <w:iCs w:val="false"/>
-                <w:color w:val="24292F"/>
-                <w:sz w:val="17"/>
-                <w:szCs w:val="17"/>
-              </w:rPr>
-              <w:t xml:space="preserve">, </w:t>
-            </w:r>
-            <w:r>
-              <w:rPr>
-                <w:rFonts w:ascii="Consolas" w:cs="Consolas" w:eastAsia="맑은 고딕" w:hAnsi="Consolas"/>
-                <w:b w:val="false"/>
-                <w:bCs w:val="false"/>
-                <w:i w:val="false"/>
-                <w:iCs w:val="false"/>
-                <w:color w:val="098658"/>
-                <w:sz w:val="17"/>
-                <w:szCs w:val="17"/>
-              </w:rPr>
-              <w:t xml:space="preserve">50</w:t>
-            </w:r>
-            <w:r>
-              <w:rPr>
-                <w:rFonts w:ascii="Consolas" w:cs="Consolas" w:eastAsia="맑은 고딕" w:hAnsi="Consolas"/>
-                <w:b w:val="false"/>
-                <w:bCs w:val="false"/>
-                <w:i w:val="false"/>
-                <w:iCs w:val="false"/>
-                <w:color w:val="24292F"/>
-                <w:sz w:val="17"/>
-                <w:szCs w:val="17"/>
-              </w:rPr>
-              <w:t xml:space="preserve">)])</w:t>
+                <w:color w:val="A31515"/>
+                <w:sz w:val="17"/>
+                <w:szCs w:val="17"/>
+              </w:rPr>
+              <w:t xml:space="preserve">"산점도: 두 값의 관계"</w:t>
+            </w:r>
+            <w:r>
+              <w:rPr>
+                <w:rFonts w:ascii="Consolas" w:cs="Consolas" w:eastAsia="맑은 고딕" w:hAnsi="Consolas"/>
+                <w:b w:val="false"/>
+                <w:bCs w:val="false"/>
+                <w:i w:val="false"/>
+                <w:iCs w:val="false"/>
+                <w:color w:val="24292F"/>
+                <w:sz w:val="17"/>
+                <w:szCs w:val="17"/>
+              </w:rPr>
+              <w:t xml:space="preserve">)</w:t>
             </w:r>
           </w:p>
           <w:p>
@@ -6376,7 +5583,7 @@
                 <w:sz w:val="17"/>
                 <w:szCs w:val="17"/>
               </w:rPr>
-              <w:t xml:space="preserve">2</w:t>
+              <w:t xml:space="preserve">1</w:t>
             </w:r>
             <w:r>
               <w:rPr>
@@ -6402,20 +5609,124 @@
                 <w:sz w:val="17"/>
                 <w:szCs w:val="17"/>
               </w:rPr>
-              <w:t xml:space="preserve">set_title</w:t>
-            </w:r>
-            <w:r>
-              <w:rPr>
-                <w:rFonts w:ascii="Consolas" w:cs="Consolas" w:eastAsia="맑은 고딕" w:hAnsi="Consolas"/>
-                <w:b w:val="false"/>
-                <w:bCs w:val="false"/>
-                <w:i w:val="false"/>
-                <w:iCs w:val="false"/>
-                <w:color w:val="24292F"/>
-                <w:sz w:val="17"/>
-                <w:szCs w:val="17"/>
-              </w:rPr>
-              <w:t xml:space="preserve">(</w:t>
+              <w:t xml:space="preserve">pie</w:t>
+            </w:r>
+            <w:r>
+              <w:rPr>
+                <w:rFonts w:ascii="Consolas" w:cs="Consolas" w:eastAsia="맑은 고딕" w:hAnsi="Consolas"/>
+                <w:b w:val="false"/>
+                <w:bCs w:val="false"/>
+                <w:i w:val="false"/>
+                <w:iCs w:val="false"/>
+                <w:color w:val="24292F"/>
+                <w:sz w:val="17"/>
+                <w:szCs w:val="17"/>
+              </w:rPr>
+              <w:t xml:space="preserve">([</w:t>
+            </w:r>
+            <w:r>
+              <w:rPr>
+                <w:rFonts w:ascii="Consolas" w:cs="Consolas" w:eastAsia="맑은 고딕" w:hAnsi="Consolas"/>
+                <w:b w:val="false"/>
+                <w:bCs w:val="false"/>
+                <w:i w:val="false"/>
+                <w:iCs w:val="false"/>
+                <w:color w:val="098658"/>
+                <w:sz w:val="17"/>
+                <w:szCs w:val="17"/>
+              </w:rPr>
+              <w:t xml:space="preserve">40</w:t>
+            </w:r>
+            <w:r>
+              <w:rPr>
+                <w:rFonts w:ascii="Consolas" w:cs="Consolas" w:eastAsia="맑은 고딕" w:hAnsi="Consolas"/>
+                <w:b w:val="false"/>
+                <w:bCs w:val="false"/>
+                <w:i w:val="false"/>
+                <w:iCs w:val="false"/>
+                <w:color w:val="24292F"/>
+                <w:sz w:val="17"/>
+                <w:szCs w:val="17"/>
+              </w:rPr>
+              <w:t xml:space="preserve">, </w:t>
+            </w:r>
+            <w:r>
+              <w:rPr>
+                <w:rFonts w:ascii="Consolas" w:cs="Consolas" w:eastAsia="맑은 고딕" w:hAnsi="Consolas"/>
+                <w:b w:val="false"/>
+                <w:bCs w:val="false"/>
+                <w:i w:val="false"/>
+                <w:iCs w:val="false"/>
+                <w:color w:val="098658"/>
+                <w:sz w:val="17"/>
+                <w:szCs w:val="17"/>
+              </w:rPr>
+              <w:t xml:space="preserve">35</w:t>
+            </w:r>
+            <w:r>
+              <w:rPr>
+                <w:rFonts w:ascii="Consolas" w:cs="Consolas" w:eastAsia="맑은 고딕" w:hAnsi="Consolas"/>
+                <w:b w:val="false"/>
+                <w:bCs w:val="false"/>
+                <w:i w:val="false"/>
+                <w:iCs w:val="false"/>
+                <w:color w:val="24292F"/>
+                <w:sz w:val="17"/>
+                <w:szCs w:val="17"/>
+              </w:rPr>
+              <w:t xml:space="preserve">, </w:t>
+            </w:r>
+            <w:r>
+              <w:rPr>
+                <w:rFonts w:ascii="Consolas" w:cs="Consolas" w:eastAsia="맑은 고딕" w:hAnsi="Consolas"/>
+                <w:b w:val="false"/>
+                <w:bCs w:val="false"/>
+                <w:i w:val="false"/>
+                <w:iCs w:val="false"/>
+                <w:color w:val="098658"/>
+                <w:sz w:val="17"/>
+                <w:szCs w:val="17"/>
+              </w:rPr>
+              <w:t xml:space="preserve">25</w:t>
+            </w:r>
+            <w:r>
+              <w:rPr>
+                <w:rFonts w:ascii="Consolas" w:cs="Consolas" w:eastAsia="맑은 고딕" w:hAnsi="Consolas"/>
+                <w:b w:val="false"/>
+                <w:bCs w:val="false"/>
+                <w:i w:val="false"/>
+                <w:iCs w:val="false"/>
+                <w:color w:val="24292F"/>
+                <w:sz w:val="17"/>
+                <w:szCs w:val="17"/>
+              </w:rPr>
+              <w:t xml:space="preserve">], </w:t>
+            </w:r>
+            <w:r>
+              <w:rPr>
+                <w:rFonts w:ascii="Consolas" w:cs="Consolas" w:eastAsia="맑은 고딕" w:hAnsi="Consolas"/>
+                <w:b w:val="false"/>
+                <w:bCs w:val="false"/>
+                <w:i w:val="false"/>
+                <w:iCs w:val="false"/>
+                <w:color w:val="24292F"/>
+                <w:sz w:val="17"/>
+                <w:szCs w:val="17"/>
+              </w:rPr>
+              <w:t xml:space="preserve">labels</w:t>
+            </w:r>
+            <w:r>
+              <w:rPr>
+                <w:rFonts w:ascii="Consolas" w:cs="Consolas" w:eastAsia="맑은 고딕" w:hAnsi="Consolas"/>
+                <w:b w:val="false"/>
+                <w:bCs w:val="false"/>
+                <w:i w:val="false"/>
+                <w:iCs w:val="false"/>
+                <w:color w:val="24292F"/>
+                <w:sz w:val="17"/>
+                <w:szCs w:val="17"/>
+              </w:rPr>
+              <w:t xml:space="preserve">=[</w:t>
             </w:r>
             <w:r>
               <w:rPr>
@@ -6428,7 +5739,111 @@
                 <w:sz w:val="17"/>
                 <w:szCs w:val="17"/>
               </w:rPr>
-              <w:t xml:space="preserve">"상자: 그룹별 분포"</w:t>
+              <w:t xml:space="preserve">"가"</w:t>
+            </w:r>
+            <w:r>
+              <w:rPr>
+                <w:rFonts w:ascii="Consolas" w:cs="Consolas" w:eastAsia="맑은 고딕" w:hAnsi="Consolas"/>
+                <w:b w:val="false"/>
+                <w:bCs w:val="false"/>
+                <w:i w:val="false"/>
+                <w:iCs w:val="false"/>
+                <w:color w:val="24292F"/>
+                <w:sz w:val="17"/>
+                <w:szCs w:val="17"/>
+              </w:rPr>
+              <w:t xml:space="preserve">, </w:t>
+            </w:r>
+            <w:r>
+              <w:rPr>
+                <w:rFonts w:ascii="Consolas" w:cs="Consolas" w:eastAsia="맑은 고딕" w:hAnsi="Consolas"/>
+                <w:b w:val="false"/>
+                <w:bCs w:val="false"/>
+                <w:i w:val="false"/>
+                <w:iCs w:val="false"/>
+                <w:color w:val="A31515"/>
+                <w:sz w:val="17"/>
+                <w:szCs w:val="17"/>
+              </w:rPr>
+              <w:t xml:space="preserve">"나"</w:t>
+            </w:r>
+            <w:r>
+              <w:rPr>
+                <w:rFonts w:ascii="Consolas" w:cs="Consolas" w:eastAsia="맑은 고딕" w:hAnsi="Consolas"/>
+                <w:b w:val="false"/>
+                <w:bCs w:val="false"/>
+                <w:i w:val="false"/>
+                <w:iCs w:val="false"/>
+                <w:color w:val="24292F"/>
+                <w:sz w:val="17"/>
+                <w:szCs w:val="17"/>
+              </w:rPr>
+              <w:t xml:space="preserve">, </w:t>
+            </w:r>
+            <w:r>
+              <w:rPr>
+                <w:rFonts w:ascii="Consolas" w:cs="Consolas" w:eastAsia="맑은 고딕" w:hAnsi="Consolas"/>
+                <w:b w:val="false"/>
+                <w:bCs w:val="false"/>
+                <w:i w:val="false"/>
+                <w:iCs w:val="false"/>
+                <w:color w:val="A31515"/>
+                <w:sz w:val="17"/>
+                <w:szCs w:val="17"/>
+              </w:rPr>
+              <w:t xml:space="preserve">"다"</w:t>
+            </w:r>
+            <w:r>
+              <w:rPr>
+                <w:rFonts w:ascii="Consolas" w:cs="Consolas" w:eastAsia="맑은 고딕" w:hAnsi="Consolas"/>
+                <w:b w:val="false"/>
+                <w:bCs w:val="false"/>
+                <w:i w:val="false"/>
+                <w:iCs w:val="false"/>
+                <w:color w:val="24292F"/>
+                <w:sz w:val="17"/>
+                <w:szCs w:val="17"/>
+              </w:rPr>
+              <w:t xml:space="preserve">], </w:t>
+            </w:r>
+            <w:r>
+              <w:rPr>
+                <w:rFonts w:ascii="Consolas" w:cs="Consolas" w:eastAsia="맑은 고딕" w:hAnsi="Consolas"/>
+                <w:b w:val="false"/>
+                <w:bCs w:val="false"/>
+                <w:i w:val="false"/>
+                <w:iCs w:val="false"/>
+                <w:color w:val="24292F"/>
+                <w:sz w:val="17"/>
+                <w:szCs w:val="17"/>
+              </w:rPr>
+              <w:t xml:space="preserve">autopct</w:t>
+            </w:r>
+            <w:r>
+              <w:rPr>
+                <w:rFonts w:ascii="Consolas" w:cs="Consolas" w:eastAsia="맑은 고딕" w:hAnsi="Consolas"/>
+                <w:b w:val="false"/>
+                <w:bCs w:val="false"/>
+                <w:i w:val="false"/>
+                <w:iCs w:val="false"/>
+                <w:color w:val="24292F"/>
+                <w:sz w:val="17"/>
+                <w:szCs w:val="17"/>
+              </w:rPr>
+              <w:t xml:space="preserve">=</w:t>
+            </w:r>
+            <w:r>
+              <w:rPr>
+                <w:rFonts w:ascii="Consolas" w:cs="Consolas" w:eastAsia="맑은 고딕" w:hAnsi="Consolas"/>
+                <w:b w:val="false"/>
+                <w:bCs w:val="false"/>
+                <w:i w:val="false"/>
+                <w:iCs w:val="false"/>
+                <w:color w:val="A31515"/>
+                <w:sz w:val="17"/>
+                <w:szCs w:val="17"/>
+              </w:rPr>
+              <w:t xml:space="preserve">"%d%%"</w:t>
             </w:r>
             <w:r>
               <w:rPr>
@@ -6468,33 +5883,85 @@
                 <w:sz w:val="17"/>
                 <w:szCs w:val="17"/>
               </w:rPr>
-              <w:t xml:space="preserve">fig</w:t>
-            </w:r>
-            <w:r>
-              <w:rPr>
-                <w:rFonts w:ascii="Consolas" w:cs="Consolas" w:eastAsia="맑은 고딕" w:hAnsi="Consolas"/>
-                <w:b w:val="false"/>
-                <w:bCs w:val="false"/>
-                <w:i w:val="false"/>
-                <w:iCs w:val="false"/>
-                <w:color w:val="24292F"/>
-                <w:sz w:val="17"/>
-                <w:szCs w:val="17"/>
-              </w:rPr>
-              <w:t xml:space="preserve">.</w:t>
-            </w:r>
-            <w:r>
-              <w:rPr>
-                <w:rFonts w:ascii="Consolas" w:cs="Consolas" w:eastAsia="맑은 고딕" w:hAnsi="Consolas"/>
-                <w:b w:val="false"/>
-                <w:bCs w:val="false"/>
-                <w:i w:val="false"/>
-                <w:iCs w:val="false"/>
-                <w:color w:val="24292F"/>
-                <w:sz w:val="17"/>
-                <w:szCs w:val="17"/>
-              </w:rPr>
-              <w:t xml:space="preserve">suptitle</w:t>
+              <w:t xml:space="preserve">axes</w:t>
+            </w:r>
+            <w:r>
+              <w:rPr>
+                <w:rFonts w:ascii="Consolas" w:cs="Consolas" w:eastAsia="맑은 고딕" w:hAnsi="Consolas"/>
+                <w:b w:val="false"/>
+                <w:bCs w:val="false"/>
+                <w:i w:val="false"/>
+                <w:iCs w:val="false"/>
+                <w:color w:val="24292F"/>
+                <w:sz w:val="17"/>
+                <w:szCs w:val="17"/>
+              </w:rPr>
+              <w:t xml:space="preserve">[</w:t>
+            </w:r>
+            <w:r>
+              <w:rPr>
+                <w:rFonts w:ascii="Consolas" w:cs="Consolas" w:eastAsia="맑은 고딕" w:hAnsi="Consolas"/>
+                <w:b w:val="false"/>
+                <w:bCs w:val="false"/>
+                <w:i w:val="false"/>
+                <w:iCs w:val="false"/>
+                <w:color w:val="098658"/>
+                <w:sz w:val="17"/>
+                <w:szCs w:val="17"/>
+              </w:rPr>
+              <w:t xml:space="preserve">1</w:t>
+            </w:r>
+            <w:r>
+              <w:rPr>
+                <w:rFonts w:ascii="Consolas" w:cs="Consolas" w:eastAsia="맑은 고딕" w:hAnsi="Consolas"/>
+                <w:b w:val="false"/>
+                <w:bCs w:val="false"/>
+                <w:i w:val="false"/>
+                <w:iCs w:val="false"/>
+                <w:color w:val="24292F"/>
+                <w:sz w:val="17"/>
+                <w:szCs w:val="17"/>
+              </w:rPr>
+              <w:t xml:space="preserve">, </w:t>
+            </w:r>
+            <w:r>
+              <w:rPr>
+                <w:rFonts w:ascii="Consolas" w:cs="Consolas" w:eastAsia="맑은 고딕" w:hAnsi="Consolas"/>
+                <w:b w:val="false"/>
+                <w:bCs w:val="false"/>
+                <w:i w:val="false"/>
+                <w:iCs w:val="false"/>
+                <w:color w:val="098658"/>
+                <w:sz w:val="17"/>
+                <w:szCs w:val="17"/>
+              </w:rPr>
+              <w:t xml:space="preserve">1</w:t>
+            </w:r>
+            <w:r>
+              <w:rPr>
+                <w:rFonts w:ascii="Consolas" w:cs="Consolas" w:eastAsia="맑은 고딕" w:hAnsi="Consolas"/>
+                <w:b w:val="false"/>
+                <w:bCs w:val="false"/>
+                <w:i w:val="false"/>
+                <w:iCs w:val="false"/>
+                <w:color w:val="24292F"/>
+                <w:sz w:val="17"/>
+                <w:szCs w:val="17"/>
+              </w:rPr>
+              <w:t xml:space="preserve">].</w:t>
+            </w:r>
+            <w:r>
+              <w:rPr>
+                <w:rFonts w:ascii="Consolas" w:cs="Consolas" w:eastAsia="맑은 고딕" w:hAnsi="Consolas"/>
+                <w:b w:val="false"/>
+                <w:bCs w:val="false"/>
+                <w:i w:val="false"/>
+                <w:iCs w:val="false"/>
+                <w:color w:val="24292F"/>
+                <w:sz w:val="17"/>
+                <w:szCs w:val="17"/>
+              </w:rPr>
+              <w:t xml:space="preserve">set_title</w:t>
             </w:r>
             <w:r>
               <w:rPr>
@@ -6520,59 +5987,7 @@
                 <w:sz w:val="17"/>
                 <w:szCs w:val="17"/>
               </w:rPr>
-              <w:t xml:space="preserve">"데이터에 맞는 그래프 고르기"</w:t>
-            </w:r>
-            <w:r>
-              <w:rPr>
-                <w:rFonts w:ascii="Consolas" w:cs="Consolas" w:eastAsia="맑은 고딕" w:hAnsi="Consolas"/>
-                <w:b w:val="false"/>
-                <w:bCs w:val="false"/>
-                <w:i w:val="false"/>
-                <w:iCs w:val="false"/>
-                <w:color w:val="24292F"/>
-                <w:sz w:val="17"/>
-                <w:szCs w:val="17"/>
-              </w:rPr>
-              <w:t xml:space="preserve">, </w:t>
-            </w:r>
-            <w:r>
-              <w:rPr>
-                <w:rFonts w:ascii="Consolas" w:cs="Consolas" w:eastAsia="맑은 고딕" w:hAnsi="Consolas"/>
-                <w:b w:val="false"/>
-                <w:bCs w:val="false"/>
-                <w:i w:val="false"/>
-                <w:iCs w:val="false"/>
-                <w:color w:val="24292F"/>
-                <w:sz w:val="17"/>
-                <w:szCs w:val="17"/>
-              </w:rPr>
-              <w:t xml:space="preserve">fontsize</w:t>
-            </w:r>
-            <w:r>
-              <w:rPr>
-                <w:rFonts w:ascii="Consolas" w:cs="Consolas" w:eastAsia="맑은 고딕" w:hAnsi="Consolas"/>
-                <w:b w:val="false"/>
-                <w:bCs w:val="false"/>
-                <w:i w:val="false"/>
-                <w:iCs w:val="false"/>
-                <w:color w:val="24292F"/>
-                <w:sz w:val="17"/>
-                <w:szCs w:val="17"/>
-              </w:rPr>
-              <w:t xml:space="preserve">=</w:t>
-            </w:r>
-            <w:r>
-              <w:rPr>
-                <w:rFonts w:ascii="Consolas" w:cs="Consolas" w:eastAsia="맑은 고딕" w:hAnsi="Consolas"/>
-                <w:b w:val="false"/>
-                <w:bCs w:val="false"/>
-                <w:i w:val="false"/>
-                <w:iCs w:val="false"/>
-                <w:color w:val="098658"/>
-                <w:sz w:val="17"/>
-                <w:szCs w:val="17"/>
-              </w:rPr>
-              <w:t xml:space="preserve">16</w:t>
+              <w:t xml:space="preserve">"원: 전체 중 비율"</w:t>
             </w:r>
             <w:r>
               <w:rPr>
@@ -6612,7 +6027,111 @@
                 <w:sz w:val="17"/>
                 <w:szCs w:val="17"/>
               </w:rPr>
-              <w:t xml:space="preserve">fig</w:t>
+              <w:t xml:space="preserve">axes</w:t>
+            </w:r>
+            <w:r>
+              <w:rPr>
+                <w:rFonts w:ascii="Consolas" w:cs="Consolas" w:eastAsia="맑은 고딕" w:hAnsi="Consolas"/>
+                <w:b w:val="false"/>
+                <w:bCs w:val="false"/>
+                <w:i w:val="false"/>
+                <w:iCs w:val="false"/>
+                <w:color w:val="24292F"/>
+                <w:sz w:val="17"/>
+                <w:szCs w:val="17"/>
+              </w:rPr>
+              <w:t xml:space="preserve">[</w:t>
+            </w:r>
+            <w:r>
+              <w:rPr>
+                <w:rFonts w:ascii="Consolas" w:cs="Consolas" w:eastAsia="맑은 고딕" w:hAnsi="Consolas"/>
+                <w:b w:val="false"/>
+                <w:bCs w:val="false"/>
+                <w:i w:val="false"/>
+                <w:iCs w:val="false"/>
+                <w:color w:val="098658"/>
+                <w:sz w:val="17"/>
+                <w:szCs w:val="17"/>
+              </w:rPr>
+              <w:t xml:space="preserve">1</w:t>
+            </w:r>
+            <w:r>
+              <w:rPr>
+                <w:rFonts w:ascii="Consolas" w:cs="Consolas" w:eastAsia="맑은 고딕" w:hAnsi="Consolas"/>
+                <w:b w:val="false"/>
+                <w:bCs w:val="false"/>
+                <w:i w:val="false"/>
+                <w:iCs w:val="false"/>
+                <w:color w:val="24292F"/>
+                <w:sz w:val="17"/>
+                <w:szCs w:val="17"/>
+              </w:rPr>
+              <w:t xml:space="preserve">, </w:t>
+            </w:r>
+            <w:r>
+              <w:rPr>
+                <w:rFonts w:ascii="Consolas" w:cs="Consolas" w:eastAsia="맑은 고딕" w:hAnsi="Consolas"/>
+                <w:b w:val="false"/>
+                <w:bCs w:val="false"/>
+                <w:i w:val="false"/>
+                <w:iCs w:val="false"/>
+                <w:color w:val="098658"/>
+                <w:sz w:val="17"/>
+                <w:szCs w:val="17"/>
+              </w:rPr>
+              <w:t xml:space="preserve">2</w:t>
+            </w:r>
+            <w:r>
+              <w:rPr>
+                <w:rFonts w:ascii="Consolas" w:cs="Consolas" w:eastAsia="맑은 고딕" w:hAnsi="Consolas"/>
+                <w:b w:val="false"/>
+                <w:bCs w:val="false"/>
+                <w:i w:val="false"/>
+                <w:iCs w:val="false"/>
+                <w:color w:val="24292F"/>
+                <w:sz w:val="17"/>
+                <w:szCs w:val="17"/>
+              </w:rPr>
+              <w:t xml:space="preserve">].</w:t>
+            </w:r>
+            <w:r>
+              <w:rPr>
+                <w:rFonts w:ascii="Consolas" w:cs="Consolas" w:eastAsia="맑은 고딕" w:hAnsi="Consolas"/>
+                <w:b w:val="false"/>
+                <w:bCs w:val="false"/>
+                <w:i w:val="false"/>
+                <w:iCs w:val="false"/>
+                <w:color w:val="24292F"/>
+                <w:sz w:val="17"/>
+                <w:szCs w:val="17"/>
+              </w:rPr>
+              <w:t xml:space="preserve">boxplot</w:t>
+            </w:r>
+            <w:r>
+              <w:rPr>
+                <w:rFonts w:ascii="Consolas" w:cs="Consolas" w:eastAsia="맑은 고딕" w:hAnsi="Consolas"/>
+                <w:b w:val="false"/>
+                <w:bCs w:val="false"/>
+                <w:i w:val="false"/>
+                <w:iCs w:val="false"/>
+                <w:color w:val="24292F"/>
+                <w:sz w:val="17"/>
+                <w:szCs w:val="17"/>
+              </w:rPr>
+              <w:t xml:space="preserve">([</w:t>
+            </w:r>
+            <w:r>
+              <w:rPr>
+                <w:rFonts w:ascii="Consolas" w:cs="Consolas" w:eastAsia="맑은 고딕" w:hAnsi="Consolas"/>
+                <w:b w:val="false"/>
+                <w:bCs w:val="false"/>
+                <w:i w:val="false"/>
+                <w:iCs w:val="false"/>
+                <w:color w:val="24292F"/>
+                <w:sz w:val="17"/>
+                <w:szCs w:val="17"/>
+              </w:rPr>
+              <w:t xml:space="preserve">rng</w:t>
             </w:r>
             <w:r>
               <w:rPr>
@@ -6638,20 +6157,228 @@
                 <w:sz w:val="17"/>
                 <w:szCs w:val="17"/>
               </w:rPr>
-              <w:t xml:space="preserve">tight_layout</w:t>
-            </w:r>
-            <w:r>
-              <w:rPr>
-                <w:rFonts w:ascii="Consolas" w:cs="Consolas" w:eastAsia="맑은 고딕" w:hAnsi="Consolas"/>
-                <w:b w:val="false"/>
-                <w:bCs w:val="false"/>
-                <w:i w:val="false"/>
-                <w:iCs w:val="false"/>
-                <w:color w:val="24292F"/>
-                <w:sz w:val="17"/>
-                <w:szCs w:val="17"/>
-              </w:rPr>
-              <w:t xml:space="preserve">()</w:t>
+              <w:t xml:space="preserve">normal</w:t>
+            </w:r>
+            <w:r>
+              <w:rPr>
+                <w:rFonts w:ascii="Consolas" w:cs="Consolas" w:eastAsia="맑은 고딕" w:hAnsi="Consolas"/>
+                <w:b w:val="false"/>
+                <w:bCs w:val="false"/>
+                <w:i w:val="false"/>
+                <w:iCs w:val="false"/>
+                <w:color w:val="24292F"/>
+                <w:sz w:val="17"/>
+                <w:szCs w:val="17"/>
+              </w:rPr>
+              <w:t xml:space="preserve">(</w:t>
+            </w:r>
+            <w:r>
+              <w:rPr>
+                <w:rFonts w:ascii="Consolas" w:cs="Consolas" w:eastAsia="맑은 고딕" w:hAnsi="Consolas"/>
+                <w:b w:val="false"/>
+                <w:bCs w:val="false"/>
+                <w:i w:val="false"/>
+                <w:iCs w:val="false"/>
+                <w:color w:val="098658"/>
+                <w:sz w:val="17"/>
+                <w:szCs w:val="17"/>
+              </w:rPr>
+              <w:t xml:space="preserve">5</w:t>
+            </w:r>
+            <w:r>
+              <w:rPr>
+                <w:rFonts w:ascii="Consolas" w:cs="Consolas" w:eastAsia="맑은 고딕" w:hAnsi="Consolas"/>
+                <w:b w:val="false"/>
+                <w:bCs w:val="false"/>
+                <w:i w:val="false"/>
+                <w:iCs w:val="false"/>
+                <w:color w:val="24292F"/>
+                <w:sz w:val="17"/>
+                <w:szCs w:val="17"/>
+              </w:rPr>
+              <w:t xml:space="preserve">, </w:t>
+            </w:r>
+            <w:r>
+              <w:rPr>
+                <w:rFonts w:ascii="Consolas" w:cs="Consolas" w:eastAsia="맑은 고딕" w:hAnsi="Consolas"/>
+                <w:b w:val="false"/>
+                <w:bCs w:val="false"/>
+                <w:i w:val="false"/>
+                <w:iCs w:val="false"/>
+                <w:color w:val="098658"/>
+                <w:sz w:val="17"/>
+                <w:szCs w:val="17"/>
+              </w:rPr>
+              <w:t xml:space="preserve">1</w:t>
+            </w:r>
+            <w:r>
+              <w:rPr>
+                <w:rFonts w:ascii="Consolas" w:cs="Consolas" w:eastAsia="맑은 고딕" w:hAnsi="Consolas"/>
+                <w:b w:val="false"/>
+                <w:bCs w:val="false"/>
+                <w:i w:val="false"/>
+                <w:iCs w:val="false"/>
+                <w:color w:val="24292F"/>
+                <w:sz w:val="17"/>
+                <w:szCs w:val="17"/>
+              </w:rPr>
+              <w:t xml:space="preserve">, </w:t>
+            </w:r>
+            <w:r>
+              <w:rPr>
+                <w:rFonts w:ascii="Consolas" w:cs="Consolas" w:eastAsia="맑은 고딕" w:hAnsi="Consolas"/>
+                <w:b w:val="false"/>
+                <w:bCs w:val="false"/>
+                <w:i w:val="false"/>
+                <w:iCs w:val="false"/>
+                <w:color w:val="098658"/>
+                <w:sz w:val="17"/>
+                <w:szCs w:val="17"/>
+              </w:rPr>
+              <w:t xml:space="preserve">50</w:t>
+            </w:r>
+            <w:r>
+              <w:rPr>
+                <w:rFonts w:ascii="Consolas" w:cs="Consolas" w:eastAsia="맑은 고딕" w:hAnsi="Consolas"/>
+                <w:b w:val="false"/>
+                <w:bCs w:val="false"/>
+                <w:i w:val="false"/>
+                <w:iCs w:val="false"/>
+                <w:color w:val="24292F"/>
+                <w:sz w:val="17"/>
+                <w:szCs w:val="17"/>
+              </w:rPr>
+              <w:t xml:space="preserve">), </w:t>
+            </w:r>
+            <w:r>
+              <w:rPr>
+                <w:rFonts w:ascii="Consolas" w:cs="Consolas" w:eastAsia="맑은 고딕" w:hAnsi="Consolas"/>
+                <w:b w:val="false"/>
+                <w:bCs w:val="false"/>
+                <w:i w:val="false"/>
+                <w:iCs w:val="false"/>
+                <w:color w:val="24292F"/>
+                <w:sz w:val="17"/>
+                <w:szCs w:val="17"/>
+              </w:rPr>
+              <w:t xml:space="preserve">rng</w:t>
+            </w:r>
+            <w:r>
+              <w:rPr>
+                <w:rFonts w:ascii="Consolas" w:cs="Consolas" w:eastAsia="맑은 고딕" w:hAnsi="Consolas"/>
+                <w:b w:val="false"/>
+                <w:bCs w:val="false"/>
+                <w:i w:val="false"/>
+                <w:iCs w:val="false"/>
+                <w:color w:val="24292F"/>
+                <w:sz w:val="17"/>
+                <w:szCs w:val="17"/>
+              </w:rPr>
+              <w:t xml:space="preserve">.</w:t>
+            </w:r>
+            <w:r>
+              <w:rPr>
+                <w:rFonts w:ascii="Consolas" w:cs="Consolas" w:eastAsia="맑은 고딕" w:hAnsi="Consolas"/>
+                <w:b w:val="false"/>
+                <w:bCs w:val="false"/>
+                <w:i w:val="false"/>
+                <w:iCs w:val="false"/>
+                <w:color w:val="24292F"/>
+                <w:sz w:val="17"/>
+                <w:szCs w:val="17"/>
+              </w:rPr>
+              <w:t xml:space="preserve">normal</w:t>
+            </w:r>
+            <w:r>
+              <w:rPr>
+                <w:rFonts w:ascii="Consolas" w:cs="Consolas" w:eastAsia="맑은 고딕" w:hAnsi="Consolas"/>
+                <w:b w:val="false"/>
+                <w:bCs w:val="false"/>
+                <w:i w:val="false"/>
+                <w:iCs w:val="false"/>
+                <w:color w:val="24292F"/>
+                <w:sz w:val="17"/>
+                <w:szCs w:val="17"/>
+              </w:rPr>
+              <w:t xml:space="preserve">(</w:t>
+            </w:r>
+            <w:r>
+              <w:rPr>
+                <w:rFonts w:ascii="Consolas" w:cs="Consolas" w:eastAsia="맑은 고딕" w:hAnsi="Consolas"/>
+                <w:b w:val="false"/>
+                <w:bCs w:val="false"/>
+                <w:i w:val="false"/>
+                <w:iCs w:val="false"/>
+                <w:color w:val="098658"/>
+                <w:sz w:val="17"/>
+                <w:szCs w:val="17"/>
+              </w:rPr>
+              <w:t xml:space="preserve">6</w:t>
+            </w:r>
+            <w:r>
+              <w:rPr>
+                <w:rFonts w:ascii="Consolas" w:cs="Consolas" w:eastAsia="맑은 고딕" w:hAnsi="Consolas"/>
+                <w:b w:val="false"/>
+                <w:bCs w:val="false"/>
+                <w:i w:val="false"/>
+                <w:iCs w:val="false"/>
+                <w:color w:val="24292F"/>
+                <w:sz w:val="17"/>
+                <w:szCs w:val="17"/>
+              </w:rPr>
+              <w:t xml:space="preserve">, </w:t>
+            </w:r>
+            <w:r>
+              <w:rPr>
+                <w:rFonts w:ascii="Consolas" w:cs="Consolas" w:eastAsia="맑은 고딕" w:hAnsi="Consolas"/>
+                <w:b w:val="false"/>
+                <w:bCs w:val="false"/>
+                <w:i w:val="false"/>
+                <w:iCs w:val="false"/>
+                <w:color w:val="098658"/>
+                <w:sz w:val="17"/>
+                <w:szCs w:val="17"/>
+              </w:rPr>
+              <w:t xml:space="preserve">2</w:t>
+            </w:r>
+            <w:r>
+              <w:rPr>
+                <w:rFonts w:ascii="Consolas" w:cs="Consolas" w:eastAsia="맑은 고딕" w:hAnsi="Consolas"/>
+                <w:b w:val="false"/>
+                <w:bCs w:val="false"/>
+                <w:i w:val="false"/>
+                <w:iCs w:val="false"/>
+                <w:color w:val="24292F"/>
+                <w:sz w:val="17"/>
+                <w:szCs w:val="17"/>
+              </w:rPr>
+              <w:t xml:space="preserve">, </w:t>
+            </w:r>
+            <w:r>
+              <w:rPr>
+                <w:rFonts w:ascii="Consolas" w:cs="Consolas" w:eastAsia="맑은 고딕" w:hAnsi="Consolas"/>
+                <w:b w:val="false"/>
+                <w:bCs w:val="false"/>
+                <w:i w:val="false"/>
+                <w:iCs w:val="false"/>
+                <w:color w:val="098658"/>
+                <w:sz w:val="17"/>
+                <w:szCs w:val="17"/>
+              </w:rPr>
+              <w:t xml:space="preserve">50</w:t>
+            </w:r>
+            <w:r>
+              <w:rPr>
+                <w:rFonts w:ascii="Consolas" w:cs="Consolas" w:eastAsia="맑은 고딕" w:hAnsi="Consolas"/>
+                <w:b w:val="false"/>
+                <w:bCs w:val="false"/>
+                <w:i w:val="false"/>
+                <w:iCs w:val="false"/>
+                <w:color w:val="24292F"/>
+                <w:sz w:val="17"/>
+                <w:szCs w:val="17"/>
+              </w:rPr>
+              <w:t xml:space="preserve">)])</w:t>
             </w:r>
           </w:p>
           <w:p>
@@ -6678,33 +6405,85 @@
                 <w:sz w:val="17"/>
                 <w:szCs w:val="17"/>
               </w:rPr>
-              <w:t xml:space="preserve">fig</w:t>
-            </w:r>
-            <w:r>
-              <w:rPr>
-                <w:rFonts w:ascii="Consolas" w:cs="Consolas" w:eastAsia="맑은 고딕" w:hAnsi="Consolas"/>
-                <w:b w:val="false"/>
-                <w:bCs w:val="false"/>
-                <w:i w:val="false"/>
-                <w:iCs w:val="false"/>
-                <w:color w:val="24292F"/>
-                <w:sz w:val="17"/>
-                <w:szCs w:val="17"/>
-              </w:rPr>
-              <w:t xml:space="preserve">.</w:t>
-            </w:r>
-            <w:r>
-              <w:rPr>
-                <w:rFonts w:ascii="Consolas" w:cs="Consolas" w:eastAsia="맑은 고딕" w:hAnsi="Consolas"/>
-                <w:b w:val="false"/>
-                <w:bCs w:val="false"/>
-                <w:i w:val="false"/>
-                <w:iCs w:val="false"/>
-                <w:color w:val="24292F"/>
-                <w:sz w:val="17"/>
-                <w:szCs w:val="17"/>
-              </w:rPr>
-              <w:t xml:space="preserve">savefig</w:t>
+              <w:t xml:space="preserve">axes</w:t>
+            </w:r>
+            <w:r>
+              <w:rPr>
+                <w:rFonts w:ascii="Consolas" w:cs="Consolas" w:eastAsia="맑은 고딕" w:hAnsi="Consolas"/>
+                <w:b w:val="false"/>
+                <w:bCs w:val="false"/>
+                <w:i w:val="false"/>
+                <w:iCs w:val="false"/>
+                <w:color w:val="24292F"/>
+                <w:sz w:val="17"/>
+                <w:szCs w:val="17"/>
+              </w:rPr>
+              <w:t xml:space="preserve">[</w:t>
+            </w:r>
+            <w:r>
+              <w:rPr>
+                <w:rFonts w:ascii="Consolas" w:cs="Consolas" w:eastAsia="맑은 고딕" w:hAnsi="Consolas"/>
+                <w:b w:val="false"/>
+                <w:bCs w:val="false"/>
+                <w:i w:val="false"/>
+                <w:iCs w:val="false"/>
+                <w:color w:val="098658"/>
+                <w:sz w:val="17"/>
+                <w:szCs w:val="17"/>
+              </w:rPr>
+              <w:t xml:space="preserve">1</w:t>
+            </w:r>
+            <w:r>
+              <w:rPr>
+                <w:rFonts w:ascii="Consolas" w:cs="Consolas" w:eastAsia="맑은 고딕" w:hAnsi="Consolas"/>
+                <w:b w:val="false"/>
+                <w:bCs w:val="false"/>
+                <w:i w:val="false"/>
+                <w:iCs w:val="false"/>
+                <w:color w:val="24292F"/>
+                <w:sz w:val="17"/>
+                <w:szCs w:val="17"/>
+              </w:rPr>
+              <w:t xml:space="preserve">, </w:t>
+            </w:r>
+            <w:r>
+              <w:rPr>
+                <w:rFonts w:ascii="Consolas" w:cs="Consolas" w:eastAsia="맑은 고딕" w:hAnsi="Consolas"/>
+                <w:b w:val="false"/>
+                <w:bCs w:val="false"/>
+                <w:i w:val="false"/>
+                <w:iCs w:val="false"/>
+                <w:color w:val="098658"/>
+                <w:sz w:val="17"/>
+                <w:szCs w:val="17"/>
+              </w:rPr>
+              <w:t xml:space="preserve">2</w:t>
+            </w:r>
+            <w:r>
+              <w:rPr>
+                <w:rFonts w:ascii="Consolas" w:cs="Consolas" w:eastAsia="맑은 고딕" w:hAnsi="Consolas"/>
+                <w:b w:val="false"/>
+                <w:bCs w:val="false"/>
+                <w:i w:val="false"/>
+                <w:iCs w:val="false"/>
+                <w:color w:val="24292F"/>
+                <w:sz w:val="17"/>
+                <w:szCs w:val="17"/>
+              </w:rPr>
+              <w:t xml:space="preserve">].</w:t>
+            </w:r>
+            <w:r>
+              <w:rPr>
+                <w:rFonts w:ascii="Consolas" w:cs="Consolas" w:eastAsia="맑은 고딕" w:hAnsi="Consolas"/>
+                <w:b w:val="false"/>
+                <w:bCs w:val="false"/>
+                <w:i w:val="false"/>
+                <w:iCs w:val="false"/>
+                <w:color w:val="24292F"/>
+                <w:sz w:val="17"/>
+                <w:szCs w:val="17"/>
+              </w:rPr>
+              <w:t xml:space="preserve">set_title</w:t>
             </w:r>
             <w:r>
               <w:rPr>
@@ -6726,141 +6505,11 @@
                 <w:bCs w:val="false"/>
                 <w:i w:val="false"/>
                 <w:iCs w:val="false"/>
-                <w:color w:val="24292F"/>
-                <w:sz w:val="17"/>
-                <w:szCs w:val="17"/>
-              </w:rPr>
-              <w:t xml:space="preserve">IMG</w:t>
-            </w:r>
-            <w:r>
-              <w:rPr>
-                <w:rFonts w:ascii="Consolas" w:cs="Consolas" w:eastAsia="맑은 고딕" w:hAnsi="Consolas"/>
-                <w:b w:val="false"/>
-                <w:bCs w:val="false"/>
-                <w:i w:val="false"/>
-                <w:iCs w:val="false"/>
-                <w:color w:val="24292F"/>
-                <w:sz w:val="17"/>
-                <w:szCs w:val="17"/>
-              </w:rPr>
-              <w:t xml:space="preserve"> / </w:t>
-            </w:r>
-            <w:r>
-              <w:rPr>
-                <w:rFonts w:ascii="Consolas" w:cs="Consolas" w:eastAsia="맑은 고딕" w:hAnsi="Consolas"/>
-                <w:b w:val="false"/>
-                <w:bCs w:val="false"/>
-                <w:i w:val="false"/>
-                <w:iCs w:val="false"/>
                 <w:color w:val="A31515"/>
                 <w:sz w:val="17"/>
                 <w:szCs w:val="17"/>
               </w:rPr>
-              <w:t xml:space="preserve">"ex07_choose_chart.png"</w:t>
-            </w:r>
-            <w:r>
-              <w:rPr>
-                <w:rFonts w:ascii="Consolas" w:cs="Consolas" w:eastAsia="맑은 고딕" w:hAnsi="Consolas"/>
-                <w:b w:val="false"/>
-                <w:bCs w:val="false"/>
-                <w:i w:val="false"/>
-                <w:iCs w:val="false"/>
-                <w:color w:val="24292F"/>
-                <w:sz w:val="17"/>
-                <w:szCs w:val="17"/>
-              </w:rPr>
-              <w:t xml:space="preserve">, </w:t>
-            </w:r>
-            <w:r>
-              <w:rPr>
-                <w:rFonts w:ascii="Consolas" w:cs="Consolas" w:eastAsia="맑은 고딕" w:hAnsi="Consolas"/>
-                <w:b w:val="false"/>
-                <w:bCs w:val="false"/>
-                <w:i w:val="false"/>
-                <w:iCs w:val="false"/>
-                <w:color w:val="24292F"/>
-                <w:sz w:val="17"/>
-                <w:szCs w:val="17"/>
-              </w:rPr>
-              <w:t xml:space="preserve">dpi</w:t>
-            </w:r>
-            <w:r>
-              <w:rPr>
-                <w:rFonts w:ascii="Consolas" w:cs="Consolas" w:eastAsia="맑은 고딕" w:hAnsi="Consolas"/>
-                <w:b w:val="false"/>
-                <w:bCs w:val="false"/>
-                <w:i w:val="false"/>
-                <w:iCs w:val="false"/>
-                <w:color w:val="24292F"/>
-                <w:sz w:val="17"/>
-                <w:szCs w:val="17"/>
-              </w:rPr>
-              <w:t xml:space="preserve">=</w:t>
-            </w:r>
-            <w:r>
-              <w:rPr>
-                <w:rFonts w:ascii="Consolas" w:cs="Consolas" w:eastAsia="맑은 고딕" w:hAnsi="Consolas"/>
-                <w:b w:val="false"/>
-                <w:bCs w:val="false"/>
-                <w:i w:val="false"/>
-                <w:iCs w:val="false"/>
-                <w:color w:val="098658"/>
-                <w:sz w:val="17"/>
-                <w:szCs w:val="17"/>
-              </w:rPr>
-              <w:t xml:space="preserve">100</w:t>
-            </w:r>
-            <w:r>
-              <w:rPr>
-                <w:rFonts w:ascii="Consolas" w:cs="Consolas" w:eastAsia="맑은 고딕" w:hAnsi="Consolas"/>
-                <w:b w:val="false"/>
-                <w:bCs w:val="false"/>
-                <w:i w:val="false"/>
-                <w:iCs w:val="false"/>
-                <w:color w:val="24292F"/>
-                <w:sz w:val="17"/>
-                <w:szCs w:val="17"/>
-              </w:rPr>
-              <w:t xml:space="preserve">, </w:t>
-            </w:r>
-            <w:r>
-              <w:rPr>
-                <w:rFonts w:ascii="Consolas" w:cs="Consolas" w:eastAsia="맑은 고딕" w:hAnsi="Consolas"/>
-                <w:b w:val="false"/>
-                <w:bCs w:val="false"/>
-                <w:i w:val="false"/>
-                <w:iCs w:val="false"/>
-                <w:color w:val="24292F"/>
-                <w:sz w:val="17"/>
-                <w:szCs w:val="17"/>
-              </w:rPr>
-              <w:t xml:space="preserve">bbox_inches</w:t>
-            </w:r>
-            <w:r>
-              <w:rPr>
-                <w:rFonts w:ascii="Consolas" w:cs="Consolas" w:eastAsia="맑은 고딕" w:hAnsi="Consolas"/>
-                <w:b w:val="false"/>
-                <w:bCs w:val="false"/>
-                <w:i w:val="false"/>
-                <w:iCs w:val="false"/>
-                <w:color w:val="24292F"/>
-                <w:sz w:val="17"/>
-                <w:szCs w:val="17"/>
-              </w:rPr>
-              <w:t xml:space="preserve">=</w:t>
-            </w:r>
-            <w:r>
-              <w:rPr>
-                <w:rFonts w:ascii="Consolas" w:cs="Consolas" w:eastAsia="맑은 고딕" w:hAnsi="Consolas"/>
-                <w:b w:val="false"/>
-                <w:bCs w:val="false"/>
-                <w:i w:val="false"/>
-                <w:iCs w:val="false"/>
-                <w:color w:val="A31515"/>
-                <w:sz w:val="17"/>
-                <w:szCs w:val="17"/>
-              </w:rPr>
-              <w:t xml:space="preserve">"tight"</w:t>
+              <w:t xml:space="preserve">"상자: 그룹별 분포"</w:t>
             </w:r>
             <w:r>
               <w:rPr>
@@ -6888,6 +6537,465 @@
                 <w:szCs w:val="17"/>
               </w:rPr>
               <w:t xml:space="preserve">31  </w:t>
+            </w:r>
+            <w:r>
+              <w:rPr>
+                <w:rFonts w:ascii="Consolas" w:cs="Consolas" w:eastAsia="맑은 고딕" w:hAnsi="Consolas"/>
+                <w:b w:val="false"/>
+                <w:bCs w:val="false"/>
+                <w:i/>
+                <w:iCs/>
+                <w:color w:val="6A9955"/>
+                <w:sz w:val="17"/>
+                <w:szCs w:val="17"/>
+              </w:rPr>
+              <w:t xml:space="preserve"># 전체 제목 + 칸끼리 겹치지 않게 간격 자동 조정</w:t>
+            </w:r>
+          </w:p>
+          <w:p>
+            <w:pPr>
+              <w:spacing w:after="0" w:line="252"/>
+            </w:pPr>
+            <w:r>
+              <w:rPr>
+                <w:rFonts w:ascii="Consolas" w:cs="Consolas" w:eastAsia="맑은 고딕" w:hAnsi="Consolas"/>
+                <w:color w:val="A0A0A0"/>
+                <w:sz w:val="17"/>
+                <w:szCs w:val="17"/>
+              </w:rPr>
+              <w:t xml:space="preserve">32  </w:t>
+            </w:r>
+            <w:r>
+              <w:rPr>
+                <w:rFonts w:ascii="Consolas" w:cs="Consolas" w:eastAsia="맑은 고딕" w:hAnsi="Consolas"/>
+                <w:b w:val="false"/>
+                <w:bCs w:val="false"/>
+                <w:i w:val="false"/>
+                <w:iCs w:val="false"/>
+                <w:color w:val="24292F"/>
+                <w:sz w:val="17"/>
+                <w:szCs w:val="17"/>
+              </w:rPr>
+              <w:t xml:space="preserve">fig</w:t>
+            </w:r>
+            <w:r>
+              <w:rPr>
+                <w:rFonts w:ascii="Consolas" w:cs="Consolas" w:eastAsia="맑은 고딕" w:hAnsi="Consolas"/>
+                <w:b w:val="false"/>
+                <w:bCs w:val="false"/>
+                <w:i w:val="false"/>
+                <w:iCs w:val="false"/>
+                <w:color w:val="24292F"/>
+                <w:sz w:val="17"/>
+                <w:szCs w:val="17"/>
+              </w:rPr>
+              <w:t xml:space="preserve">.</w:t>
+            </w:r>
+            <w:r>
+              <w:rPr>
+                <w:rFonts w:ascii="Consolas" w:cs="Consolas" w:eastAsia="맑은 고딕" w:hAnsi="Consolas"/>
+                <w:b w:val="false"/>
+                <w:bCs w:val="false"/>
+                <w:i w:val="false"/>
+                <w:iCs w:val="false"/>
+                <w:color w:val="24292F"/>
+                <w:sz w:val="17"/>
+                <w:szCs w:val="17"/>
+              </w:rPr>
+              <w:t xml:space="preserve">suptitle</w:t>
+            </w:r>
+            <w:r>
+              <w:rPr>
+                <w:rFonts w:ascii="Consolas" w:cs="Consolas" w:eastAsia="맑은 고딕" w:hAnsi="Consolas"/>
+                <w:b w:val="false"/>
+                <w:bCs w:val="false"/>
+                <w:i w:val="false"/>
+                <w:iCs w:val="false"/>
+                <w:color w:val="24292F"/>
+                <w:sz w:val="17"/>
+                <w:szCs w:val="17"/>
+              </w:rPr>
+              <w:t xml:space="preserve">(</w:t>
+            </w:r>
+            <w:r>
+              <w:rPr>
+                <w:rFonts w:ascii="Consolas" w:cs="Consolas" w:eastAsia="맑은 고딕" w:hAnsi="Consolas"/>
+                <w:b w:val="false"/>
+                <w:bCs w:val="false"/>
+                <w:i w:val="false"/>
+                <w:iCs w:val="false"/>
+                <w:color w:val="A31515"/>
+                <w:sz w:val="17"/>
+                <w:szCs w:val="17"/>
+              </w:rPr>
+              <w:t xml:space="preserve">"데이터에 맞는 그래프 고르기"</w:t>
+            </w:r>
+            <w:r>
+              <w:rPr>
+                <w:rFonts w:ascii="Consolas" w:cs="Consolas" w:eastAsia="맑은 고딕" w:hAnsi="Consolas"/>
+                <w:b w:val="false"/>
+                <w:bCs w:val="false"/>
+                <w:i w:val="false"/>
+                <w:iCs w:val="false"/>
+                <w:color w:val="24292F"/>
+                <w:sz w:val="17"/>
+                <w:szCs w:val="17"/>
+              </w:rPr>
+              <w:t xml:space="preserve">, </w:t>
+            </w:r>
+            <w:r>
+              <w:rPr>
+                <w:rFonts w:ascii="Consolas" w:cs="Consolas" w:eastAsia="맑은 고딕" w:hAnsi="Consolas"/>
+                <w:b w:val="false"/>
+                <w:bCs w:val="false"/>
+                <w:i w:val="false"/>
+                <w:iCs w:val="false"/>
+                <w:color w:val="24292F"/>
+                <w:sz w:val="17"/>
+                <w:szCs w:val="17"/>
+              </w:rPr>
+              <w:t xml:space="preserve">fontsize</w:t>
+            </w:r>
+            <w:r>
+              <w:rPr>
+                <w:rFonts w:ascii="Consolas" w:cs="Consolas" w:eastAsia="맑은 고딕" w:hAnsi="Consolas"/>
+                <w:b w:val="false"/>
+                <w:bCs w:val="false"/>
+                <w:i w:val="false"/>
+                <w:iCs w:val="false"/>
+                <w:color w:val="24292F"/>
+                <w:sz w:val="17"/>
+                <w:szCs w:val="17"/>
+              </w:rPr>
+              <w:t xml:space="preserve">=</w:t>
+            </w:r>
+            <w:r>
+              <w:rPr>
+                <w:rFonts w:ascii="Consolas" w:cs="Consolas" w:eastAsia="맑은 고딕" w:hAnsi="Consolas"/>
+                <w:b w:val="false"/>
+                <w:bCs w:val="false"/>
+                <w:i w:val="false"/>
+                <w:iCs w:val="false"/>
+                <w:color w:val="098658"/>
+                <w:sz w:val="17"/>
+                <w:szCs w:val="17"/>
+              </w:rPr>
+              <w:t xml:space="preserve">16</w:t>
+            </w:r>
+            <w:r>
+              <w:rPr>
+                <w:rFonts w:ascii="Consolas" w:cs="Consolas" w:eastAsia="맑은 고딕" w:hAnsi="Consolas"/>
+                <w:b w:val="false"/>
+                <w:bCs w:val="false"/>
+                <w:i w:val="false"/>
+                <w:iCs w:val="false"/>
+                <w:color w:val="24292F"/>
+                <w:sz w:val="17"/>
+                <w:szCs w:val="17"/>
+              </w:rPr>
+              <w:t xml:space="preserve">)</w:t>
+            </w:r>
+          </w:p>
+          <w:p>
+            <w:pPr>
+              <w:spacing w:after="0" w:line="252"/>
+            </w:pPr>
+            <w:r>
+              <w:rPr>
+                <w:rFonts w:ascii="Consolas" w:cs="Consolas" w:eastAsia="맑은 고딕" w:hAnsi="Consolas"/>
+                <w:color w:val="A0A0A0"/>
+                <w:sz w:val="17"/>
+                <w:szCs w:val="17"/>
+              </w:rPr>
+              <w:t xml:space="preserve">33  </w:t>
+            </w:r>
+            <w:r>
+              <w:rPr>
+                <w:rFonts w:ascii="Consolas" w:cs="Consolas" w:eastAsia="맑은 고딕" w:hAnsi="Consolas"/>
+                <w:b w:val="false"/>
+                <w:bCs w:val="false"/>
+                <w:i w:val="false"/>
+                <w:iCs w:val="false"/>
+                <w:color w:val="24292F"/>
+                <w:sz w:val="17"/>
+                <w:szCs w:val="17"/>
+              </w:rPr>
+              <w:t xml:space="preserve">fig</w:t>
+            </w:r>
+            <w:r>
+              <w:rPr>
+                <w:rFonts w:ascii="Consolas" w:cs="Consolas" w:eastAsia="맑은 고딕" w:hAnsi="Consolas"/>
+                <w:b w:val="false"/>
+                <w:bCs w:val="false"/>
+                <w:i w:val="false"/>
+                <w:iCs w:val="false"/>
+                <w:color w:val="24292F"/>
+                <w:sz w:val="17"/>
+                <w:szCs w:val="17"/>
+              </w:rPr>
+              <w:t xml:space="preserve">.</w:t>
+            </w:r>
+            <w:r>
+              <w:rPr>
+                <w:rFonts w:ascii="Consolas" w:cs="Consolas" w:eastAsia="맑은 고딕" w:hAnsi="Consolas"/>
+                <w:b w:val="false"/>
+                <w:bCs w:val="false"/>
+                <w:i w:val="false"/>
+                <w:iCs w:val="false"/>
+                <w:color w:val="24292F"/>
+                <w:sz w:val="17"/>
+                <w:szCs w:val="17"/>
+              </w:rPr>
+              <w:t xml:space="preserve">tight_layout</w:t>
+            </w:r>
+            <w:r>
+              <w:rPr>
+                <w:rFonts w:ascii="Consolas" w:cs="Consolas" w:eastAsia="맑은 고딕" w:hAnsi="Consolas"/>
+                <w:b w:val="false"/>
+                <w:bCs w:val="false"/>
+                <w:i w:val="false"/>
+                <w:iCs w:val="false"/>
+                <w:color w:val="24292F"/>
+                <w:sz w:val="17"/>
+                <w:szCs w:val="17"/>
+              </w:rPr>
+              <w:t xml:space="preserve">()</w:t>
+            </w:r>
+          </w:p>
+          <w:p>
+            <w:pPr>
+              <w:spacing w:after="0" w:line="252"/>
+            </w:pPr>
+            <w:r>
+              <w:rPr>
+                <w:rFonts w:ascii="Consolas" w:cs="Consolas" w:eastAsia="맑은 고딕" w:hAnsi="Consolas"/>
+                <w:color w:val="A0A0A0"/>
+                <w:sz w:val="17"/>
+                <w:szCs w:val="17"/>
+              </w:rPr>
+              <w:t xml:space="preserve">34  </w:t>
+            </w:r>
+            <w:r>
+              <w:rPr>
+                <w:rFonts w:ascii="Consolas" w:cs="Consolas" w:eastAsia="맑은 고딕" w:hAnsi="Consolas"/>
+                <w:b w:val="false"/>
+                <w:bCs w:val="false"/>
+                <w:i w:val="false"/>
+                <w:iCs w:val="false"/>
+                <w:color w:val="24292F"/>
+                <w:sz w:val="17"/>
+                <w:szCs w:val="17"/>
+              </w:rPr>
+              <w:t xml:space="preserve">fig</w:t>
+            </w:r>
+            <w:r>
+              <w:rPr>
+                <w:rFonts w:ascii="Consolas" w:cs="Consolas" w:eastAsia="맑은 고딕" w:hAnsi="Consolas"/>
+                <w:b w:val="false"/>
+                <w:bCs w:val="false"/>
+                <w:i w:val="false"/>
+                <w:iCs w:val="false"/>
+                <w:color w:val="24292F"/>
+                <w:sz w:val="17"/>
+                <w:szCs w:val="17"/>
+              </w:rPr>
+              <w:t xml:space="preserve">.</w:t>
+            </w:r>
+            <w:r>
+              <w:rPr>
+                <w:rFonts w:ascii="Consolas" w:cs="Consolas" w:eastAsia="맑은 고딕" w:hAnsi="Consolas"/>
+                <w:b w:val="false"/>
+                <w:bCs w:val="false"/>
+                <w:i w:val="false"/>
+                <w:iCs w:val="false"/>
+                <w:color w:val="24292F"/>
+                <w:sz w:val="17"/>
+                <w:szCs w:val="17"/>
+              </w:rPr>
+              <w:t xml:space="preserve">savefig</w:t>
+            </w:r>
+            <w:r>
+              <w:rPr>
+                <w:rFonts w:ascii="Consolas" w:cs="Consolas" w:eastAsia="맑은 고딕" w:hAnsi="Consolas"/>
+                <w:b w:val="false"/>
+                <w:bCs w:val="false"/>
+                <w:i w:val="false"/>
+                <w:iCs w:val="false"/>
+                <w:color w:val="24292F"/>
+                <w:sz w:val="17"/>
+                <w:szCs w:val="17"/>
+              </w:rPr>
+              <w:t xml:space="preserve">(</w:t>
+            </w:r>
+            <w:r>
+              <w:rPr>
+                <w:rFonts w:ascii="Consolas" w:cs="Consolas" w:eastAsia="맑은 고딕" w:hAnsi="Consolas"/>
+                <w:b w:val="false"/>
+                <w:bCs w:val="false"/>
+                <w:i w:val="false"/>
+                <w:iCs w:val="false"/>
+                <w:color w:val="24292F"/>
+                <w:sz w:val="17"/>
+                <w:szCs w:val="17"/>
+              </w:rPr>
+              <w:t xml:space="preserve">IMG</w:t>
+            </w:r>
+            <w:r>
+              <w:rPr>
+                <w:rFonts w:ascii="Consolas" w:cs="Consolas" w:eastAsia="맑은 고딕" w:hAnsi="Consolas"/>
+                <w:b w:val="false"/>
+                <w:bCs w:val="false"/>
+                <w:i w:val="false"/>
+                <w:iCs w:val="false"/>
+                <w:color w:val="24292F"/>
+                <w:sz w:val="17"/>
+                <w:szCs w:val="17"/>
+              </w:rPr>
+              <w:t xml:space="preserve"> / </w:t>
+            </w:r>
+            <w:r>
+              <w:rPr>
+                <w:rFonts w:ascii="Consolas" w:cs="Consolas" w:eastAsia="맑은 고딕" w:hAnsi="Consolas"/>
+                <w:b w:val="false"/>
+                <w:bCs w:val="false"/>
+                <w:i w:val="false"/>
+                <w:iCs w:val="false"/>
+                <w:color w:val="A31515"/>
+                <w:sz w:val="17"/>
+                <w:szCs w:val="17"/>
+              </w:rPr>
+              <w:t xml:space="preserve">"ex07_choose_chart.png"</w:t>
+            </w:r>
+            <w:r>
+              <w:rPr>
+                <w:rFonts w:ascii="Consolas" w:cs="Consolas" w:eastAsia="맑은 고딕" w:hAnsi="Consolas"/>
+                <w:b w:val="false"/>
+                <w:bCs w:val="false"/>
+                <w:i w:val="false"/>
+                <w:iCs w:val="false"/>
+                <w:color w:val="24292F"/>
+                <w:sz w:val="17"/>
+                <w:szCs w:val="17"/>
+              </w:rPr>
+              <w:t xml:space="preserve">, </w:t>
+            </w:r>
+            <w:r>
+              <w:rPr>
+                <w:rFonts w:ascii="Consolas" w:cs="Consolas" w:eastAsia="맑은 고딕" w:hAnsi="Consolas"/>
+                <w:b w:val="false"/>
+                <w:bCs w:val="false"/>
+                <w:i w:val="false"/>
+                <w:iCs w:val="false"/>
+                <w:color w:val="24292F"/>
+                <w:sz w:val="17"/>
+                <w:szCs w:val="17"/>
+              </w:rPr>
+              <w:t xml:space="preserve">dpi</w:t>
+            </w:r>
+            <w:r>
+              <w:rPr>
+                <w:rFonts w:ascii="Consolas" w:cs="Consolas" w:eastAsia="맑은 고딕" w:hAnsi="Consolas"/>
+                <w:b w:val="false"/>
+                <w:bCs w:val="false"/>
+                <w:i w:val="false"/>
+                <w:iCs w:val="false"/>
+                <w:color w:val="24292F"/>
+                <w:sz w:val="17"/>
+                <w:szCs w:val="17"/>
+              </w:rPr>
+              <w:t xml:space="preserve">=</w:t>
+            </w:r>
+            <w:r>
+              <w:rPr>
+                <w:rFonts w:ascii="Consolas" w:cs="Consolas" w:eastAsia="맑은 고딕" w:hAnsi="Consolas"/>
+                <w:b w:val="false"/>
+                <w:bCs w:val="false"/>
+                <w:i w:val="false"/>
+                <w:iCs w:val="false"/>
+                <w:color w:val="098658"/>
+                <w:sz w:val="17"/>
+                <w:szCs w:val="17"/>
+              </w:rPr>
+              <w:t xml:space="preserve">100</w:t>
+            </w:r>
+            <w:r>
+              <w:rPr>
+                <w:rFonts w:ascii="Consolas" w:cs="Consolas" w:eastAsia="맑은 고딕" w:hAnsi="Consolas"/>
+                <w:b w:val="false"/>
+                <w:bCs w:val="false"/>
+                <w:i w:val="false"/>
+                <w:iCs w:val="false"/>
+                <w:color w:val="24292F"/>
+                <w:sz w:val="17"/>
+                <w:szCs w:val="17"/>
+              </w:rPr>
+              <w:t xml:space="preserve">, </w:t>
+            </w:r>
+            <w:r>
+              <w:rPr>
+                <w:rFonts w:ascii="Consolas" w:cs="Consolas" w:eastAsia="맑은 고딕" w:hAnsi="Consolas"/>
+                <w:b w:val="false"/>
+                <w:bCs w:val="false"/>
+                <w:i w:val="false"/>
+                <w:iCs w:val="false"/>
+                <w:color w:val="24292F"/>
+                <w:sz w:val="17"/>
+                <w:szCs w:val="17"/>
+              </w:rPr>
+              <w:t xml:space="preserve">bbox_inches</w:t>
+            </w:r>
+            <w:r>
+              <w:rPr>
+                <w:rFonts w:ascii="Consolas" w:cs="Consolas" w:eastAsia="맑은 고딕" w:hAnsi="Consolas"/>
+                <w:b w:val="false"/>
+                <w:bCs w:val="false"/>
+                <w:i w:val="false"/>
+                <w:iCs w:val="false"/>
+                <w:color w:val="24292F"/>
+                <w:sz w:val="17"/>
+                <w:szCs w:val="17"/>
+              </w:rPr>
+              <w:t xml:space="preserve">=</w:t>
+            </w:r>
+            <w:r>
+              <w:rPr>
+                <w:rFonts w:ascii="Consolas" w:cs="Consolas" w:eastAsia="맑은 고딕" w:hAnsi="Consolas"/>
+                <w:b w:val="false"/>
+                <w:bCs w:val="false"/>
+                <w:i w:val="false"/>
+                <w:iCs w:val="false"/>
+                <w:color w:val="A31515"/>
+                <w:sz w:val="17"/>
+                <w:szCs w:val="17"/>
+              </w:rPr>
+              <w:t xml:space="preserve">"tight"</w:t>
+            </w:r>
+            <w:r>
+              <w:rPr>
+                <w:rFonts w:ascii="Consolas" w:cs="Consolas" w:eastAsia="맑은 고딕" w:hAnsi="Consolas"/>
+                <w:b w:val="false"/>
+                <w:bCs w:val="false"/>
+                <w:i w:val="false"/>
+                <w:iCs w:val="false"/>
+                <w:color w:val="24292F"/>
+                <w:sz w:val="17"/>
+                <w:szCs w:val="17"/>
+              </w:rPr>
+              <w:t xml:space="preserve">)</w:t>
+            </w:r>
+          </w:p>
+          <w:p>
+            <w:pPr>
+              <w:spacing w:after="0" w:line="252"/>
+            </w:pPr>
+            <w:r>
+              <w:rPr>
+                <w:rFonts w:ascii="Consolas" w:cs="Consolas" w:eastAsia="맑은 고딕" w:hAnsi="Consolas"/>
+                <w:color w:val="A0A0A0"/>
+                <w:sz w:val="17"/>
+                <w:szCs w:val="17"/>
+              </w:rPr>
+              <w:t xml:space="preserve">35  </w:t>
             </w:r>
             <w:r>
               <w:rPr>
@@ -7125,7 +7233,7 @@
                 <w:sz w:val="19"/>
                 <w:szCs w:val="19"/>
               </w:rPr>
-              <w:t xml:space="preserve">14</w:t>
+              <w:t xml:space="preserve">15</w:t>
             </w:r>
           </w:p>
         </w:tc>
@@ -7227,7 +7335,7 @@
                 <w:sz w:val="19"/>
                 <w:szCs w:val="19"/>
               </w:rPr>
-              <w:t xml:space="preserve">15</w:t>
+              <w:t xml:space="preserve">17</w:t>
             </w:r>
           </w:p>
         </w:tc>
@@ -7339,7 +7447,7 @@
                 <w:sz w:val="19"/>
                 <w:szCs w:val="19"/>
               </w:rPr>
-              <w:t xml:space="preserve">29</w:t>
+              <w:t xml:space="preserve">33</w:t>
             </w:r>
           </w:p>
         </w:tc>
@@ -18319,156 +18427,13 @@
                 <w:rFonts w:ascii="Consolas" w:cs="Consolas" w:eastAsia="맑은 고딕" w:hAnsi="Consolas"/>
                 <w:b w:val="false"/>
                 <w:bCs w:val="false"/>
-                <w:i w:val="false"/>
-                <w:iCs w:val="false"/>
-                <w:color w:val="24292F"/>
-                <w:sz w:val="17"/>
-                <w:szCs w:val="17"/>
-              </w:rPr>
-              <w:t xml:space="preserve">rng</w:t>
-            </w:r>
-            <w:r>
-              <w:rPr>
-                <w:rFonts w:ascii="Consolas" w:cs="Consolas" w:eastAsia="맑은 고딕" w:hAnsi="Consolas"/>
-                <w:b w:val="false"/>
-                <w:bCs w:val="false"/>
-                <w:i w:val="false"/>
-                <w:iCs w:val="false"/>
-                <w:color w:val="24292F"/>
-                <w:sz w:val="17"/>
-                <w:szCs w:val="17"/>
-              </w:rPr>
-              <w:t xml:space="preserve"> = </w:t>
-            </w:r>
-            <w:r>
-              <w:rPr>
-                <w:rFonts w:ascii="Consolas" w:cs="Consolas" w:eastAsia="맑은 고딕" w:hAnsi="Consolas"/>
-                <w:b w:val="false"/>
-                <w:bCs w:val="false"/>
-                <w:i w:val="false"/>
-                <w:iCs w:val="false"/>
-                <w:color w:val="24292F"/>
-                <w:sz w:val="17"/>
-                <w:szCs w:val="17"/>
-              </w:rPr>
-              <w:t xml:space="preserve">np</w:t>
-            </w:r>
-            <w:r>
-              <w:rPr>
-                <w:rFonts w:ascii="Consolas" w:cs="Consolas" w:eastAsia="맑은 고딕" w:hAnsi="Consolas"/>
-                <w:b w:val="false"/>
-                <w:bCs w:val="false"/>
-                <w:i w:val="false"/>
-                <w:iCs w:val="false"/>
-                <w:color w:val="24292F"/>
-                <w:sz w:val="17"/>
-                <w:szCs w:val="17"/>
-              </w:rPr>
-              <w:t xml:space="preserve">.</w:t>
-            </w:r>
-            <w:r>
-              <w:rPr>
-                <w:rFonts w:ascii="Consolas" w:cs="Consolas" w:eastAsia="맑은 고딕" w:hAnsi="Consolas"/>
-                <w:b w:val="false"/>
-                <w:bCs w:val="false"/>
-                <w:i w:val="false"/>
-                <w:iCs w:val="false"/>
-                <w:color w:val="24292F"/>
-                <w:sz w:val="17"/>
-                <w:szCs w:val="17"/>
-              </w:rPr>
-              <w:t xml:space="preserve">random</w:t>
-            </w:r>
-            <w:r>
-              <w:rPr>
-                <w:rFonts w:ascii="Consolas" w:cs="Consolas" w:eastAsia="맑은 고딕" w:hAnsi="Consolas"/>
-                <w:b w:val="false"/>
-                <w:bCs w:val="false"/>
-                <w:i w:val="false"/>
-                <w:iCs w:val="false"/>
-                <w:color w:val="24292F"/>
-                <w:sz w:val="17"/>
-                <w:szCs w:val="17"/>
-              </w:rPr>
-              <w:t xml:space="preserve">.</w:t>
-            </w:r>
-            <w:r>
-              <w:rPr>
-                <w:rFonts w:ascii="Consolas" w:cs="Consolas" w:eastAsia="맑은 고딕" w:hAnsi="Consolas"/>
-                <w:b w:val="false"/>
-                <w:bCs w:val="false"/>
-                <w:i w:val="false"/>
-                <w:iCs w:val="false"/>
-                <w:color w:val="24292F"/>
-                <w:sz w:val="17"/>
-                <w:szCs w:val="17"/>
-              </w:rPr>
-              <w:t xml:space="preserve">default_rng</w:t>
-            </w:r>
-            <w:r>
-              <w:rPr>
-                <w:rFonts w:ascii="Consolas" w:cs="Consolas" w:eastAsia="맑은 고딕" w:hAnsi="Consolas"/>
-                <w:b w:val="false"/>
-                <w:bCs w:val="false"/>
-                <w:i w:val="false"/>
-                <w:iCs w:val="false"/>
-                <w:color w:val="24292F"/>
-                <w:sz w:val="17"/>
-                <w:szCs w:val="17"/>
-              </w:rPr>
-              <w:t xml:space="preserve">(</w:t>
-            </w:r>
-            <w:r>
-              <w:rPr>
-                <w:rFonts w:ascii="Consolas" w:cs="Consolas" w:eastAsia="맑은 고딕" w:hAnsi="Consolas"/>
-                <w:b w:val="false"/>
-                <w:bCs w:val="false"/>
-                <w:i w:val="false"/>
-                <w:iCs w:val="false"/>
-                <w:color w:val="24292F"/>
-                <w:sz w:val="17"/>
-                <w:szCs w:val="17"/>
-              </w:rPr>
-              <w:t xml:space="preserve">seed</w:t>
-            </w:r>
-            <w:r>
-              <w:rPr>
-                <w:rFonts w:ascii="Consolas" w:cs="Consolas" w:eastAsia="맑은 고딕" w:hAnsi="Consolas"/>
-                <w:b w:val="false"/>
-                <w:bCs w:val="false"/>
-                <w:i w:val="false"/>
-                <w:iCs w:val="false"/>
-                <w:color w:val="24292F"/>
-                <w:sz w:val="17"/>
-                <w:szCs w:val="17"/>
-              </w:rPr>
-              <w:t xml:space="preserve">=</w:t>
-            </w:r>
-            <w:r>
-              <w:rPr>
-                <w:rFonts w:ascii="Consolas" w:cs="Consolas" w:eastAsia="맑은 고딕" w:hAnsi="Consolas"/>
-                <w:b w:val="false"/>
-                <w:bCs w:val="false"/>
-                <w:i w:val="false"/>
-                <w:iCs w:val="false"/>
-                <w:color w:val="098658"/>
-                <w:sz w:val="17"/>
-                <w:szCs w:val="17"/>
-              </w:rPr>
-              <w:t xml:space="preserve">0</w:t>
-            </w:r>
-            <w:r>
-              <w:rPr>
-                <w:rFonts w:ascii="Consolas" w:cs="Consolas" w:eastAsia="맑은 고딕" w:hAnsi="Consolas"/>
-                <w:b w:val="false"/>
-                <w:bCs w:val="false"/>
-                <w:i w:val="false"/>
-                <w:iCs w:val="false"/>
-                <w:color w:val="24292F"/>
-                <w:sz w:val="17"/>
-                <w:szCs w:val="17"/>
-              </w:rPr>
-              <w:t xml:space="preserve">)</w:t>
+                <w:i/>
+                <w:iCs/>
+                <w:color w:val="6A9955"/>
+                <w:sz w:val="17"/>
+                <w:szCs w:val="17"/>
+              </w:rPr>
+              <w:t xml:space="preserve"># 평균 72, 표준편차 12 인 정규분포 점수 300개 (clip: 0 ~ 100 밖은 잘라 내기)</w:t>
             </w:r>
           </w:p>
           <w:p>
@@ -18495,6 +18460,176 @@
                 <w:sz w:val="17"/>
                 <w:szCs w:val="17"/>
               </w:rPr>
+              <w:t xml:space="preserve">rng</w:t>
+            </w:r>
+            <w:r>
+              <w:rPr>
+                <w:rFonts w:ascii="Consolas" w:cs="Consolas" w:eastAsia="맑은 고딕" w:hAnsi="Consolas"/>
+                <w:b w:val="false"/>
+                <w:bCs w:val="false"/>
+                <w:i w:val="false"/>
+                <w:iCs w:val="false"/>
+                <w:color w:val="24292F"/>
+                <w:sz w:val="17"/>
+                <w:szCs w:val="17"/>
+              </w:rPr>
+              <w:t xml:space="preserve"> = </w:t>
+            </w:r>
+            <w:r>
+              <w:rPr>
+                <w:rFonts w:ascii="Consolas" w:cs="Consolas" w:eastAsia="맑은 고딕" w:hAnsi="Consolas"/>
+                <w:b w:val="false"/>
+                <w:bCs w:val="false"/>
+                <w:i w:val="false"/>
+                <w:iCs w:val="false"/>
+                <w:color w:val="24292F"/>
+                <w:sz w:val="17"/>
+                <w:szCs w:val="17"/>
+              </w:rPr>
+              <w:t xml:space="preserve">np</w:t>
+            </w:r>
+            <w:r>
+              <w:rPr>
+                <w:rFonts w:ascii="Consolas" w:cs="Consolas" w:eastAsia="맑은 고딕" w:hAnsi="Consolas"/>
+                <w:b w:val="false"/>
+                <w:bCs w:val="false"/>
+                <w:i w:val="false"/>
+                <w:iCs w:val="false"/>
+                <w:color w:val="24292F"/>
+                <w:sz w:val="17"/>
+                <w:szCs w:val="17"/>
+              </w:rPr>
+              <w:t xml:space="preserve">.</w:t>
+            </w:r>
+            <w:r>
+              <w:rPr>
+                <w:rFonts w:ascii="Consolas" w:cs="Consolas" w:eastAsia="맑은 고딕" w:hAnsi="Consolas"/>
+                <w:b w:val="false"/>
+                <w:bCs w:val="false"/>
+                <w:i w:val="false"/>
+                <w:iCs w:val="false"/>
+                <w:color w:val="24292F"/>
+                <w:sz w:val="17"/>
+                <w:szCs w:val="17"/>
+              </w:rPr>
+              <w:t xml:space="preserve">random</w:t>
+            </w:r>
+            <w:r>
+              <w:rPr>
+                <w:rFonts w:ascii="Consolas" w:cs="Consolas" w:eastAsia="맑은 고딕" w:hAnsi="Consolas"/>
+                <w:b w:val="false"/>
+                <w:bCs w:val="false"/>
+                <w:i w:val="false"/>
+                <w:iCs w:val="false"/>
+                <w:color w:val="24292F"/>
+                <w:sz w:val="17"/>
+                <w:szCs w:val="17"/>
+              </w:rPr>
+              <w:t xml:space="preserve">.</w:t>
+            </w:r>
+            <w:r>
+              <w:rPr>
+                <w:rFonts w:ascii="Consolas" w:cs="Consolas" w:eastAsia="맑은 고딕" w:hAnsi="Consolas"/>
+                <w:b w:val="false"/>
+                <w:bCs w:val="false"/>
+                <w:i w:val="false"/>
+                <w:iCs w:val="false"/>
+                <w:color w:val="24292F"/>
+                <w:sz w:val="17"/>
+                <w:szCs w:val="17"/>
+              </w:rPr>
+              <w:t xml:space="preserve">default_rng</w:t>
+            </w:r>
+            <w:r>
+              <w:rPr>
+                <w:rFonts w:ascii="Consolas" w:cs="Consolas" w:eastAsia="맑은 고딕" w:hAnsi="Consolas"/>
+                <w:b w:val="false"/>
+                <w:bCs w:val="false"/>
+                <w:i w:val="false"/>
+                <w:iCs w:val="false"/>
+                <w:color w:val="24292F"/>
+                <w:sz w:val="17"/>
+                <w:szCs w:val="17"/>
+              </w:rPr>
+              <w:t xml:space="preserve">(</w:t>
+            </w:r>
+            <w:r>
+              <w:rPr>
+                <w:rFonts w:ascii="Consolas" w:cs="Consolas" w:eastAsia="맑은 고딕" w:hAnsi="Consolas"/>
+                <w:b w:val="false"/>
+                <w:bCs w:val="false"/>
+                <w:i w:val="false"/>
+                <w:iCs w:val="false"/>
+                <w:color w:val="24292F"/>
+                <w:sz w:val="17"/>
+                <w:szCs w:val="17"/>
+              </w:rPr>
+              <w:t xml:space="preserve">seed</w:t>
+            </w:r>
+            <w:r>
+              <w:rPr>
+                <w:rFonts w:ascii="Consolas" w:cs="Consolas" w:eastAsia="맑은 고딕" w:hAnsi="Consolas"/>
+                <w:b w:val="false"/>
+                <w:bCs w:val="false"/>
+                <w:i w:val="false"/>
+                <w:iCs w:val="false"/>
+                <w:color w:val="24292F"/>
+                <w:sz w:val="17"/>
+                <w:szCs w:val="17"/>
+              </w:rPr>
+              <w:t xml:space="preserve">=</w:t>
+            </w:r>
+            <w:r>
+              <w:rPr>
+                <w:rFonts w:ascii="Consolas" w:cs="Consolas" w:eastAsia="맑은 고딕" w:hAnsi="Consolas"/>
+                <w:b w:val="false"/>
+                <w:bCs w:val="false"/>
+                <w:i w:val="false"/>
+                <w:iCs w:val="false"/>
+                <w:color w:val="098658"/>
+                <w:sz w:val="17"/>
+                <w:szCs w:val="17"/>
+              </w:rPr>
+              <w:t xml:space="preserve">0</w:t>
+            </w:r>
+            <w:r>
+              <w:rPr>
+                <w:rFonts w:ascii="Consolas" w:cs="Consolas" w:eastAsia="맑은 고딕" w:hAnsi="Consolas"/>
+                <w:b w:val="false"/>
+                <w:bCs w:val="false"/>
+                <w:i w:val="false"/>
+                <w:iCs w:val="false"/>
+                <w:color w:val="24292F"/>
+                <w:sz w:val="17"/>
+                <w:szCs w:val="17"/>
+              </w:rPr>
+              <w:t xml:space="preserve">)</w:t>
+            </w:r>
+          </w:p>
+          <w:p>
+            <w:pPr>
+              <w:spacing w:after="0" w:line="252"/>
+            </w:pPr>
+            <w:r>
+              <w:rPr>
+                <w:rFonts w:ascii="Consolas" w:cs="Consolas" w:eastAsia="맑은 고딕" w:hAnsi="Consolas"/>
+                <w:color w:val="A0A0A0"/>
+                <w:sz w:val="17"/>
+                <w:szCs w:val="17"/>
+              </w:rPr>
+              <w:t xml:space="preserve">15  </w:t>
+            </w:r>
+            <w:r>
+              <w:rPr>
+                <w:rFonts w:ascii="Consolas" w:cs="Consolas" w:eastAsia="맑은 고딕" w:hAnsi="Consolas"/>
+                <w:b w:val="false"/>
+                <w:bCs w:val="false"/>
+                <w:i w:val="false"/>
+                <w:iCs w:val="false"/>
+                <w:color w:val="24292F"/>
+                <w:sz w:val="17"/>
+                <w:szCs w:val="17"/>
+              </w:rPr>
               <w:t xml:space="preserve">scores</w:t>
             </w:r>
             <w:r>
@@ -18821,7 +18956,7 @@
                 <w:sz w:val="17"/>
                 <w:szCs w:val="17"/>
               </w:rPr>
-              <w:t xml:space="preserve">15  </w:t>
+              <w:t xml:space="preserve">16  </w:t>
             </w:r>
             <w:r>
               <w:rPr>
@@ -18843,7 +18978,7 @@
                 <w:sz w:val="17"/>
                 <w:szCs w:val="17"/>
               </w:rPr>
-              <w:t xml:space="preserve">16  </w:t>
+              <w:t xml:space="preserve">17  </w:t>
             </w:r>
             <w:r>
               <w:rPr>
@@ -19039,241 +19174,20 @@
                 <w:sz w:val="17"/>
                 <w:szCs w:val="17"/>
               </w:rPr>
-              <w:t xml:space="preserve">17  </w:t>
-            </w:r>
-            <w:r>
-              <w:rPr>
-                <w:rFonts w:ascii="Consolas" w:cs="Consolas" w:eastAsia="맑은 고딕" w:hAnsi="Consolas"/>
-                <w:b w:val="false"/>
-                <w:bCs w:val="false"/>
-                <w:i w:val="false"/>
-                <w:iCs w:val="false"/>
-                <w:color w:val="24292F"/>
-                <w:sz w:val="17"/>
-                <w:szCs w:val="17"/>
-              </w:rPr>
-              <w:t xml:space="preserve">ax</w:t>
-            </w:r>
-            <w:r>
-              <w:rPr>
-                <w:rFonts w:ascii="Consolas" w:cs="Consolas" w:eastAsia="맑은 고딕" w:hAnsi="Consolas"/>
-                <w:b w:val="false"/>
-                <w:bCs w:val="false"/>
-                <w:i w:val="false"/>
-                <w:iCs w:val="false"/>
-                <w:color w:val="24292F"/>
-                <w:sz w:val="17"/>
-                <w:szCs w:val="17"/>
-              </w:rPr>
-              <w:t xml:space="preserve">.</w:t>
-            </w:r>
-            <w:r>
-              <w:rPr>
-                <w:rFonts w:ascii="Consolas" w:cs="Consolas" w:eastAsia="맑은 고딕" w:hAnsi="Consolas"/>
-                <w:b w:val="false"/>
-                <w:bCs w:val="false"/>
-                <w:i w:val="false"/>
-                <w:iCs w:val="false"/>
-                <w:color w:val="24292F"/>
-                <w:sz w:val="17"/>
-                <w:szCs w:val="17"/>
-              </w:rPr>
-              <w:t xml:space="preserve">hist</w:t>
-            </w:r>
-            <w:r>
-              <w:rPr>
-                <w:rFonts w:ascii="Consolas" w:cs="Consolas" w:eastAsia="맑은 고딕" w:hAnsi="Consolas"/>
-                <w:b w:val="false"/>
-                <w:bCs w:val="false"/>
-                <w:i w:val="false"/>
-                <w:iCs w:val="false"/>
-                <w:color w:val="24292F"/>
-                <w:sz w:val="17"/>
-                <w:szCs w:val="17"/>
-              </w:rPr>
-              <w:t xml:space="preserve">(</w:t>
-            </w:r>
-            <w:r>
-              <w:rPr>
-                <w:rFonts w:ascii="Consolas" w:cs="Consolas" w:eastAsia="맑은 고딕" w:hAnsi="Consolas"/>
-                <w:b w:val="false"/>
-                <w:bCs w:val="false"/>
-                <w:i w:val="false"/>
-                <w:iCs w:val="false"/>
-                <w:color w:val="24292F"/>
-                <w:sz w:val="17"/>
-                <w:szCs w:val="17"/>
-              </w:rPr>
-              <w:t xml:space="preserve">scores</w:t>
-            </w:r>
-            <w:r>
-              <w:rPr>
-                <w:rFonts w:ascii="Consolas" w:cs="Consolas" w:eastAsia="맑은 고딕" w:hAnsi="Consolas"/>
-                <w:b w:val="false"/>
-                <w:bCs w:val="false"/>
-                <w:i w:val="false"/>
-                <w:iCs w:val="false"/>
-                <w:color w:val="24292F"/>
-                <w:sz w:val="17"/>
-                <w:szCs w:val="17"/>
-              </w:rPr>
-              <w:t xml:space="preserve">, </w:t>
-            </w:r>
-            <w:r>
-              <w:rPr>
-                <w:rFonts w:ascii="Consolas" w:cs="Consolas" w:eastAsia="맑은 고딕" w:hAnsi="Consolas"/>
-                <w:b w:val="false"/>
-                <w:bCs w:val="false"/>
-                <w:i w:val="false"/>
-                <w:iCs w:val="false"/>
-                <w:color w:val="24292F"/>
-                <w:sz w:val="17"/>
-                <w:szCs w:val="17"/>
-              </w:rPr>
-              <w:t xml:space="preserve">bins</w:t>
-            </w:r>
-            <w:r>
-              <w:rPr>
-                <w:rFonts w:ascii="Consolas" w:cs="Consolas" w:eastAsia="맑은 고딕" w:hAnsi="Consolas"/>
-                <w:b w:val="false"/>
-                <w:bCs w:val="false"/>
-                <w:i w:val="false"/>
-                <w:iCs w:val="false"/>
-                <w:color w:val="24292F"/>
-                <w:sz w:val="17"/>
-                <w:szCs w:val="17"/>
-              </w:rPr>
-              <w:t xml:space="preserve">=</w:t>
-            </w:r>
-            <w:r>
-              <w:rPr>
-                <w:rFonts w:ascii="Consolas" w:cs="Consolas" w:eastAsia="맑은 고딕" w:hAnsi="Consolas"/>
-                <w:b w:val="false"/>
-                <w:bCs w:val="false"/>
-                <w:i w:val="false"/>
-                <w:iCs w:val="false"/>
-                <w:color w:val="098658"/>
-                <w:sz w:val="17"/>
-                <w:szCs w:val="17"/>
-              </w:rPr>
-              <w:t xml:space="preserve">15</w:t>
-            </w:r>
-            <w:r>
-              <w:rPr>
-                <w:rFonts w:ascii="Consolas" w:cs="Consolas" w:eastAsia="맑은 고딕" w:hAnsi="Consolas"/>
-                <w:b w:val="false"/>
-                <w:bCs w:val="false"/>
-                <w:i w:val="false"/>
-                <w:iCs w:val="false"/>
-                <w:color w:val="24292F"/>
-                <w:sz w:val="17"/>
-                <w:szCs w:val="17"/>
-              </w:rPr>
-              <w:t xml:space="preserve">, </w:t>
-            </w:r>
-            <w:r>
-              <w:rPr>
-                <w:rFonts w:ascii="Consolas" w:cs="Consolas" w:eastAsia="맑은 고딕" w:hAnsi="Consolas"/>
-                <w:b w:val="false"/>
-                <w:bCs w:val="false"/>
-                <w:i w:val="false"/>
-                <w:iCs w:val="false"/>
-                <w:color w:val="24292F"/>
-                <w:sz w:val="17"/>
-                <w:szCs w:val="17"/>
-              </w:rPr>
-              <w:t xml:space="preserve">color</w:t>
-            </w:r>
-            <w:r>
-              <w:rPr>
-                <w:rFonts w:ascii="Consolas" w:cs="Consolas" w:eastAsia="맑은 고딕" w:hAnsi="Consolas"/>
-                <w:b w:val="false"/>
-                <w:bCs w:val="false"/>
-                <w:i w:val="false"/>
-                <w:iCs w:val="false"/>
-                <w:color w:val="24292F"/>
-                <w:sz w:val="17"/>
-                <w:szCs w:val="17"/>
-              </w:rPr>
-              <w:t xml:space="preserve">=</w:t>
-            </w:r>
-            <w:r>
-              <w:rPr>
-                <w:rFonts w:ascii="Consolas" w:cs="Consolas" w:eastAsia="맑은 고딕" w:hAnsi="Consolas"/>
-                <w:b w:val="false"/>
-                <w:bCs w:val="false"/>
-                <w:i w:val="false"/>
-                <w:iCs w:val="false"/>
-                <w:color w:val="A31515"/>
-                <w:sz w:val="17"/>
-                <w:szCs w:val="17"/>
-              </w:rPr>
-              <w:t xml:space="preserve">"mediumseagreen"</w:t>
-            </w:r>
-            <w:r>
-              <w:rPr>
-                <w:rFonts w:ascii="Consolas" w:cs="Consolas" w:eastAsia="맑은 고딕" w:hAnsi="Consolas"/>
-                <w:b w:val="false"/>
-                <w:bCs w:val="false"/>
-                <w:i w:val="false"/>
-                <w:iCs w:val="false"/>
-                <w:color w:val="24292F"/>
-                <w:sz w:val="17"/>
-                <w:szCs w:val="17"/>
-              </w:rPr>
-              <w:t xml:space="preserve">, </w:t>
-            </w:r>
-            <w:r>
-              <w:rPr>
-                <w:rFonts w:ascii="Consolas" w:cs="Consolas" w:eastAsia="맑은 고딕" w:hAnsi="Consolas"/>
-                <w:b w:val="false"/>
-                <w:bCs w:val="false"/>
-                <w:i w:val="false"/>
-                <w:iCs w:val="false"/>
-                <w:color w:val="24292F"/>
-                <w:sz w:val="17"/>
-                <w:szCs w:val="17"/>
-              </w:rPr>
-              <w:t xml:space="preserve">edgecolor</w:t>
-            </w:r>
-            <w:r>
-              <w:rPr>
-                <w:rFonts w:ascii="Consolas" w:cs="Consolas" w:eastAsia="맑은 고딕" w:hAnsi="Consolas"/>
-                <w:b w:val="false"/>
-                <w:bCs w:val="false"/>
-                <w:i w:val="false"/>
-                <w:iCs w:val="false"/>
-                <w:color w:val="24292F"/>
-                <w:sz w:val="17"/>
-                <w:szCs w:val="17"/>
-              </w:rPr>
-              <w:t xml:space="preserve">=</w:t>
-            </w:r>
-            <w:r>
-              <w:rPr>
-                <w:rFonts w:ascii="Consolas" w:cs="Consolas" w:eastAsia="맑은 고딕" w:hAnsi="Consolas"/>
-                <w:b w:val="false"/>
-                <w:bCs w:val="false"/>
-                <w:i w:val="false"/>
-                <w:iCs w:val="false"/>
-                <w:color w:val="A31515"/>
-                <w:sz w:val="17"/>
-                <w:szCs w:val="17"/>
-              </w:rPr>
-              <w:t xml:space="preserve">"white"</w:t>
-            </w:r>
-            <w:r>
-              <w:rPr>
-                <w:rFonts w:ascii="Consolas" w:cs="Consolas" w:eastAsia="맑은 고딕" w:hAnsi="Consolas"/>
-                <w:b w:val="false"/>
-                <w:bCs w:val="false"/>
-                <w:i w:val="false"/>
-                <w:iCs w:val="false"/>
-                <w:color w:val="24292F"/>
-                <w:sz w:val="17"/>
-                <w:szCs w:val="17"/>
-              </w:rPr>
-              <w:t xml:space="preserve">)</w:t>
+              <w:t xml:space="preserve">18  </w:t>
+            </w:r>
+            <w:r>
+              <w:rPr>
+                <w:rFonts w:ascii="Consolas" w:cs="Consolas" w:eastAsia="맑은 고딕" w:hAnsi="Consolas"/>
+                <w:b w:val="false"/>
+                <w:bCs w:val="false"/>
+                <w:i/>
+                <w:iCs/>
+                <w:color w:val="6A9955"/>
+                <w:sz w:val="17"/>
+                <w:szCs w:val="17"/>
+              </w:rPr>
+              <w:t xml:space="preserve"># hist: 값을 bins(15) 개 구간으로 나눠 구간마다 몇 명인지 막대로</w:t>
             </w:r>
           </w:p>
           <w:p>
@@ -19287,7 +19201,7 @@
                 <w:sz w:val="17"/>
                 <w:szCs w:val="17"/>
               </w:rPr>
-              <w:t xml:space="preserve">18  </w:t>
+              <w:t xml:space="preserve">19  </w:t>
             </w:r>
             <w:r>
               <w:rPr>
@@ -19326,7 +19240,7 @@
                 <w:sz w:val="17"/>
                 <w:szCs w:val="17"/>
               </w:rPr>
-              <w:t xml:space="preserve">axvline</w:t>
+              <w:t xml:space="preserve">hist</w:t>
             </w:r>
             <w:r>
               <w:rPr>
@@ -19365,33 +19279,59 @@
                 <w:sz w:val="17"/>
                 <w:szCs w:val="17"/>
               </w:rPr>
-              <w:t xml:space="preserve">.</w:t>
-            </w:r>
-            <w:r>
-              <w:rPr>
-                <w:rFonts w:ascii="Consolas" w:cs="Consolas" w:eastAsia="맑은 고딕" w:hAnsi="Consolas"/>
-                <w:b w:val="false"/>
-                <w:bCs w:val="false"/>
-                <w:i w:val="false"/>
-                <w:iCs w:val="false"/>
-                <w:color w:val="24292F"/>
-                <w:sz w:val="17"/>
-                <w:szCs w:val="17"/>
-              </w:rPr>
-              <w:t xml:space="preserve">mean</w:t>
-            </w:r>
-            <w:r>
-              <w:rPr>
-                <w:rFonts w:ascii="Consolas" w:cs="Consolas" w:eastAsia="맑은 고딕" w:hAnsi="Consolas"/>
-                <w:b w:val="false"/>
-                <w:bCs w:val="false"/>
-                <w:i w:val="false"/>
-                <w:iCs w:val="false"/>
-                <w:color w:val="24292F"/>
-                <w:sz w:val="17"/>
-                <w:szCs w:val="17"/>
-              </w:rPr>
-              <w:t xml:space="preserve">(), </w:t>
+              <w:t xml:space="preserve">, </w:t>
+            </w:r>
+            <w:r>
+              <w:rPr>
+                <w:rFonts w:ascii="Consolas" w:cs="Consolas" w:eastAsia="맑은 고딕" w:hAnsi="Consolas"/>
+                <w:b w:val="false"/>
+                <w:bCs w:val="false"/>
+                <w:i w:val="false"/>
+                <w:iCs w:val="false"/>
+                <w:color w:val="24292F"/>
+                <w:sz w:val="17"/>
+                <w:szCs w:val="17"/>
+              </w:rPr>
+              <w:t xml:space="preserve">bins</w:t>
+            </w:r>
+            <w:r>
+              <w:rPr>
+                <w:rFonts w:ascii="Consolas" w:cs="Consolas" w:eastAsia="맑은 고딕" w:hAnsi="Consolas"/>
+                <w:b w:val="false"/>
+                <w:bCs w:val="false"/>
+                <w:i w:val="false"/>
+                <w:iCs w:val="false"/>
+                <w:color w:val="24292F"/>
+                <w:sz w:val="17"/>
+                <w:szCs w:val="17"/>
+              </w:rPr>
+              <w:t xml:space="preserve">=</w:t>
+            </w:r>
+            <w:r>
+              <w:rPr>
+                <w:rFonts w:ascii="Consolas" w:cs="Consolas" w:eastAsia="맑은 고딕" w:hAnsi="Consolas"/>
+                <w:b w:val="false"/>
+                <w:bCs w:val="false"/>
+                <w:i w:val="false"/>
+                <w:iCs w:val="false"/>
+                <w:color w:val="098658"/>
+                <w:sz w:val="17"/>
+                <w:szCs w:val="17"/>
+              </w:rPr>
+              <w:t xml:space="preserve">15</w:t>
+            </w:r>
+            <w:r>
+              <w:rPr>
+                <w:rFonts w:ascii="Consolas" w:cs="Consolas" w:eastAsia="맑은 고딕" w:hAnsi="Consolas"/>
+                <w:b w:val="false"/>
+                <w:bCs w:val="false"/>
+                <w:i w:val="false"/>
+                <w:iCs w:val="false"/>
+                <w:color w:val="24292F"/>
+                <w:sz w:val="17"/>
+                <w:szCs w:val="17"/>
+              </w:rPr>
+              <w:t xml:space="preserve">, </w:t>
             </w:r>
             <w:r>
               <w:rPr>
@@ -19430,7 +19370,7 @@
                 <w:sz w:val="17"/>
                 <w:szCs w:val="17"/>
               </w:rPr>
-              <w:t xml:space="preserve">"red"</w:t>
+              <w:t xml:space="preserve">"mediumseagreen"</w:t>
             </w:r>
             <w:r>
               <w:rPr>
@@ -19456,7 +19396,7 @@
                 <w:sz w:val="17"/>
                 <w:szCs w:val="17"/>
               </w:rPr>
-              <w:t xml:space="preserve">linestyle</w:t>
+              <w:t xml:space="preserve">edgecolor</w:t>
             </w:r>
             <w:r>
               <w:rPr>
@@ -19482,72 +19422,7 @@
                 <w:sz w:val="17"/>
                 <w:szCs w:val="17"/>
               </w:rPr>
-              <w:t xml:space="preserve">"--"</w:t>
-            </w:r>
-            <w:r>
-              <w:rPr>
-                <w:rFonts w:ascii="Consolas" w:cs="Consolas" w:eastAsia="맑은 고딕" w:hAnsi="Consolas"/>
-                <w:b w:val="false"/>
-                <w:bCs w:val="false"/>
-                <w:i w:val="false"/>
-                <w:iCs w:val="false"/>
-                <w:color w:val="24292F"/>
-                <w:sz w:val="17"/>
-                <w:szCs w:val="17"/>
-              </w:rPr>
-              <w:t xml:space="preserve">, </w:t>
-            </w:r>
-            <w:r>
-              <w:rPr>
-                <w:rFonts w:ascii="Consolas" w:cs="Consolas" w:eastAsia="맑은 고딕" w:hAnsi="Consolas"/>
-                <w:b w:val="false"/>
-                <w:bCs w:val="false"/>
-                <w:i w:val="false"/>
-                <w:iCs w:val="false"/>
-                <w:color w:val="24292F"/>
-                <w:sz w:val="17"/>
-                <w:szCs w:val="17"/>
-              </w:rPr>
-              <w:t xml:space="preserve">label</w:t>
-            </w:r>
-            <w:r>
-              <w:rPr>
-                <w:rFonts w:ascii="Consolas" w:cs="Consolas" w:eastAsia="맑은 고딕" w:hAnsi="Consolas"/>
-                <w:b w:val="false"/>
-                <w:bCs w:val="false"/>
-                <w:i w:val="false"/>
-                <w:iCs w:val="false"/>
-                <w:color w:val="24292F"/>
-                <w:sz w:val="17"/>
-                <w:szCs w:val="17"/>
-              </w:rPr>
-              <w:t xml:space="preserve">=</w:t>
-            </w:r>
-            <w:r>
-              <w:rPr>
-                <w:rFonts w:ascii="Consolas" w:cs="Consolas" w:eastAsia="맑은 고딕" w:hAnsi="Consolas"/>
-                <w:b w:val="false"/>
-                <w:bCs w:val="false"/>
-                <w:i w:val="false"/>
-                <w:iCs w:val="false"/>
-                <w:color w:val="24292F"/>
-                <w:sz w:val="17"/>
-                <w:szCs w:val="17"/>
-              </w:rPr>
-              <w:t xml:space="preserve">f</w:t>
-            </w:r>
-            <w:r>
-              <w:rPr>
-                <w:rFonts w:ascii="Consolas" w:cs="Consolas" w:eastAsia="맑은 고딕" w:hAnsi="Consolas"/>
-                <w:b w:val="false"/>
-                <w:bCs w:val="false"/>
-                <w:i w:val="false"/>
-                <w:iCs w:val="false"/>
-                <w:color w:val="A31515"/>
-                <w:sz w:val="17"/>
-                <w:szCs w:val="17"/>
-              </w:rPr>
-              <w:t xml:space="preserve">"평균 {scores.mean():.1f}"</w:t>
+              <w:t xml:space="preserve">"white"</w:t>
             </w:r>
             <w:r>
               <w:rPr>
@@ -19574,85 +19449,20 @@
                 <w:sz w:val="17"/>
                 <w:szCs w:val="17"/>
               </w:rPr>
-              <w:t xml:space="preserve">19  </w:t>
-            </w:r>
-            <w:r>
-              <w:rPr>
-                <w:rFonts w:ascii="Consolas" w:cs="Consolas" w:eastAsia="맑은 고딕" w:hAnsi="Consolas"/>
-                <w:b w:val="false"/>
-                <w:bCs w:val="false"/>
-                <w:i w:val="false"/>
-                <w:iCs w:val="false"/>
-                <w:color w:val="24292F"/>
-                <w:sz w:val="17"/>
-                <w:szCs w:val="17"/>
-              </w:rPr>
-              <w:t xml:space="preserve">ax</w:t>
-            </w:r>
-            <w:r>
-              <w:rPr>
-                <w:rFonts w:ascii="Consolas" w:cs="Consolas" w:eastAsia="맑은 고딕" w:hAnsi="Consolas"/>
-                <w:b w:val="false"/>
-                <w:bCs w:val="false"/>
-                <w:i w:val="false"/>
-                <w:iCs w:val="false"/>
-                <w:color w:val="24292F"/>
-                <w:sz w:val="17"/>
-                <w:szCs w:val="17"/>
-              </w:rPr>
-              <w:t xml:space="preserve">.</w:t>
-            </w:r>
-            <w:r>
-              <w:rPr>
-                <w:rFonts w:ascii="Consolas" w:cs="Consolas" w:eastAsia="맑은 고딕" w:hAnsi="Consolas"/>
-                <w:b w:val="false"/>
-                <w:bCs w:val="false"/>
-                <w:i w:val="false"/>
-                <w:iCs w:val="false"/>
-                <w:color w:val="24292F"/>
-                <w:sz w:val="17"/>
-                <w:szCs w:val="17"/>
-              </w:rPr>
-              <w:t xml:space="preserve">set_title</w:t>
-            </w:r>
-            <w:r>
-              <w:rPr>
-                <w:rFonts w:ascii="Consolas" w:cs="Consolas" w:eastAsia="맑은 고딕" w:hAnsi="Consolas"/>
-                <w:b w:val="false"/>
-                <w:bCs w:val="false"/>
-                <w:i w:val="false"/>
-                <w:iCs w:val="false"/>
-                <w:color w:val="24292F"/>
-                <w:sz w:val="17"/>
-                <w:szCs w:val="17"/>
-              </w:rPr>
-              <w:t xml:space="preserve">(</w:t>
-            </w:r>
-            <w:r>
-              <w:rPr>
-                <w:rFonts w:ascii="Consolas" w:cs="Consolas" w:eastAsia="맑은 고딕" w:hAnsi="Consolas"/>
-                <w:b w:val="false"/>
-                <w:bCs w:val="false"/>
-                <w:i w:val="false"/>
-                <w:iCs w:val="false"/>
-                <w:color w:val="A31515"/>
-                <w:sz w:val="17"/>
-                <w:szCs w:val="17"/>
-              </w:rPr>
-              <w:t xml:space="preserve">"시험 점수 분포 (300명)"</w:t>
-            </w:r>
-            <w:r>
-              <w:rPr>
-                <w:rFonts w:ascii="Consolas" w:cs="Consolas" w:eastAsia="맑은 고딕" w:hAnsi="Consolas"/>
-                <w:b w:val="false"/>
-                <w:bCs w:val="false"/>
-                <w:i w:val="false"/>
-                <w:iCs w:val="false"/>
-                <w:color w:val="24292F"/>
-                <w:sz w:val="17"/>
-                <w:szCs w:val="17"/>
-              </w:rPr>
-              <w:t xml:space="preserve">)</w:t>
+              <w:t xml:space="preserve">20  </w:t>
+            </w:r>
+            <w:r>
+              <w:rPr>
+                <w:rFonts w:ascii="Consolas" w:cs="Consolas" w:eastAsia="맑은 고딕" w:hAnsi="Consolas"/>
+                <w:b w:val="false"/>
+                <w:bCs w:val="false"/>
+                <w:i/>
+                <w:iCs/>
+                <w:color w:val="6A9955"/>
+                <w:sz w:val="17"/>
+                <w:szCs w:val="17"/>
+              </w:rPr>
+              <w:t xml:space="preserve"># axvline: 세로 기준선 (여기서는 평균 위치에 빨간 점선)</w:t>
             </w:r>
           </w:p>
           <w:p>
@@ -19666,7 +19476,7 @@
                 <w:sz w:val="17"/>
                 <w:szCs w:val="17"/>
               </w:rPr>
-              <w:t xml:space="preserve">20  </w:t>
+              <w:t xml:space="preserve">21  </w:t>
             </w:r>
             <w:r>
               <w:rPr>
@@ -19705,7 +19515,7 @@
                 <w:sz w:val="17"/>
                 <w:szCs w:val="17"/>
               </w:rPr>
-              <w:t xml:space="preserve">set_xlabel</w:t>
+              <w:t xml:space="preserve">axvline</w:t>
             </w:r>
             <w:r>
               <w:rPr>
@@ -19727,11 +19537,206 @@
                 <w:bCs w:val="false"/>
                 <w:i w:val="false"/>
                 <w:iCs w:val="false"/>
+                <w:color w:val="24292F"/>
+                <w:sz w:val="17"/>
+                <w:szCs w:val="17"/>
+              </w:rPr>
+              <w:t xml:space="preserve">scores</w:t>
+            </w:r>
+            <w:r>
+              <w:rPr>
+                <w:rFonts w:ascii="Consolas" w:cs="Consolas" w:eastAsia="맑은 고딕" w:hAnsi="Consolas"/>
+                <w:b w:val="false"/>
+                <w:bCs w:val="false"/>
+                <w:i w:val="false"/>
+                <w:iCs w:val="false"/>
+                <w:color w:val="24292F"/>
+                <w:sz w:val="17"/>
+                <w:szCs w:val="17"/>
+              </w:rPr>
+              <w:t xml:space="preserve">.</w:t>
+            </w:r>
+            <w:r>
+              <w:rPr>
+                <w:rFonts w:ascii="Consolas" w:cs="Consolas" w:eastAsia="맑은 고딕" w:hAnsi="Consolas"/>
+                <w:b w:val="false"/>
+                <w:bCs w:val="false"/>
+                <w:i w:val="false"/>
+                <w:iCs w:val="false"/>
+                <w:color w:val="24292F"/>
+                <w:sz w:val="17"/>
+                <w:szCs w:val="17"/>
+              </w:rPr>
+              <w:t xml:space="preserve">mean</w:t>
+            </w:r>
+            <w:r>
+              <w:rPr>
+                <w:rFonts w:ascii="Consolas" w:cs="Consolas" w:eastAsia="맑은 고딕" w:hAnsi="Consolas"/>
+                <w:b w:val="false"/>
+                <w:bCs w:val="false"/>
+                <w:i w:val="false"/>
+                <w:iCs w:val="false"/>
+                <w:color w:val="24292F"/>
+                <w:sz w:val="17"/>
+                <w:szCs w:val="17"/>
+              </w:rPr>
+              <w:t xml:space="preserve">(), </w:t>
+            </w:r>
+            <w:r>
+              <w:rPr>
+                <w:rFonts w:ascii="Consolas" w:cs="Consolas" w:eastAsia="맑은 고딕" w:hAnsi="Consolas"/>
+                <w:b w:val="false"/>
+                <w:bCs w:val="false"/>
+                <w:i w:val="false"/>
+                <w:iCs w:val="false"/>
+                <w:color w:val="24292F"/>
+                <w:sz w:val="17"/>
+                <w:szCs w:val="17"/>
+              </w:rPr>
+              <w:t xml:space="preserve">color</w:t>
+            </w:r>
+            <w:r>
+              <w:rPr>
+                <w:rFonts w:ascii="Consolas" w:cs="Consolas" w:eastAsia="맑은 고딕" w:hAnsi="Consolas"/>
+                <w:b w:val="false"/>
+                <w:bCs w:val="false"/>
+                <w:i w:val="false"/>
+                <w:iCs w:val="false"/>
+                <w:color w:val="24292F"/>
+                <w:sz w:val="17"/>
+                <w:szCs w:val="17"/>
+              </w:rPr>
+              <w:t xml:space="preserve">=</w:t>
+            </w:r>
+            <w:r>
+              <w:rPr>
+                <w:rFonts w:ascii="Consolas" w:cs="Consolas" w:eastAsia="맑은 고딕" w:hAnsi="Consolas"/>
+                <w:b w:val="false"/>
+                <w:bCs w:val="false"/>
+                <w:i w:val="false"/>
+                <w:iCs w:val="false"/>
                 <w:color w:val="A31515"/>
                 <w:sz w:val="17"/>
                 <w:szCs w:val="17"/>
               </w:rPr>
-              <w:t xml:space="preserve">"점수"</w:t>
+              <w:t xml:space="preserve">"red"</w:t>
+            </w:r>
+            <w:r>
+              <w:rPr>
+                <w:rFonts w:ascii="Consolas" w:cs="Consolas" w:eastAsia="맑은 고딕" w:hAnsi="Consolas"/>
+                <w:b w:val="false"/>
+                <w:bCs w:val="false"/>
+                <w:i w:val="false"/>
+                <w:iCs w:val="false"/>
+                <w:color w:val="24292F"/>
+                <w:sz w:val="17"/>
+                <w:szCs w:val="17"/>
+              </w:rPr>
+              <w:t xml:space="preserve">, </w:t>
+            </w:r>
+            <w:r>
+              <w:rPr>
+                <w:rFonts w:ascii="Consolas" w:cs="Consolas" w:eastAsia="맑은 고딕" w:hAnsi="Consolas"/>
+                <w:b w:val="false"/>
+                <w:bCs w:val="false"/>
+                <w:i w:val="false"/>
+                <w:iCs w:val="false"/>
+                <w:color w:val="24292F"/>
+                <w:sz w:val="17"/>
+                <w:szCs w:val="17"/>
+              </w:rPr>
+              <w:t xml:space="preserve">linestyle</w:t>
+            </w:r>
+            <w:r>
+              <w:rPr>
+                <w:rFonts w:ascii="Consolas" w:cs="Consolas" w:eastAsia="맑은 고딕" w:hAnsi="Consolas"/>
+                <w:b w:val="false"/>
+                <w:bCs w:val="false"/>
+                <w:i w:val="false"/>
+                <w:iCs w:val="false"/>
+                <w:color w:val="24292F"/>
+                <w:sz w:val="17"/>
+                <w:szCs w:val="17"/>
+              </w:rPr>
+              <w:t xml:space="preserve">=</w:t>
+            </w:r>
+            <w:r>
+              <w:rPr>
+                <w:rFonts w:ascii="Consolas" w:cs="Consolas" w:eastAsia="맑은 고딕" w:hAnsi="Consolas"/>
+                <w:b w:val="false"/>
+                <w:bCs w:val="false"/>
+                <w:i w:val="false"/>
+                <w:iCs w:val="false"/>
+                <w:color w:val="A31515"/>
+                <w:sz w:val="17"/>
+                <w:szCs w:val="17"/>
+              </w:rPr>
+              <w:t xml:space="preserve">"--"</w:t>
+            </w:r>
+            <w:r>
+              <w:rPr>
+                <w:rFonts w:ascii="Consolas" w:cs="Consolas" w:eastAsia="맑은 고딕" w:hAnsi="Consolas"/>
+                <w:b w:val="false"/>
+                <w:bCs w:val="false"/>
+                <w:i w:val="false"/>
+                <w:iCs w:val="false"/>
+                <w:color w:val="24292F"/>
+                <w:sz w:val="17"/>
+                <w:szCs w:val="17"/>
+              </w:rPr>
+              <w:t xml:space="preserve">, </w:t>
+            </w:r>
+            <w:r>
+              <w:rPr>
+                <w:rFonts w:ascii="Consolas" w:cs="Consolas" w:eastAsia="맑은 고딕" w:hAnsi="Consolas"/>
+                <w:b w:val="false"/>
+                <w:bCs w:val="false"/>
+                <w:i w:val="false"/>
+                <w:iCs w:val="false"/>
+                <w:color w:val="24292F"/>
+                <w:sz w:val="17"/>
+                <w:szCs w:val="17"/>
+              </w:rPr>
+              <w:t xml:space="preserve">label</w:t>
+            </w:r>
+            <w:r>
+              <w:rPr>
+                <w:rFonts w:ascii="Consolas" w:cs="Consolas" w:eastAsia="맑은 고딕" w:hAnsi="Consolas"/>
+                <w:b w:val="false"/>
+                <w:bCs w:val="false"/>
+                <w:i w:val="false"/>
+                <w:iCs w:val="false"/>
+                <w:color w:val="24292F"/>
+                <w:sz w:val="17"/>
+                <w:szCs w:val="17"/>
+              </w:rPr>
+              <w:t xml:space="preserve">=</w:t>
+            </w:r>
+            <w:r>
+              <w:rPr>
+                <w:rFonts w:ascii="Consolas" w:cs="Consolas" w:eastAsia="맑은 고딕" w:hAnsi="Consolas"/>
+                <w:b w:val="false"/>
+                <w:bCs w:val="false"/>
+                <w:i w:val="false"/>
+                <w:iCs w:val="false"/>
+                <w:color w:val="24292F"/>
+                <w:sz w:val="17"/>
+                <w:szCs w:val="17"/>
+              </w:rPr>
+              <w:t xml:space="preserve">f</w:t>
+            </w:r>
+            <w:r>
+              <w:rPr>
+                <w:rFonts w:ascii="Consolas" w:cs="Consolas" w:eastAsia="맑은 고딕" w:hAnsi="Consolas"/>
+                <w:b w:val="false"/>
+                <w:bCs w:val="false"/>
+                <w:i w:val="false"/>
+                <w:iCs w:val="false"/>
+                <w:color w:val="A31515"/>
+                <w:sz w:val="17"/>
+                <w:szCs w:val="17"/>
+              </w:rPr>
+              <w:t xml:space="preserve">"평균 {scores.mean():.1f}"</w:t>
             </w:r>
             <w:r>
               <w:rPr>
@@ -19758,7 +19763,7 @@
                 <w:sz w:val="17"/>
                 <w:szCs w:val="17"/>
               </w:rPr>
-              <w:t xml:space="preserve">21  </w:t>
+              <w:t xml:space="preserve">22  </w:t>
             </w:r>
             <w:r>
               <w:rPr>
@@ -19797,7 +19802,7 @@
                 <w:sz w:val="17"/>
                 <w:szCs w:val="17"/>
               </w:rPr>
-              <w:t xml:space="preserve">set_ylabel</w:t>
+              <w:t xml:space="preserve">set_title</w:t>
             </w:r>
             <w:r>
               <w:rPr>
@@ -19823,7 +19828,7 @@
                 <w:sz w:val="17"/>
                 <w:szCs w:val="17"/>
               </w:rPr>
-              <w:t xml:space="preserve">"학생 수"</w:t>
+              <w:t xml:space="preserve">"시험 점수 분포 (300명)"</w:t>
             </w:r>
             <w:r>
               <w:rPr>
@@ -19850,7 +19855,7 @@
                 <w:sz w:val="17"/>
                 <w:szCs w:val="17"/>
               </w:rPr>
-              <w:t xml:space="preserve">22  </w:t>
+              <w:t xml:space="preserve">23  </w:t>
             </w:r>
             <w:r>
               <w:rPr>
@@ -19889,20 +19894,46 @@
                 <w:sz w:val="17"/>
                 <w:szCs w:val="17"/>
               </w:rPr>
-              <w:t xml:space="preserve">legend</w:t>
-            </w:r>
-            <w:r>
-              <w:rPr>
-                <w:rFonts w:ascii="Consolas" w:cs="Consolas" w:eastAsia="맑은 고딕" w:hAnsi="Consolas"/>
-                <w:b w:val="false"/>
-                <w:bCs w:val="false"/>
-                <w:i w:val="false"/>
-                <w:iCs w:val="false"/>
-                <w:color w:val="24292F"/>
-                <w:sz w:val="17"/>
-                <w:szCs w:val="17"/>
-              </w:rPr>
-              <w:t xml:space="preserve">()</w:t>
+              <w:t xml:space="preserve">set_xlabel</w:t>
+            </w:r>
+            <w:r>
+              <w:rPr>
+                <w:rFonts w:ascii="Consolas" w:cs="Consolas" w:eastAsia="맑은 고딕" w:hAnsi="Consolas"/>
+                <w:b w:val="false"/>
+                <w:bCs w:val="false"/>
+                <w:i w:val="false"/>
+                <w:iCs w:val="false"/>
+                <w:color w:val="24292F"/>
+                <w:sz w:val="17"/>
+                <w:szCs w:val="17"/>
+              </w:rPr>
+              <w:t xml:space="preserve">(</w:t>
+            </w:r>
+            <w:r>
+              <w:rPr>
+                <w:rFonts w:ascii="Consolas" w:cs="Consolas" w:eastAsia="맑은 고딕" w:hAnsi="Consolas"/>
+                <w:b w:val="false"/>
+                <w:bCs w:val="false"/>
+                <w:i w:val="false"/>
+                <w:iCs w:val="false"/>
+                <w:color w:val="A31515"/>
+                <w:sz w:val="17"/>
+                <w:szCs w:val="17"/>
+              </w:rPr>
+              <w:t xml:space="preserve">"점수"</w:t>
+            </w:r>
+            <w:r>
+              <w:rPr>
+                <w:rFonts w:ascii="Consolas" w:cs="Consolas" w:eastAsia="맑은 고딕" w:hAnsi="Consolas"/>
+                <w:b w:val="false"/>
+                <w:bCs w:val="false"/>
+                <w:i w:val="false"/>
+                <w:iCs w:val="false"/>
+                <w:color w:val="24292F"/>
+                <w:sz w:val="17"/>
+                <w:szCs w:val="17"/>
+              </w:rPr>
+              <w:t xml:space="preserve">)</w:t>
             </w:r>
           </w:p>
           <w:p>
@@ -19916,20 +19947,20 @@
                 <w:sz w:val="17"/>
                 <w:szCs w:val="17"/>
               </w:rPr>
-              <w:t xml:space="preserve">23  </w:t>
-            </w:r>
-            <w:r>
-              <w:rPr>
-                <w:rFonts w:ascii="Consolas" w:cs="Consolas" w:eastAsia="맑은 고딕" w:hAnsi="Consolas"/>
-                <w:b w:val="false"/>
-                <w:bCs w:val="false"/>
-                <w:i w:val="false"/>
-                <w:iCs w:val="false"/>
-                <w:color w:val="24292F"/>
-                <w:sz w:val="17"/>
-                <w:szCs w:val="17"/>
-              </w:rPr>
-              <w:t xml:space="preserve">fig</w:t>
+              <w:t xml:space="preserve">24  </w:t>
+            </w:r>
+            <w:r>
+              <w:rPr>
+                <w:rFonts w:ascii="Consolas" w:cs="Consolas" w:eastAsia="맑은 고딕" w:hAnsi="Consolas"/>
+                <w:b w:val="false"/>
+                <w:bCs w:val="false"/>
+                <w:i w:val="false"/>
+                <w:iCs w:val="false"/>
+                <w:color w:val="24292F"/>
+                <w:sz w:val="17"/>
+                <w:szCs w:val="17"/>
+              </w:rPr>
+              <w:t xml:space="preserve">ax</w:t>
             </w:r>
             <w:r>
               <w:rPr>
@@ -19955,7 +19986,7 @@
                 <w:sz w:val="17"/>
                 <w:szCs w:val="17"/>
               </w:rPr>
-              <w:t xml:space="preserve">savefig</w:t>
+              <w:t xml:space="preserve">set_ylabel</w:t>
             </w:r>
             <w:r>
               <w:rPr>
@@ -19977,141 +20008,11 @@
                 <w:bCs w:val="false"/>
                 <w:i w:val="false"/>
                 <w:iCs w:val="false"/>
-                <w:color w:val="24292F"/>
-                <w:sz w:val="17"/>
-                <w:szCs w:val="17"/>
-              </w:rPr>
-              <w:t xml:space="preserve">IMG</w:t>
-            </w:r>
-            <w:r>
-              <w:rPr>
-                <w:rFonts w:ascii="Consolas" w:cs="Consolas" w:eastAsia="맑은 고딕" w:hAnsi="Consolas"/>
-                <w:b w:val="false"/>
-                <w:bCs w:val="false"/>
-                <w:i w:val="false"/>
-                <w:iCs w:val="false"/>
-                <w:color w:val="24292F"/>
-                <w:sz w:val="17"/>
-                <w:szCs w:val="17"/>
-              </w:rPr>
-              <w:t xml:space="preserve"> / </w:t>
-            </w:r>
-            <w:r>
-              <w:rPr>
-                <w:rFonts w:ascii="Consolas" w:cs="Consolas" w:eastAsia="맑은 고딕" w:hAnsi="Consolas"/>
-                <w:b w:val="false"/>
-                <w:bCs w:val="false"/>
-                <w:i w:val="false"/>
-                <w:iCs w:val="false"/>
                 <w:color w:val="A31515"/>
                 <w:sz w:val="17"/>
                 <w:szCs w:val="17"/>
               </w:rPr>
-              <w:t xml:space="preserve">"ex03_hist.png"</w:t>
-            </w:r>
-            <w:r>
-              <w:rPr>
-                <w:rFonts w:ascii="Consolas" w:cs="Consolas" w:eastAsia="맑은 고딕" w:hAnsi="Consolas"/>
-                <w:b w:val="false"/>
-                <w:bCs w:val="false"/>
-                <w:i w:val="false"/>
-                <w:iCs w:val="false"/>
-                <w:color w:val="24292F"/>
-                <w:sz w:val="17"/>
-                <w:szCs w:val="17"/>
-              </w:rPr>
-              <w:t xml:space="preserve">, </w:t>
-            </w:r>
-            <w:r>
-              <w:rPr>
-                <w:rFonts w:ascii="Consolas" w:cs="Consolas" w:eastAsia="맑은 고딕" w:hAnsi="Consolas"/>
-                <w:b w:val="false"/>
-                <w:bCs w:val="false"/>
-                <w:i w:val="false"/>
-                <w:iCs w:val="false"/>
-                <w:color w:val="24292F"/>
-                <w:sz w:val="17"/>
-                <w:szCs w:val="17"/>
-              </w:rPr>
-              <w:t xml:space="preserve">dpi</w:t>
-            </w:r>
-            <w:r>
-              <w:rPr>
-                <w:rFonts w:ascii="Consolas" w:cs="Consolas" w:eastAsia="맑은 고딕" w:hAnsi="Consolas"/>
-                <w:b w:val="false"/>
-                <w:bCs w:val="false"/>
-                <w:i w:val="false"/>
-                <w:iCs w:val="false"/>
-                <w:color w:val="24292F"/>
-                <w:sz w:val="17"/>
-                <w:szCs w:val="17"/>
-              </w:rPr>
-              <w:t xml:space="preserve">=</w:t>
-            </w:r>
-            <w:r>
-              <w:rPr>
-                <w:rFonts w:ascii="Consolas" w:cs="Consolas" w:eastAsia="맑은 고딕" w:hAnsi="Consolas"/>
-                <w:b w:val="false"/>
-                <w:bCs w:val="false"/>
-                <w:i w:val="false"/>
-                <w:iCs w:val="false"/>
-                <w:color w:val="098658"/>
-                <w:sz w:val="17"/>
-                <w:szCs w:val="17"/>
-              </w:rPr>
-              <w:t xml:space="preserve">100</w:t>
-            </w:r>
-            <w:r>
-              <w:rPr>
-                <w:rFonts w:ascii="Consolas" w:cs="Consolas" w:eastAsia="맑은 고딕" w:hAnsi="Consolas"/>
-                <w:b w:val="false"/>
-                <w:bCs w:val="false"/>
-                <w:i w:val="false"/>
-                <w:iCs w:val="false"/>
-                <w:color w:val="24292F"/>
-                <w:sz w:val="17"/>
-                <w:szCs w:val="17"/>
-              </w:rPr>
-              <w:t xml:space="preserve">, </w:t>
-            </w:r>
-            <w:r>
-              <w:rPr>
-                <w:rFonts w:ascii="Consolas" w:cs="Consolas" w:eastAsia="맑은 고딕" w:hAnsi="Consolas"/>
-                <w:b w:val="false"/>
-                <w:bCs w:val="false"/>
-                <w:i w:val="false"/>
-                <w:iCs w:val="false"/>
-                <w:color w:val="24292F"/>
-                <w:sz w:val="17"/>
-                <w:szCs w:val="17"/>
-              </w:rPr>
-              <w:t xml:space="preserve">bbox_inches</w:t>
-            </w:r>
-            <w:r>
-              <w:rPr>
-                <w:rFonts w:ascii="Consolas" w:cs="Consolas" w:eastAsia="맑은 고딕" w:hAnsi="Consolas"/>
-                <w:b w:val="false"/>
-                <w:bCs w:val="false"/>
-                <w:i w:val="false"/>
-                <w:iCs w:val="false"/>
-                <w:color w:val="24292F"/>
-                <w:sz w:val="17"/>
-                <w:szCs w:val="17"/>
-              </w:rPr>
-              <w:t xml:space="preserve">=</w:t>
-            </w:r>
-            <w:r>
-              <w:rPr>
-                <w:rFonts w:ascii="Consolas" w:cs="Consolas" w:eastAsia="맑은 고딕" w:hAnsi="Consolas"/>
-                <w:b w:val="false"/>
-                <w:bCs w:val="false"/>
-                <w:i w:val="false"/>
-                <w:iCs w:val="false"/>
-                <w:color w:val="A31515"/>
-                <w:sz w:val="17"/>
-                <w:szCs w:val="17"/>
-              </w:rPr>
-              <w:t xml:space="preserve">"tight"</w:t>
+              <w:t xml:space="preserve">"학생 수"</w:t>
             </w:r>
             <w:r>
               <w:rPr>
@@ -20138,72 +20039,59 @@
                 <w:sz w:val="17"/>
                 <w:szCs w:val="17"/>
               </w:rPr>
-              <w:t xml:space="preserve">24  </w:t>
-            </w:r>
-            <w:r>
-              <w:rPr>
-                <w:rFonts w:ascii="Consolas" w:cs="Consolas" w:eastAsia="맑은 고딕" w:hAnsi="Consolas"/>
-                <w:b w:val="false"/>
-                <w:bCs w:val="false"/>
-                <w:i w:val="false"/>
-                <w:iCs w:val="false"/>
-                <w:color w:val="795E26"/>
-                <w:sz w:val="17"/>
-                <w:szCs w:val="17"/>
-              </w:rPr>
-              <w:t xml:space="preserve">print</w:t>
-            </w:r>
-            <w:r>
-              <w:rPr>
-                <w:rFonts w:ascii="Consolas" w:cs="Consolas" w:eastAsia="맑은 고딕" w:hAnsi="Consolas"/>
-                <w:b w:val="false"/>
-                <w:bCs w:val="false"/>
-                <w:i w:val="false"/>
-                <w:iCs w:val="false"/>
-                <w:color w:val="24292F"/>
-                <w:sz w:val="17"/>
-                <w:szCs w:val="17"/>
-              </w:rPr>
-              <w:t xml:space="preserve">(</w:t>
-            </w:r>
-            <w:r>
-              <w:rPr>
-                <w:rFonts w:ascii="Consolas" w:cs="Consolas" w:eastAsia="맑은 고딕" w:hAnsi="Consolas"/>
-                <w:b w:val="false"/>
-                <w:bCs w:val="false"/>
-                <w:i w:val="false"/>
-                <w:iCs w:val="false"/>
-                <w:color w:val="24292F"/>
-                <w:sz w:val="17"/>
-                <w:szCs w:val="17"/>
-              </w:rPr>
-              <w:t xml:space="preserve">f</w:t>
-            </w:r>
-            <w:r>
-              <w:rPr>
-                <w:rFonts w:ascii="Consolas" w:cs="Consolas" w:eastAsia="맑은 고딕" w:hAnsi="Consolas"/>
-                <w:b w:val="false"/>
-                <w:bCs w:val="false"/>
-                <w:i w:val="false"/>
-                <w:iCs w:val="false"/>
-                <w:color w:val="A31515"/>
-                <w:sz w:val="17"/>
-                <w:szCs w:val="17"/>
-              </w:rPr>
-              <w:t xml:space="preserve">"평균 {scores.mean():.1f}, 최저 {scores.min():.1f}, 최고 {scores.max():.1f}"</w:t>
-            </w:r>
-            <w:r>
-              <w:rPr>
-                <w:rFonts w:ascii="Consolas" w:cs="Consolas" w:eastAsia="맑은 고딕" w:hAnsi="Consolas"/>
-                <w:b w:val="false"/>
-                <w:bCs w:val="false"/>
-                <w:i w:val="false"/>
-                <w:iCs w:val="false"/>
-                <w:color w:val="24292F"/>
-                <w:sz w:val="17"/>
-                <w:szCs w:val="17"/>
-              </w:rPr>
-              <w:t xml:space="preserve">)</w:t>
+              <w:t xml:space="preserve">25  </w:t>
+            </w:r>
+            <w:r>
+              <w:rPr>
+                <w:rFonts w:ascii="Consolas" w:cs="Consolas" w:eastAsia="맑은 고딕" w:hAnsi="Consolas"/>
+                <w:b w:val="false"/>
+                <w:bCs w:val="false"/>
+                <w:i w:val="false"/>
+                <w:iCs w:val="false"/>
+                <w:color w:val="24292F"/>
+                <w:sz w:val="17"/>
+                <w:szCs w:val="17"/>
+              </w:rPr>
+              <w:t xml:space="preserve">ax</w:t>
+            </w:r>
+            <w:r>
+              <w:rPr>
+                <w:rFonts w:ascii="Consolas" w:cs="Consolas" w:eastAsia="맑은 고딕" w:hAnsi="Consolas"/>
+                <w:b w:val="false"/>
+                <w:bCs w:val="false"/>
+                <w:i w:val="false"/>
+                <w:iCs w:val="false"/>
+                <w:color w:val="24292F"/>
+                <w:sz w:val="17"/>
+                <w:szCs w:val="17"/>
+              </w:rPr>
+              <w:t xml:space="preserve">.</w:t>
+            </w:r>
+            <w:r>
+              <w:rPr>
+                <w:rFonts w:ascii="Consolas" w:cs="Consolas" w:eastAsia="맑은 고딕" w:hAnsi="Consolas"/>
+                <w:b w:val="false"/>
+                <w:bCs w:val="false"/>
+                <w:i w:val="false"/>
+                <w:iCs w:val="false"/>
+                <w:color w:val="24292F"/>
+                <w:sz w:val="17"/>
+                <w:szCs w:val="17"/>
+              </w:rPr>
+              <w:t xml:space="preserve">legend</w:t>
+            </w:r>
+            <w:r>
+              <w:rPr>
+                <w:rFonts w:ascii="Consolas" w:cs="Consolas" w:eastAsia="맑은 고딕" w:hAnsi="Consolas"/>
+                <w:b w:val="false"/>
+                <w:bCs w:val="false"/>
+                <w:i w:val="false"/>
+                <w:iCs w:val="false"/>
+                <w:color w:val="24292F"/>
+                <w:sz w:val="17"/>
+                <w:szCs w:val="17"/>
+              </w:rPr>
+              <w:t xml:space="preserve">()</w:t>
             </w:r>
           </w:p>
           <w:p>
@@ -20217,7 +20105,308 @@
                 <w:sz w:val="17"/>
                 <w:szCs w:val="17"/>
               </w:rPr>
-              <w:t xml:space="preserve">25  </w:t>
+              <w:t xml:space="preserve">26  </w:t>
+            </w:r>
+            <w:r>
+              <w:rPr>
+                <w:rFonts w:ascii="Consolas" w:cs="Consolas" w:eastAsia="맑은 고딕" w:hAnsi="Consolas"/>
+                <w:b w:val="false"/>
+                <w:bCs w:val="false"/>
+                <w:i w:val="false"/>
+                <w:iCs w:val="false"/>
+                <w:color w:val="24292F"/>
+                <w:sz w:val="17"/>
+                <w:szCs w:val="17"/>
+              </w:rPr>
+              <w:t xml:space="preserve">fig</w:t>
+            </w:r>
+            <w:r>
+              <w:rPr>
+                <w:rFonts w:ascii="Consolas" w:cs="Consolas" w:eastAsia="맑은 고딕" w:hAnsi="Consolas"/>
+                <w:b w:val="false"/>
+                <w:bCs w:val="false"/>
+                <w:i w:val="false"/>
+                <w:iCs w:val="false"/>
+                <w:color w:val="24292F"/>
+                <w:sz w:val="17"/>
+                <w:szCs w:val="17"/>
+              </w:rPr>
+              <w:t xml:space="preserve">.</w:t>
+            </w:r>
+            <w:r>
+              <w:rPr>
+                <w:rFonts w:ascii="Consolas" w:cs="Consolas" w:eastAsia="맑은 고딕" w:hAnsi="Consolas"/>
+                <w:b w:val="false"/>
+                <w:bCs w:val="false"/>
+                <w:i w:val="false"/>
+                <w:iCs w:val="false"/>
+                <w:color w:val="24292F"/>
+                <w:sz w:val="17"/>
+                <w:szCs w:val="17"/>
+              </w:rPr>
+              <w:t xml:space="preserve">savefig</w:t>
+            </w:r>
+            <w:r>
+              <w:rPr>
+                <w:rFonts w:ascii="Consolas" w:cs="Consolas" w:eastAsia="맑은 고딕" w:hAnsi="Consolas"/>
+                <w:b w:val="false"/>
+                <w:bCs w:val="false"/>
+                <w:i w:val="false"/>
+                <w:iCs w:val="false"/>
+                <w:color w:val="24292F"/>
+                <w:sz w:val="17"/>
+                <w:szCs w:val="17"/>
+              </w:rPr>
+              <w:t xml:space="preserve">(</w:t>
+            </w:r>
+            <w:r>
+              <w:rPr>
+                <w:rFonts w:ascii="Consolas" w:cs="Consolas" w:eastAsia="맑은 고딕" w:hAnsi="Consolas"/>
+                <w:b w:val="false"/>
+                <w:bCs w:val="false"/>
+                <w:i w:val="false"/>
+                <w:iCs w:val="false"/>
+                <w:color w:val="24292F"/>
+                <w:sz w:val="17"/>
+                <w:szCs w:val="17"/>
+              </w:rPr>
+              <w:t xml:space="preserve">IMG</w:t>
+            </w:r>
+            <w:r>
+              <w:rPr>
+                <w:rFonts w:ascii="Consolas" w:cs="Consolas" w:eastAsia="맑은 고딕" w:hAnsi="Consolas"/>
+                <w:b w:val="false"/>
+                <w:bCs w:val="false"/>
+                <w:i w:val="false"/>
+                <w:iCs w:val="false"/>
+                <w:color w:val="24292F"/>
+                <w:sz w:val="17"/>
+                <w:szCs w:val="17"/>
+              </w:rPr>
+              <w:t xml:space="preserve"> / </w:t>
+            </w:r>
+            <w:r>
+              <w:rPr>
+                <w:rFonts w:ascii="Consolas" w:cs="Consolas" w:eastAsia="맑은 고딕" w:hAnsi="Consolas"/>
+                <w:b w:val="false"/>
+                <w:bCs w:val="false"/>
+                <w:i w:val="false"/>
+                <w:iCs w:val="false"/>
+                <w:color w:val="A31515"/>
+                <w:sz w:val="17"/>
+                <w:szCs w:val="17"/>
+              </w:rPr>
+              <w:t xml:space="preserve">"ex03_hist.png"</w:t>
+            </w:r>
+            <w:r>
+              <w:rPr>
+                <w:rFonts w:ascii="Consolas" w:cs="Consolas" w:eastAsia="맑은 고딕" w:hAnsi="Consolas"/>
+                <w:b w:val="false"/>
+                <w:bCs w:val="false"/>
+                <w:i w:val="false"/>
+                <w:iCs w:val="false"/>
+                <w:color w:val="24292F"/>
+                <w:sz w:val="17"/>
+                <w:szCs w:val="17"/>
+              </w:rPr>
+              <w:t xml:space="preserve">, </w:t>
+            </w:r>
+            <w:r>
+              <w:rPr>
+                <w:rFonts w:ascii="Consolas" w:cs="Consolas" w:eastAsia="맑은 고딕" w:hAnsi="Consolas"/>
+                <w:b w:val="false"/>
+                <w:bCs w:val="false"/>
+                <w:i w:val="false"/>
+                <w:iCs w:val="false"/>
+                <w:color w:val="24292F"/>
+                <w:sz w:val="17"/>
+                <w:szCs w:val="17"/>
+              </w:rPr>
+              <w:t xml:space="preserve">dpi</w:t>
+            </w:r>
+            <w:r>
+              <w:rPr>
+                <w:rFonts w:ascii="Consolas" w:cs="Consolas" w:eastAsia="맑은 고딕" w:hAnsi="Consolas"/>
+                <w:b w:val="false"/>
+                <w:bCs w:val="false"/>
+                <w:i w:val="false"/>
+                <w:iCs w:val="false"/>
+                <w:color w:val="24292F"/>
+                <w:sz w:val="17"/>
+                <w:szCs w:val="17"/>
+              </w:rPr>
+              <w:t xml:space="preserve">=</w:t>
+            </w:r>
+            <w:r>
+              <w:rPr>
+                <w:rFonts w:ascii="Consolas" w:cs="Consolas" w:eastAsia="맑은 고딕" w:hAnsi="Consolas"/>
+                <w:b w:val="false"/>
+                <w:bCs w:val="false"/>
+                <w:i w:val="false"/>
+                <w:iCs w:val="false"/>
+                <w:color w:val="098658"/>
+                <w:sz w:val="17"/>
+                <w:szCs w:val="17"/>
+              </w:rPr>
+              <w:t xml:space="preserve">100</w:t>
+            </w:r>
+            <w:r>
+              <w:rPr>
+                <w:rFonts w:ascii="Consolas" w:cs="Consolas" w:eastAsia="맑은 고딕" w:hAnsi="Consolas"/>
+                <w:b w:val="false"/>
+                <w:bCs w:val="false"/>
+                <w:i w:val="false"/>
+                <w:iCs w:val="false"/>
+                <w:color w:val="24292F"/>
+                <w:sz w:val="17"/>
+                <w:szCs w:val="17"/>
+              </w:rPr>
+              <w:t xml:space="preserve">, </w:t>
+            </w:r>
+            <w:r>
+              <w:rPr>
+                <w:rFonts w:ascii="Consolas" w:cs="Consolas" w:eastAsia="맑은 고딕" w:hAnsi="Consolas"/>
+                <w:b w:val="false"/>
+                <w:bCs w:val="false"/>
+                <w:i w:val="false"/>
+                <w:iCs w:val="false"/>
+                <w:color w:val="24292F"/>
+                <w:sz w:val="17"/>
+                <w:szCs w:val="17"/>
+              </w:rPr>
+              <w:t xml:space="preserve">bbox_inches</w:t>
+            </w:r>
+            <w:r>
+              <w:rPr>
+                <w:rFonts w:ascii="Consolas" w:cs="Consolas" w:eastAsia="맑은 고딕" w:hAnsi="Consolas"/>
+                <w:b w:val="false"/>
+                <w:bCs w:val="false"/>
+                <w:i w:val="false"/>
+                <w:iCs w:val="false"/>
+                <w:color w:val="24292F"/>
+                <w:sz w:val="17"/>
+                <w:szCs w:val="17"/>
+              </w:rPr>
+              <w:t xml:space="preserve">=</w:t>
+            </w:r>
+            <w:r>
+              <w:rPr>
+                <w:rFonts w:ascii="Consolas" w:cs="Consolas" w:eastAsia="맑은 고딕" w:hAnsi="Consolas"/>
+                <w:b w:val="false"/>
+                <w:bCs w:val="false"/>
+                <w:i w:val="false"/>
+                <w:iCs w:val="false"/>
+                <w:color w:val="A31515"/>
+                <w:sz w:val="17"/>
+                <w:szCs w:val="17"/>
+              </w:rPr>
+              <w:t xml:space="preserve">"tight"</w:t>
+            </w:r>
+            <w:r>
+              <w:rPr>
+                <w:rFonts w:ascii="Consolas" w:cs="Consolas" w:eastAsia="맑은 고딕" w:hAnsi="Consolas"/>
+                <w:b w:val="false"/>
+                <w:bCs w:val="false"/>
+                <w:i w:val="false"/>
+                <w:iCs w:val="false"/>
+                <w:color w:val="24292F"/>
+                <w:sz w:val="17"/>
+                <w:szCs w:val="17"/>
+              </w:rPr>
+              <w:t xml:space="preserve">)</w:t>
+            </w:r>
+          </w:p>
+          <w:p>
+            <w:pPr>
+              <w:spacing w:after="0" w:line="252"/>
+            </w:pPr>
+            <w:r>
+              <w:rPr>
+                <w:rFonts w:ascii="Consolas" w:cs="Consolas" w:eastAsia="맑은 고딕" w:hAnsi="Consolas"/>
+                <w:color w:val="A0A0A0"/>
+                <w:sz w:val="17"/>
+                <w:szCs w:val="17"/>
+              </w:rPr>
+              <w:t xml:space="preserve">27  </w:t>
+            </w:r>
+            <w:r>
+              <w:rPr>
+                <w:rFonts w:ascii="Consolas" w:cs="Consolas" w:eastAsia="맑은 고딕" w:hAnsi="Consolas"/>
+                <w:b w:val="false"/>
+                <w:bCs w:val="false"/>
+                <w:i w:val="false"/>
+                <w:iCs w:val="false"/>
+                <w:color w:val="795E26"/>
+                <w:sz w:val="17"/>
+                <w:szCs w:val="17"/>
+              </w:rPr>
+              <w:t xml:space="preserve">print</w:t>
+            </w:r>
+            <w:r>
+              <w:rPr>
+                <w:rFonts w:ascii="Consolas" w:cs="Consolas" w:eastAsia="맑은 고딕" w:hAnsi="Consolas"/>
+                <w:b w:val="false"/>
+                <w:bCs w:val="false"/>
+                <w:i w:val="false"/>
+                <w:iCs w:val="false"/>
+                <w:color w:val="24292F"/>
+                <w:sz w:val="17"/>
+                <w:szCs w:val="17"/>
+              </w:rPr>
+              <w:t xml:space="preserve">(</w:t>
+            </w:r>
+            <w:r>
+              <w:rPr>
+                <w:rFonts w:ascii="Consolas" w:cs="Consolas" w:eastAsia="맑은 고딕" w:hAnsi="Consolas"/>
+                <w:b w:val="false"/>
+                <w:bCs w:val="false"/>
+                <w:i w:val="false"/>
+                <w:iCs w:val="false"/>
+                <w:color w:val="24292F"/>
+                <w:sz w:val="17"/>
+                <w:szCs w:val="17"/>
+              </w:rPr>
+              <w:t xml:space="preserve">f</w:t>
+            </w:r>
+            <w:r>
+              <w:rPr>
+                <w:rFonts w:ascii="Consolas" w:cs="Consolas" w:eastAsia="맑은 고딕" w:hAnsi="Consolas"/>
+                <w:b w:val="false"/>
+                <w:bCs w:val="false"/>
+                <w:i w:val="false"/>
+                <w:iCs w:val="false"/>
+                <w:color w:val="A31515"/>
+                <w:sz w:val="17"/>
+                <w:szCs w:val="17"/>
+              </w:rPr>
+              <w:t xml:space="preserve">"평균 {scores.mean():.1f}, 최저 {scores.min():.1f}, 최고 {scores.max():.1f}"</w:t>
+            </w:r>
+            <w:r>
+              <w:rPr>
+                <w:rFonts w:ascii="Consolas" w:cs="Consolas" w:eastAsia="맑은 고딕" w:hAnsi="Consolas"/>
+                <w:b w:val="false"/>
+                <w:bCs w:val="false"/>
+                <w:i w:val="false"/>
+                <w:iCs w:val="false"/>
+                <w:color w:val="24292F"/>
+                <w:sz w:val="17"/>
+                <w:szCs w:val="17"/>
+              </w:rPr>
+              <w:t xml:space="preserve">)</w:t>
+            </w:r>
+          </w:p>
+          <w:p>
+            <w:pPr>
+              <w:spacing w:after="0" w:line="252"/>
+            </w:pPr>
+            <w:r>
+              <w:rPr>
+                <w:rFonts w:ascii="Consolas" w:cs="Consolas" w:eastAsia="맑은 고딕" w:hAnsi="Consolas"/>
+                <w:color w:val="A0A0A0"/>
+                <w:sz w:val="17"/>
+                <w:szCs w:val="17"/>
+              </w:rPr>
+              <w:t xml:space="preserve">28  </w:t>
             </w:r>
             <w:r>
               <w:rPr>
@@ -20455,7 +20644,7 @@
                 <w:sz w:val="19"/>
                 <w:szCs w:val="19"/>
               </w:rPr>
-              <w:t xml:space="preserve">14</w:t>
+              <w:t xml:space="preserve">15</w:t>
             </w:r>
           </w:p>
         </w:tc>
@@ -20574,7 +20763,7 @@
                 <w:sz w:val="19"/>
                 <w:szCs w:val="19"/>
               </w:rPr>
-              <w:t xml:space="preserve">17</w:t>
+              <w:t xml:space="preserve">19</w:t>
             </w:r>
           </w:p>
         </w:tc>
@@ -20693,7 +20882,7 @@
                 <w:sz w:val="19"/>
                 <w:szCs w:val="19"/>
               </w:rPr>
-              <w:t xml:space="preserve">18</w:t>
+              <w:t xml:space="preserve">21</w:t>
             </w:r>
           </w:p>
         </w:tc>
@@ -30249,156 +30438,13 @@
                 <w:rFonts w:ascii="Consolas" w:cs="Consolas" w:eastAsia="맑은 고딕" w:hAnsi="Consolas"/>
                 <w:b w:val="false"/>
                 <w:bCs w:val="false"/>
-                <w:i w:val="false"/>
-                <w:iCs w:val="false"/>
-                <w:color w:val="24292F"/>
-                <w:sz w:val="17"/>
-                <w:szCs w:val="17"/>
-              </w:rPr>
-              <w:t xml:space="preserve">rng</w:t>
-            </w:r>
-            <w:r>
-              <w:rPr>
-                <w:rFonts w:ascii="Consolas" w:cs="Consolas" w:eastAsia="맑은 고딕" w:hAnsi="Consolas"/>
-                <w:b w:val="false"/>
-                <w:bCs w:val="false"/>
-                <w:i w:val="false"/>
-                <w:iCs w:val="false"/>
-                <w:color w:val="24292F"/>
-                <w:sz w:val="17"/>
-                <w:szCs w:val="17"/>
-              </w:rPr>
-              <w:t xml:space="preserve"> = </w:t>
-            </w:r>
-            <w:r>
-              <w:rPr>
-                <w:rFonts w:ascii="Consolas" w:cs="Consolas" w:eastAsia="맑은 고딕" w:hAnsi="Consolas"/>
-                <w:b w:val="false"/>
-                <w:bCs w:val="false"/>
-                <w:i w:val="false"/>
-                <w:iCs w:val="false"/>
-                <w:color w:val="24292F"/>
-                <w:sz w:val="17"/>
-                <w:szCs w:val="17"/>
-              </w:rPr>
-              <w:t xml:space="preserve">np</w:t>
-            </w:r>
-            <w:r>
-              <w:rPr>
-                <w:rFonts w:ascii="Consolas" w:cs="Consolas" w:eastAsia="맑은 고딕" w:hAnsi="Consolas"/>
-                <w:b w:val="false"/>
-                <w:bCs w:val="false"/>
-                <w:i w:val="false"/>
-                <w:iCs w:val="false"/>
-                <w:color w:val="24292F"/>
-                <w:sz w:val="17"/>
-                <w:szCs w:val="17"/>
-              </w:rPr>
-              <w:t xml:space="preserve">.</w:t>
-            </w:r>
-            <w:r>
-              <w:rPr>
-                <w:rFonts w:ascii="Consolas" w:cs="Consolas" w:eastAsia="맑은 고딕" w:hAnsi="Consolas"/>
-                <w:b w:val="false"/>
-                <w:bCs w:val="false"/>
-                <w:i w:val="false"/>
-                <w:iCs w:val="false"/>
-                <w:color w:val="24292F"/>
-                <w:sz w:val="17"/>
-                <w:szCs w:val="17"/>
-              </w:rPr>
-              <w:t xml:space="preserve">random</w:t>
-            </w:r>
-            <w:r>
-              <w:rPr>
-                <w:rFonts w:ascii="Consolas" w:cs="Consolas" w:eastAsia="맑은 고딕" w:hAnsi="Consolas"/>
-                <w:b w:val="false"/>
-                <w:bCs w:val="false"/>
-                <w:i w:val="false"/>
-                <w:iCs w:val="false"/>
-                <w:color w:val="24292F"/>
-                <w:sz w:val="17"/>
-                <w:szCs w:val="17"/>
-              </w:rPr>
-              <w:t xml:space="preserve">.</w:t>
-            </w:r>
-            <w:r>
-              <w:rPr>
-                <w:rFonts w:ascii="Consolas" w:cs="Consolas" w:eastAsia="맑은 고딕" w:hAnsi="Consolas"/>
-                <w:b w:val="false"/>
-                <w:bCs w:val="false"/>
-                <w:i w:val="false"/>
-                <w:iCs w:val="false"/>
-                <w:color w:val="24292F"/>
-                <w:sz w:val="17"/>
-                <w:szCs w:val="17"/>
-              </w:rPr>
-              <w:t xml:space="preserve">default_rng</w:t>
-            </w:r>
-            <w:r>
-              <w:rPr>
-                <w:rFonts w:ascii="Consolas" w:cs="Consolas" w:eastAsia="맑은 고딕" w:hAnsi="Consolas"/>
-                <w:b w:val="false"/>
-                <w:bCs w:val="false"/>
-                <w:i w:val="false"/>
-                <w:iCs w:val="false"/>
-                <w:color w:val="24292F"/>
-                <w:sz w:val="17"/>
-                <w:szCs w:val="17"/>
-              </w:rPr>
-              <w:t xml:space="preserve">(</w:t>
-            </w:r>
-            <w:r>
-              <w:rPr>
-                <w:rFonts w:ascii="Consolas" w:cs="Consolas" w:eastAsia="맑은 고딕" w:hAnsi="Consolas"/>
-                <w:b w:val="false"/>
-                <w:bCs w:val="false"/>
-                <w:i w:val="false"/>
-                <w:iCs w:val="false"/>
-                <w:color w:val="24292F"/>
-                <w:sz w:val="17"/>
-                <w:szCs w:val="17"/>
-              </w:rPr>
-              <w:t xml:space="preserve">seed</w:t>
-            </w:r>
-            <w:r>
-              <w:rPr>
-                <w:rFonts w:ascii="Consolas" w:cs="Consolas" w:eastAsia="맑은 고딕" w:hAnsi="Consolas"/>
-                <w:b w:val="false"/>
-                <w:bCs w:val="false"/>
-                <w:i w:val="false"/>
-                <w:iCs w:val="false"/>
-                <w:color w:val="24292F"/>
-                <w:sz w:val="17"/>
-                <w:szCs w:val="17"/>
-              </w:rPr>
-              <w:t xml:space="preserve">=</w:t>
-            </w:r>
-            <w:r>
-              <w:rPr>
-                <w:rFonts w:ascii="Consolas" w:cs="Consolas" w:eastAsia="맑은 고딕" w:hAnsi="Consolas"/>
-                <w:b w:val="false"/>
-                <w:bCs w:val="false"/>
-                <w:i w:val="false"/>
-                <w:iCs w:val="false"/>
-                <w:color w:val="098658"/>
-                <w:sz w:val="17"/>
-                <w:szCs w:val="17"/>
-              </w:rPr>
-              <w:t xml:space="preserve">3</w:t>
-            </w:r>
-            <w:r>
-              <w:rPr>
-                <w:rFonts w:ascii="Consolas" w:cs="Consolas" w:eastAsia="맑은 고딕" w:hAnsi="Consolas"/>
-                <w:b w:val="false"/>
-                <w:bCs w:val="false"/>
-                <w:i w:val="false"/>
-                <w:iCs w:val="false"/>
-                <w:color w:val="24292F"/>
-                <w:sz w:val="17"/>
-                <w:szCs w:val="17"/>
-              </w:rPr>
-              <w:t xml:space="preserve">)</w:t>
+                <w:i/>
+                <w:iCs/>
+                <w:color w:val="6A9955"/>
+                <w:sz w:val="17"/>
+                <w:szCs w:val="17"/>
+              </w:rPr>
+              <w:t xml:space="preserve"># 세 반의 점수: C반에는 일부러 아주 낮은 점수 2개(이상치)를 넣었어요</w:t>
             </w:r>
           </w:p>
           <w:p>
@@ -30425,6 +30471,176 @@
                 <w:sz w:val="17"/>
                 <w:szCs w:val="17"/>
               </w:rPr>
+              <w:t xml:space="preserve">rng</w:t>
+            </w:r>
+            <w:r>
+              <w:rPr>
+                <w:rFonts w:ascii="Consolas" w:cs="Consolas" w:eastAsia="맑은 고딕" w:hAnsi="Consolas"/>
+                <w:b w:val="false"/>
+                <w:bCs w:val="false"/>
+                <w:i w:val="false"/>
+                <w:iCs w:val="false"/>
+                <w:color w:val="24292F"/>
+                <w:sz w:val="17"/>
+                <w:szCs w:val="17"/>
+              </w:rPr>
+              <w:t xml:space="preserve"> = </w:t>
+            </w:r>
+            <w:r>
+              <w:rPr>
+                <w:rFonts w:ascii="Consolas" w:cs="Consolas" w:eastAsia="맑은 고딕" w:hAnsi="Consolas"/>
+                <w:b w:val="false"/>
+                <w:bCs w:val="false"/>
+                <w:i w:val="false"/>
+                <w:iCs w:val="false"/>
+                <w:color w:val="24292F"/>
+                <w:sz w:val="17"/>
+                <w:szCs w:val="17"/>
+              </w:rPr>
+              <w:t xml:space="preserve">np</w:t>
+            </w:r>
+            <w:r>
+              <w:rPr>
+                <w:rFonts w:ascii="Consolas" w:cs="Consolas" w:eastAsia="맑은 고딕" w:hAnsi="Consolas"/>
+                <w:b w:val="false"/>
+                <w:bCs w:val="false"/>
+                <w:i w:val="false"/>
+                <w:iCs w:val="false"/>
+                <w:color w:val="24292F"/>
+                <w:sz w:val="17"/>
+                <w:szCs w:val="17"/>
+              </w:rPr>
+              <w:t xml:space="preserve">.</w:t>
+            </w:r>
+            <w:r>
+              <w:rPr>
+                <w:rFonts w:ascii="Consolas" w:cs="Consolas" w:eastAsia="맑은 고딕" w:hAnsi="Consolas"/>
+                <w:b w:val="false"/>
+                <w:bCs w:val="false"/>
+                <w:i w:val="false"/>
+                <w:iCs w:val="false"/>
+                <w:color w:val="24292F"/>
+                <w:sz w:val="17"/>
+                <w:szCs w:val="17"/>
+              </w:rPr>
+              <w:t xml:space="preserve">random</w:t>
+            </w:r>
+            <w:r>
+              <w:rPr>
+                <w:rFonts w:ascii="Consolas" w:cs="Consolas" w:eastAsia="맑은 고딕" w:hAnsi="Consolas"/>
+                <w:b w:val="false"/>
+                <w:bCs w:val="false"/>
+                <w:i w:val="false"/>
+                <w:iCs w:val="false"/>
+                <w:color w:val="24292F"/>
+                <w:sz w:val="17"/>
+                <w:szCs w:val="17"/>
+              </w:rPr>
+              <w:t xml:space="preserve">.</w:t>
+            </w:r>
+            <w:r>
+              <w:rPr>
+                <w:rFonts w:ascii="Consolas" w:cs="Consolas" w:eastAsia="맑은 고딕" w:hAnsi="Consolas"/>
+                <w:b w:val="false"/>
+                <w:bCs w:val="false"/>
+                <w:i w:val="false"/>
+                <w:iCs w:val="false"/>
+                <w:color w:val="24292F"/>
+                <w:sz w:val="17"/>
+                <w:szCs w:val="17"/>
+              </w:rPr>
+              <w:t xml:space="preserve">default_rng</w:t>
+            </w:r>
+            <w:r>
+              <w:rPr>
+                <w:rFonts w:ascii="Consolas" w:cs="Consolas" w:eastAsia="맑은 고딕" w:hAnsi="Consolas"/>
+                <w:b w:val="false"/>
+                <w:bCs w:val="false"/>
+                <w:i w:val="false"/>
+                <w:iCs w:val="false"/>
+                <w:color w:val="24292F"/>
+                <w:sz w:val="17"/>
+                <w:szCs w:val="17"/>
+              </w:rPr>
+              <w:t xml:space="preserve">(</w:t>
+            </w:r>
+            <w:r>
+              <w:rPr>
+                <w:rFonts w:ascii="Consolas" w:cs="Consolas" w:eastAsia="맑은 고딕" w:hAnsi="Consolas"/>
+                <w:b w:val="false"/>
+                <w:bCs w:val="false"/>
+                <w:i w:val="false"/>
+                <w:iCs w:val="false"/>
+                <w:color w:val="24292F"/>
+                <w:sz w:val="17"/>
+                <w:szCs w:val="17"/>
+              </w:rPr>
+              <w:t xml:space="preserve">seed</w:t>
+            </w:r>
+            <w:r>
+              <w:rPr>
+                <w:rFonts w:ascii="Consolas" w:cs="Consolas" w:eastAsia="맑은 고딕" w:hAnsi="Consolas"/>
+                <w:b w:val="false"/>
+                <w:bCs w:val="false"/>
+                <w:i w:val="false"/>
+                <w:iCs w:val="false"/>
+                <w:color w:val="24292F"/>
+                <w:sz w:val="17"/>
+                <w:szCs w:val="17"/>
+              </w:rPr>
+              <w:t xml:space="preserve">=</w:t>
+            </w:r>
+            <w:r>
+              <w:rPr>
+                <w:rFonts w:ascii="Consolas" w:cs="Consolas" w:eastAsia="맑은 고딕" w:hAnsi="Consolas"/>
+                <w:b w:val="false"/>
+                <w:bCs w:val="false"/>
+                <w:i w:val="false"/>
+                <w:iCs w:val="false"/>
+                <w:color w:val="098658"/>
+                <w:sz w:val="17"/>
+                <w:szCs w:val="17"/>
+              </w:rPr>
+              <w:t xml:space="preserve">3</w:t>
+            </w:r>
+            <w:r>
+              <w:rPr>
+                <w:rFonts w:ascii="Consolas" w:cs="Consolas" w:eastAsia="맑은 고딕" w:hAnsi="Consolas"/>
+                <w:b w:val="false"/>
+                <w:bCs w:val="false"/>
+                <w:i w:val="false"/>
+                <w:iCs w:val="false"/>
+                <w:color w:val="24292F"/>
+                <w:sz w:val="17"/>
+                <w:szCs w:val="17"/>
+              </w:rPr>
+              <w:t xml:space="preserve">)</w:t>
+            </w:r>
+          </w:p>
+          <w:p>
+            <w:pPr>
+              <w:spacing w:after="0" w:line="252"/>
+            </w:pPr>
+            <w:r>
+              <w:rPr>
+                <w:rFonts w:ascii="Consolas" w:cs="Consolas" w:eastAsia="맑은 고딕" w:hAnsi="Consolas"/>
+                <w:color w:val="A0A0A0"/>
+                <w:sz w:val="17"/>
+                <w:szCs w:val="17"/>
+              </w:rPr>
+              <w:t xml:space="preserve">15  </w:t>
+            </w:r>
+            <w:r>
+              <w:rPr>
+                <w:rFonts w:ascii="Consolas" w:cs="Consolas" w:eastAsia="맑은 고딕" w:hAnsi="Consolas"/>
+                <w:b w:val="false"/>
+                <w:bCs w:val="false"/>
+                <w:i w:val="false"/>
+                <w:iCs w:val="false"/>
+                <w:color w:val="24292F"/>
+                <w:sz w:val="17"/>
+                <w:szCs w:val="17"/>
+              </w:rPr>
               <w:t xml:space="preserve">class_a</w:t>
             </w:r>
             <w:r>
@@ -30673,7 +30889,7 @@
                 <w:sz w:val="17"/>
                 <w:szCs w:val="17"/>
               </w:rPr>
-              <w:t xml:space="preserve">15  </w:t>
+              <w:t xml:space="preserve">16  </w:t>
             </w:r>
             <w:r>
               <w:rPr>
@@ -30921,7 +31137,7 @@
                 <w:sz w:val="17"/>
                 <w:szCs w:val="17"/>
               </w:rPr>
-              <w:t xml:space="preserve">16  </w:t>
+              <w:t xml:space="preserve">17  </w:t>
             </w:r>
             <w:r>
               <w:rPr>
@@ -31208,7 +31424,7 @@
                 <w:sz w:val="17"/>
                 <w:szCs w:val="17"/>
               </w:rPr>
-              <w:t xml:space="preserve">17  </w:t>
+              <w:t xml:space="preserve">18  </w:t>
             </w:r>
             <w:r>
               <w:rPr>
@@ -31230,7 +31446,7 @@
                 <w:sz w:val="17"/>
                 <w:szCs w:val="17"/>
               </w:rPr>
-              <w:t xml:space="preserve">18  </w:t>
+              <w:t xml:space="preserve">19  </w:t>
             </w:r>
             <w:r>
               <w:rPr>
@@ -31426,241 +31642,20 @@
                 <w:sz w:val="17"/>
                 <w:szCs w:val="17"/>
               </w:rPr>
-              <w:t xml:space="preserve">19  </w:t>
-            </w:r>
-            <w:r>
-              <w:rPr>
-                <w:rFonts w:ascii="Consolas" w:cs="Consolas" w:eastAsia="맑은 고딕" w:hAnsi="Consolas"/>
-                <w:b w:val="false"/>
-                <w:bCs w:val="false"/>
-                <w:i w:val="false"/>
-                <w:iCs w:val="false"/>
-                <w:color w:val="24292F"/>
-                <w:sz w:val="17"/>
-                <w:szCs w:val="17"/>
-              </w:rPr>
-              <w:t xml:space="preserve">ax</w:t>
-            </w:r>
-            <w:r>
-              <w:rPr>
-                <w:rFonts w:ascii="Consolas" w:cs="Consolas" w:eastAsia="맑은 고딕" w:hAnsi="Consolas"/>
-                <w:b w:val="false"/>
-                <w:bCs w:val="false"/>
-                <w:i w:val="false"/>
-                <w:iCs w:val="false"/>
-                <w:color w:val="24292F"/>
-                <w:sz w:val="17"/>
-                <w:szCs w:val="17"/>
-              </w:rPr>
-              <w:t xml:space="preserve">.</w:t>
-            </w:r>
-            <w:r>
-              <w:rPr>
-                <w:rFonts w:ascii="Consolas" w:cs="Consolas" w:eastAsia="맑은 고딕" w:hAnsi="Consolas"/>
-                <w:b w:val="false"/>
-                <w:bCs w:val="false"/>
-                <w:i w:val="false"/>
-                <w:iCs w:val="false"/>
-                <w:color w:val="24292F"/>
-                <w:sz w:val="17"/>
-                <w:szCs w:val="17"/>
-              </w:rPr>
-              <w:t xml:space="preserve">boxplot</w:t>
-            </w:r>
-            <w:r>
-              <w:rPr>
-                <w:rFonts w:ascii="Consolas" w:cs="Consolas" w:eastAsia="맑은 고딕" w:hAnsi="Consolas"/>
-                <w:b w:val="false"/>
-                <w:bCs w:val="false"/>
-                <w:i w:val="false"/>
-                <w:iCs w:val="false"/>
-                <w:color w:val="24292F"/>
-                <w:sz w:val="17"/>
-                <w:szCs w:val="17"/>
-              </w:rPr>
-              <w:t xml:space="preserve">([</w:t>
-            </w:r>
-            <w:r>
-              <w:rPr>
-                <w:rFonts w:ascii="Consolas" w:cs="Consolas" w:eastAsia="맑은 고딕" w:hAnsi="Consolas"/>
-                <w:b w:val="false"/>
-                <w:bCs w:val="false"/>
-                <w:i w:val="false"/>
-                <w:iCs w:val="false"/>
-                <w:color w:val="24292F"/>
-                <w:sz w:val="17"/>
-                <w:szCs w:val="17"/>
-              </w:rPr>
-              <w:t xml:space="preserve">class_a</w:t>
-            </w:r>
-            <w:r>
-              <w:rPr>
-                <w:rFonts w:ascii="Consolas" w:cs="Consolas" w:eastAsia="맑은 고딕" w:hAnsi="Consolas"/>
-                <w:b w:val="false"/>
-                <w:bCs w:val="false"/>
-                <w:i w:val="false"/>
-                <w:iCs w:val="false"/>
-                <w:color w:val="24292F"/>
-                <w:sz w:val="17"/>
-                <w:szCs w:val="17"/>
-              </w:rPr>
-              <w:t xml:space="preserve">, </w:t>
-            </w:r>
-            <w:r>
-              <w:rPr>
-                <w:rFonts w:ascii="Consolas" w:cs="Consolas" w:eastAsia="맑은 고딕" w:hAnsi="Consolas"/>
-                <w:b w:val="false"/>
-                <w:bCs w:val="false"/>
-                <w:i w:val="false"/>
-                <w:iCs w:val="false"/>
-                <w:color w:val="24292F"/>
-                <w:sz w:val="17"/>
-                <w:szCs w:val="17"/>
-              </w:rPr>
-              <w:t xml:space="preserve">class_b</w:t>
-            </w:r>
-            <w:r>
-              <w:rPr>
-                <w:rFonts w:ascii="Consolas" w:cs="Consolas" w:eastAsia="맑은 고딕" w:hAnsi="Consolas"/>
-                <w:b w:val="false"/>
-                <w:bCs w:val="false"/>
-                <w:i w:val="false"/>
-                <w:iCs w:val="false"/>
-                <w:color w:val="24292F"/>
-                <w:sz w:val="17"/>
-                <w:szCs w:val="17"/>
-              </w:rPr>
-              <w:t xml:space="preserve">, </w:t>
-            </w:r>
-            <w:r>
-              <w:rPr>
-                <w:rFonts w:ascii="Consolas" w:cs="Consolas" w:eastAsia="맑은 고딕" w:hAnsi="Consolas"/>
-                <w:b w:val="false"/>
-                <w:bCs w:val="false"/>
-                <w:i w:val="false"/>
-                <w:iCs w:val="false"/>
-                <w:color w:val="24292F"/>
-                <w:sz w:val="17"/>
-                <w:szCs w:val="17"/>
-              </w:rPr>
-              <w:t xml:space="preserve">class_c</w:t>
-            </w:r>
-            <w:r>
-              <w:rPr>
-                <w:rFonts w:ascii="Consolas" w:cs="Consolas" w:eastAsia="맑은 고딕" w:hAnsi="Consolas"/>
-                <w:b w:val="false"/>
-                <w:bCs w:val="false"/>
-                <w:i w:val="false"/>
-                <w:iCs w:val="false"/>
-                <w:color w:val="24292F"/>
-                <w:sz w:val="17"/>
-                <w:szCs w:val="17"/>
-              </w:rPr>
-              <w:t xml:space="preserve">], </w:t>
-            </w:r>
-            <w:r>
-              <w:rPr>
-                <w:rFonts w:ascii="Consolas" w:cs="Consolas" w:eastAsia="맑은 고딕" w:hAnsi="Consolas"/>
-                <w:b w:val="false"/>
-                <w:bCs w:val="false"/>
-                <w:i w:val="false"/>
-                <w:iCs w:val="false"/>
-                <w:color w:val="24292F"/>
-                <w:sz w:val="17"/>
-                <w:szCs w:val="17"/>
-              </w:rPr>
-              <w:t xml:space="preserve">tick_labels</w:t>
-            </w:r>
-            <w:r>
-              <w:rPr>
-                <w:rFonts w:ascii="Consolas" w:cs="Consolas" w:eastAsia="맑은 고딕" w:hAnsi="Consolas"/>
-                <w:b w:val="false"/>
-                <w:bCs w:val="false"/>
-                <w:i w:val="false"/>
-                <w:iCs w:val="false"/>
-                <w:color w:val="24292F"/>
-                <w:sz w:val="17"/>
-                <w:szCs w:val="17"/>
-              </w:rPr>
-              <w:t xml:space="preserve">=[</w:t>
-            </w:r>
-            <w:r>
-              <w:rPr>
-                <w:rFonts w:ascii="Consolas" w:cs="Consolas" w:eastAsia="맑은 고딕" w:hAnsi="Consolas"/>
-                <w:b w:val="false"/>
-                <w:bCs w:val="false"/>
-                <w:i w:val="false"/>
-                <w:iCs w:val="false"/>
-                <w:color w:val="A31515"/>
-                <w:sz w:val="17"/>
-                <w:szCs w:val="17"/>
-              </w:rPr>
-              <w:t xml:space="preserve">"A반"</w:t>
-            </w:r>
-            <w:r>
-              <w:rPr>
-                <w:rFonts w:ascii="Consolas" w:cs="Consolas" w:eastAsia="맑은 고딕" w:hAnsi="Consolas"/>
-                <w:b w:val="false"/>
-                <w:bCs w:val="false"/>
-                <w:i w:val="false"/>
-                <w:iCs w:val="false"/>
-                <w:color w:val="24292F"/>
-                <w:sz w:val="17"/>
-                <w:szCs w:val="17"/>
-              </w:rPr>
-              <w:t xml:space="preserve">, </w:t>
-            </w:r>
-            <w:r>
-              <w:rPr>
-                <w:rFonts w:ascii="Consolas" w:cs="Consolas" w:eastAsia="맑은 고딕" w:hAnsi="Consolas"/>
-                <w:b w:val="false"/>
-                <w:bCs w:val="false"/>
-                <w:i w:val="false"/>
-                <w:iCs w:val="false"/>
-                <w:color w:val="A31515"/>
-                <w:sz w:val="17"/>
-                <w:szCs w:val="17"/>
-              </w:rPr>
-              <w:t xml:space="preserve">"B반"</w:t>
-            </w:r>
-            <w:r>
-              <w:rPr>
-                <w:rFonts w:ascii="Consolas" w:cs="Consolas" w:eastAsia="맑은 고딕" w:hAnsi="Consolas"/>
-                <w:b w:val="false"/>
-                <w:bCs w:val="false"/>
-                <w:i w:val="false"/>
-                <w:iCs w:val="false"/>
-                <w:color w:val="24292F"/>
-                <w:sz w:val="17"/>
-                <w:szCs w:val="17"/>
-              </w:rPr>
-              <w:t xml:space="preserve">, </w:t>
-            </w:r>
-            <w:r>
-              <w:rPr>
-                <w:rFonts w:ascii="Consolas" w:cs="Consolas" w:eastAsia="맑은 고딕" w:hAnsi="Consolas"/>
-                <w:b w:val="false"/>
-                <w:bCs w:val="false"/>
-                <w:i w:val="false"/>
-                <w:iCs w:val="false"/>
-                <w:color w:val="A31515"/>
-                <w:sz w:val="17"/>
-                <w:szCs w:val="17"/>
-              </w:rPr>
-              <w:t xml:space="preserve">"C반"</w:t>
-            </w:r>
-            <w:r>
-              <w:rPr>
-                <w:rFonts w:ascii="Consolas" w:cs="Consolas" w:eastAsia="맑은 고딕" w:hAnsi="Consolas"/>
-                <w:b w:val="false"/>
-                <w:bCs w:val="false"/>
-                <w:i w:val="false"/>
-                <w:iCs w:val="false"/>
-                <w:color w:val="24292F"/>
-                <w:sz w:val="17"/>
-                <w:szCs w:val="17"/>
-              </w:rPr>
-              <w:t xml:space="preserve">])</w:t>
+              <w:t xml:space="preserve">20  </w:t>
+            </w:r>
+            <w:r>
+              <w:rPr>
+                <w:rFonts w:ascii="Consolas" w:cs="Consolas" w:eastAsia="맑은 고딕" w:hAnsi="Consolas"/>
+                <w:b w:val="false"/>
+                <w:bCs w:val="false"/>
+                <w:i/>
+                <w:iCs/>
+                <w:color w:val="6A9955"/>
+                <w:sz w:val="17"/>
+                <w:szCs w:val="17"/>
+              </w:rPr>
+              <w:t xml:space="preserve"># 상자 그래프: 가운데 선 = 중앙값, 상자 = 가운데 50%, 동그라미 = 이상치</w:t>
             </w:r>
           </w:p>
           <w:p>
@@ -31674,7 +31669,7 @@
                 <w:sz w:val="17"/>
                 <w:szCs w:val="17"/>
               </w:rPr>
-              <w:t xml:space="preserve">20  </w:t>
+              <w:t xml:space="preserve">21  </w:t>
             </w:r>
             <w:r>
               <w:rPr>
@@ -31713,20 +31708,124 @@
                 <w:sz w:val="17"/>
                 <w:szCs w:val="17"/>
               </w:rPr>
-              <w:t xml:space="preserve">set_title</w:t>
-            </w:r>
-            <w:r>
-              <w:rPr>
-                <w:rFonts w:ascii="Consolas" w:cs="Consolas" w:eastAsia="맑은 고딕" w:hAnsi="Consolas"/>
-                <w:b w:val="false"/>
-                <w:bCs w:val="false"/>
-                <w:i w:val="false"/>
-                <w:iCs w:val="false"/>
-                <w:color w:val="24292F"/>
-                <w:sz w:val="17"/>
-                <w:szCs w:val="17"/>
-              </w:rPr>
-              <w:t xml:space="preserve">(</w:t>
+              <w:t xml:space="preserve">boxplot</w:t>
+            </w:r>
+            <w:r>
+              <w:rPr>
+                <w:rFonts w:ascii="Consolas" w:cs="Consolas" w:eastAsia="맑은 고딕" w:hAnsi="Consolas"/>
+                <w:b w:val="false"/>
+                <w:bCs w:val="false"/>
+                <w:i w:val="false"/>
+                <w:iCs w:val="false"/>
+                <w:color w:val="24292F"/>
+                <w:sz w:val="17"/>
+                <w:szCs w:val="17"/>
+              </w:rPr>
+              <w:t xml:space="preserve">([</w:t>
+            </w:r>
+            <w:r>
+              <w:rPr>
+                <w:rFonts w:ascii="Consolas" w:cs="Consolas" w:eastAsia="맑은 고딕" w:hAnsi="Consolas"/>
+                <w:b w:val="false"/>
+                <w:bCs w:val="false"/>
+                <w:i w:val="false"/>
+                <w:iCs w:val="false"/>
+                <w:color w:val="24292F"/>
+                <w:sz w:val="17"/>
+                <w:szCs w:val="17"/>
+              </w:rPr>
+              <w:t xml:space="preserve">class_a</w:t>
+            </w:r>
+            <w:r>
+              <w:rPr>
+                <w:rFonts w:ascii="Consolas" w:cs="Consolas" w:eastAsia="맑은 고딕" w:hAnsi="Consolas"/>
+                <w:b w:val="false"/>
+                <w:bCs w:val="false"/>
+                <w:i w:val="false"/>
+                <w:iCs w:val="false"/>
+                <w:color w:val="24292F"/>
+                <w:sz w:val="17"/>
+                <w:szCs w:val="17"/>
+              </w:rPr>
+              <w:t xml:space="preserve">, </w:t>
+            </w:r>
+            <w:r>
+              <w:rPr>
+                <w:rFonts w:ascii="Consolas" w:cs="Consolas" w:eastAsia="맑은 고딕" w:hAnsi="Consolas"/>
+                <w:b w:val="false"/>
+                <w:bCs w:val="false"/>
+                <w:i w:val="false"/>
+                <w:iCs w:val="false"/>
+                <w:color w:val="24292F"/>
+                <w:sz w:val="17"/>
+                <w:szCs w:val="17"/>
+              </w:rPr>
+              <w:t xml:space="preserve">class_b</w:t>
+            </w:r>
+            <w:r>
+              <w:rPr>
+                <w:rFonts w:ascii="Consolas" w:cs="Consolas" w:eastAsia="맑은 고딕" w:hAnsi="Consolas"/>
+                <w:b w:val="false"/>
+                <w:bCs w:val="false"/>
+                <w:i w:val="false"/>
+                <w:iCs w:val="false"/>
+                <w:color w:val="24292F"/>
+                <w:sz w:val="17"/>
+                <w:szCs w:val="17"/>
+              </w:rPr>
+              <w:t xml:space="preserve">, </w:t>
+            </w:r>
+            <w:r>
+              <w:rPr>
+                <w:rFonts w:ascii="Consolas" w:cs="Consolas" w:eastAsia="맑은 고딕" w:hAnsi="Consolas"/>
+                <w:b w:val="false"/>
+                <w:bCs w:val="false"/>
+                <w:i w:val="false"/>
+                <w:iCs w:val="false"/>
+                <w:color w:val="24292F"/>
+                <w:sz w:val="17"/>
+                <w:szCs w:val="17"/>
+              </w:rPr>
+              <w:t xml:space="preserve">class_c</w:t>
+            </w:r>
+            <w:r>
+              <w:rPr>
+                <w:rFonts w:ascii="Consolas" w:cs="Consolas" w:eastAsia="맑은 고딕" w:hAnsi="Consolas"/>
+                <w:b w:val="false"/>
+                <w:bCs w:val="false"/>
+                <w:i w:val="false"/>
+                <w:iCs w:val="false"/>
+                <w:color w:val="24292F"/>
+                <w:sz w:val="17"/>
+                <w:szCs w:val="17"/>
+              </w:rPr>
+              <w:t xml:space="preserve">], </w:t>
+            </w:r>
+            <w:r>
+              <w:rPr>
+                <w:rFonts w:ascii="Consolas" w:cs="Consolas" w:eastAsia="맑은 고딕" w:hAnsi="Consolas"/>
+                <w:b w:val="false"/>
+                <w:bCs w:val="false"/>
+                <w:i w:val="false"/>
+                <w:iCs w:val="false"/>
+                <w:color w:val="24292F"/>
+                <w:sz w:val="17"/>
+                <w:szCs w:val="17"/>
+              </w:rPr>
+              <w:t xml:space="preserve">tick_labels</w:t>
+            </w:r>
+            <w:r>
+              <w:rPr>
+                <w:rFonts w:ascii="Consolas" w:cs="Consolas" w:eastAsia="맑은 고딕" w:hAnsi="Consolas"/>
+                <w:b w:val="false"/>
+                <w:bCs w:val="false"/>
+                <w:i w:val="false"/>
+                <w:iCs w:val="false"/>
+                <w:color w:val="24292F"/>
+                <w:sz w:val="17"/>
+                <w:szCs w:val="17"/>
+              </w:rPr>
+              <w:t xml:space="preserve">=[</w:t>
             </w:r>
             <w:r>
               <w:rPr>
@@ -31739,20 +31838,72 @@
                 <w:sz w:val="17"/>
                 <w:szCs w:val="17"/>
               </w:rPr>
-              <w:t xml:space="preserve">"반별 점수 분포 (상자 그래프)"</w:t>
-            </w:r>
-            <w:r>
-              <w:rPr>
-                <w:rFonts w:ascii="Consolas" w:cs="Consolas" w:eastAsia="맑은 고딕" w:hAnsi="Consolas"/>
-                <w:b w:val="false"/>
-                <w:bCs w:val="false"/>
-                <w:i w:val="false"/>
-                <w:iCs w:val="false"/>
-                <w:color w:val="24292F"/>
-                <w:sz w:val="17"/>
-                <w:szCs w:val="17"/>
-              </w:rPr>
-              <w:t xml:space="preserve">)</w:t>
+              <w:t xml:space="preserve">"A반"</w:t>
+            </w:r>
+            <w:r>
+              <w:rPr>
+                <w:rFonts w:ascii="Consolas" w:cs="Consolas" w:eastAsia="맑은 고딕" w:hAnsi="Consolas"/>
+                <w:b w:val="false"/>
+                <w:bCs w:val="false"/>
+                <w:i w:val="false"/>
+                <w:iCs w:val="false"/>
+                <w:color w:val="24292F"/>
+                <w:sz w:val="17"/>
+                <w:szCs w:val="17"/>
+              </w:rPr>
+              <w:t xml:space="preserve">, </w:t>
+            </w:r>
+            <w:r>
+              <w:rPr>
+                <w:rFonts w:ascii="Consolas" w:cs="Consolas" w:eastAsia="맑은 고딕" w:hAnsi="Consolas"/>
+                <w:b w:val="false"/>
+                <w:bCs w:val="false"/>
+                <w:i w:val="false"/>
+                <w:iCs w:val="false"/>
+                <w:color w:val="A31515"/>
+                <w:sz w:val="17"/>
+                <w:szCs w:val="17"/>
+              </w:rPr>
+              <w:t xml:space="preserve">"B반"</w:t>
+            </w:r>
+            <w:r>
+              <w:rPr>
+                <w:rFonts w:ascii="Consolas" w:cs="Consolas" w:eastAsia="맑은 고딕" w:hAnsi="Consolas"/>
+                <w:b w:val="false"/>
+                <w:bCs w:val="false"/>
+                <w:i w:val="false"/>
+                <w:iCs w:val="false"/>
+                <w:color w:val="24292F"/>
+                <w:sz w:val="17"/>
+                <w:szCs w:val="17"/>
+              </w:rPr>
+              <w:t xml:space="preserve">, </w:t>
+            </w:r>
+            <w:r>
+              <w:rPr>
+                <w:rFonts w:ascii="Consolas" w:cs="Consolas" w:eastAsia="맑은 고딕" w:hAnsi="Consolas"/>
+                <w:b w:val="false"/>
+                <w:bCs w:val="false"/>
+                <w:i w:val="false"/>
+                <w:iCs w:val="false"/>
+                <w:color w:val="A31515"/>
+                <w:sz w:val="17"/>
+                <w:szCs w:val="17"/>
+              </w:rPr>
+              <w:t xml:space="preserve">"C반"</w:t>
+            </w:r>
+            <w:r>
+              <w:rPr>
+                <w:rFonts w:ascii="Consolas" w:cs="Consolas" w:eastAsia="맑은 고딕" w:hAnsi="Consolas"/>
+                <w:b w:val="false"/>
+                <w:bCs w:val="false"/>
+                <w:i w:val="false"/>
+                <w:iCs w:val="false"/>
+                <w:color w:val="24292F"/>
+                <w:sz w:val="17"/>
+                <w:szCs w:val="17"/>
+              </w:rPr>
+              <w:t xml:space="preserve">])</w:t>
             </w:r>
           </w:p>
           <w:p>
@@ -31766,7 +31917,7 @@
                 <w:sz w:val="17"/>
                 <w:szCs w:val="17"/>
               </w:rPr>
-              <w:t xml:space="preserve">21  </w:t>
+              <w:t xml:space="preserve">22  </w:t>
             </w:r>
             <w:r>
               <w:rPr>
@@ -31805,7 +31956,7 @@
                 <w:sz w:val="17"/>
                 <w:szCs w:val="17"/>
               </w:rPr>
-              <w:t xml:space="preserve">set_ylabel</w:t>
+              <w:t xml:space="preserve">set_title</w:t>
             </w:r>
             <w:r>
               <w:rPr>
@@ -31831,7 +31982,7 @@
                 <w:sz w:val="17"/>
                 <w:szCs w:val="17"/>
               </w:rPr>
-              <w:t xml:space="preserve">"점수"</w:t>
+              <w:t xml:space="preserve">"반별 점수 분포 (상자 그래프)"</w:t>
             </w:r>
             <w:r>
               <w:rPr>
@@ -31858,20 +32009,20 @@
                 <w:sz w:val="17"/>
                 <w:szCs w:val="17"/>
               </w:rPr>
-              <w:t xml:space="preserve">22  </w:t>
-            </w:r>
-            <w:r>
-              <w:rPr>
-                <w:rFonts w:ascii="Consolas" w:cs="Consolas" w:eastAsia="맑은 고딕" w:hAnsi="Consolas"/>
-                <w:b w:val="false"/>
-                <w:bCs w:val="false"/>
-                <w:i w:val="false"/>
-                <w:iCs w:val="false"/>
-                <w:color w:val="24292F"/>
-                <w:sz w:val="17"/>
-                <w:szCs w:val="17"/>
-              </w:rPr>
-              <w:t xml:space="preserve">fig</w:t>
+              <w:t xml:space="preserve">23  </w:t>
+            </w:r>
+            <w:r>
+              <w:rPr>
+                <w:rFonts w:ascii="Consolas" w:cs="Consolas" w:eastAsia="맑은 고딕" w:hAnsi="Consolas"/>
+                <w:b w:val="false"/>
+                <w:bCs w:val="false"/>
+                <w:i w:val="false"/>
+                <w:iCs w:val="false"/>
+                <w:color w:val="24292F"/>
+                <w:sz w:val="17"/>
+                <w:szCs w:val="17"/>
+              </w:rPr>
+              <w:t xml:space="preserve">ax</w:t>
             </w:r>
             <w:r>
               <w:rPr>
@@ -31897,7 +32048,7 @@
                 <w:sz w:val="17"/>
                 <w:szCs w:val="17"/>
               </w:rPr>
-              <w:t xml:space="preserve">savefig</w:t>
+              <w:t xml:space="preserve">set_ylabel</w:t>
             </w:r>
             <w:r>
               <w:rPr>
@@ -31919,141 +32070,11 @@
                 <w:bCs w:val="false"/>
                 <w:i w:val="false"/>
                 <w:iCs w:val="false"/>
-                <w:color w:val="24292F"/>
-                <w:sz w:val="17"/>
-                <w:szCs w:val="17"/>
-              </w:rPr>
-              <w:t xml:space="preserve">IMG</w:t>
-            </w:r>
-            <w:r>
-              <w:rPr>
-                <w:rFonts w:ascii="Consolas" w:cs="Consolas" w:eastAsia="맑은 고딕" w:hAnsi="Consolas"/>
-                <w:b w:val="false"/>
-                <w:bCs w:val="false"/>
-                <w:i w:val="false"/>
-                <w:iCs w:val="false"/>
-                <w:color w:val="24292F"/>
-                <w:sz w:val="17"/>
-                <w:szCs w:val="17"/>
-              </w:rPr>
-              <w:t xml:space="preserve"> / </w:t>
-            </w:r>
-            <w:r>
-              <w:rPr>
-                <w:rFonts w:ascii="Consolas" w:cs="Consolas" w:eastAsia="맑은 고딕" w:hAnsi="Consolas"/>
-                <w:b w:val="false"/>
-                <w:bCs w:val="false"/>
-                <w:i w:val="false"/>
-                <w:iCs w:val="false"/>
                 <w:color w:val="A31515"/>
                 <w:sz w:val="17"/>
                 <w:szCs w:val="17"/>
               </w:rPr>
-              <w:t xml:space="preserve">"ex06_box.png"</w:t>
-            </w:r>
-            <w:r>
-              <w:rPr>
-                <w:rFonts w:ascii="Consolas" w:cs="Consolas" w:eastAsia="맑은 고딕" w:hAnsi="Consolas"/>
-                <w:b w:val="false"/>
-                <w:bCs w:val="false"/>
-                <w:i w:val="false"/>
-                <w:iCs w:val="false"/>
-                <w:color w:val="24292F"/>
-                <w:sz w:val="17"/>
-                <w:szCs w:val="17"/>
-              </w:rPr>
-              <w:t xml:space="preserve">, </w:t>
-            </w:r>
-            <w:r>
-              <w:rPr>
-                <w:rFonts w:ascii="Consolas" w:cs="Consolas" w:eastAsia="맑은 고딕" w:hAnsi="Consolas"/>
-                <w:b w:val="false"/>
-                <w:bCs w:val="false"/>
-                <w:i w:val="false"/>
-                <w:iCs w:val="false"/>
-                <w:color w:val="24292F"/>
-                <w:sz w:val="17"/>
-                <w:szCs w:val="17"/>
-              </w:rPr>
-              <w:t xml:space="preserve">dpi</w:t>
-            </w:r>
-            <w:r>
-              <w:rPr>
-                <w:rFonts w:ascii="Consolas" w:cs="Consolas" w:eastAsia="맑은 고딕" w:hAnsi="Consolas"/>
-                <w:b w:val="false"/>
-                <w:bCs w:val="false"/>
-                <w:i w:val="false"/>
-                <w:iCs w:val="false"/>
-                <w:color w:val="24292F"/>
-                <w:sz w:val="17"/>
-                <w:szCs w:val="17"/>
-              </w:rPr>
-              <w:t xml:space="preserve">=</w:t>
-            </w:r>
-            <w:r>
-              <w:rPr>
-                <w:rFonts w:ascii="Consolas" w:cs="Consolas" w:eastAsia="맑은 고딕" w:hAnsi="Consolas"/>
-                <w:b w:val="false"/>
-                <w:bCs w:val="false"/>
-                <w:i w:val="false"/>
-                <w:iCs w:val="false"/>
-                <w:color w:val="098658"/>
-                <w:sz w:val="17"/>
-                <w:szCs w:val="17"/>
-              </w:rPr>
-              <w:t xml:space="preserve">100</w:t>
-            </w:r>
-            <w:r>
-              <w:rPr>
-                <w:rFonts w:ascii="Consolas" w:cs="Consolas" w:eastAsia="맑은 고딕" w:hAnsi="Consolas"/>
-                <w:b w:val="false"/>
-                <w:bCs w:val="false"/>
-                <w:i w:val="false"/>
-                <w:iCs w:val="false"/>
-                <w:color w:val="24292F"/>
-                <w:sz w:val="17"/>
-                <w:szCs w:val="17"/>
-              </w:rPr>
-              <w:t xml:space="preserve">, </w:t>
-            </w:r>
-            <w:r>
-              <w:rPr>
-                <w:rFonts w:ascii="Consolas" w:cs="Consolas" w:eastAsia="맑은 고딕" w:hAnsi="Consolas"/>
-                <w:b w:val="false"/>
-                <w:bCs w:val="false"/>
-                <w:i w:val="false"/>
-                <w:iCs w:val="false"/>
-                <w:color w:val="24292F"/>
-                <w:sz w:val="17"/>
-                <w:szCs w:val="17"/>
-              </w:rPr>
-              <w:t xml:space="preserve">bbox_inches</w:t>
-            </w:r>
-            <w:r>
-              <w:rPr>
-                <w:rFonts w:ascii="Consolas" w:cs="Consolas" w:eastAsia="맑은 고딕" w:hAnsi="Consolas"/>
-                <w:b w:val="false"/>
-                <w:bCs w:val="false"/>
-                <w:i w:val="false"/>
-                <w:iCs w:val="false"/>
-                <w:color w:val="24292F"/>
-                <w:sz w:val="17"/>
-                <w:szCs w:val="17"/>
-              </w:rPr>
-              <w:t xml:space="preserve">=</w:t>
-            </w:r>
-            <w:r>
-              <w:rPr>
-                <w:rFonts w:ascii="Consolas" w:cs="Consolas" w:eastAsia="맑은 고딕" w:hAnsi="Consolas"/>
-                <w:b w:val="false"/>
-                <w:bCs w:val="false"/>
-                <w:i w:val="false"/>
-                <w:iCs w:val="false"/>
-                <w:color w:val="A31515"/>
-                <w:sz w:val="17"/>
-                <w:szCs w:val="17"/>
-              </w:rPr>
-              <w:t xml:space="preserve">"tight"</w:t>
+              <w:t xml:space="preserve">"점수"</w:t>
             </w:r>
             <w:r>
               <w:rPr>
@@ -32080,46 +32101,98 @@
                 <w:sz w:val="17"/>
                 <w:szCs w:val="17"/>
               </w:rPr>
-              <w:t xml:space="preserve">23  </w:t>
-            </w:r>
-            <w:r>
-              <w:rPr>
-                <w:rFonts w:ascii="Consolas" w:cs="Consolas" w:eastAsia="맑은 고딕" w:hAnsi="Consolas"/>
-                <w:b/>
-                <w:bCs/>
-                <w:i w:val="false"/>
-                <w:iCs w:val="false"/>
-                <w:color w:val="0033B3"/>
-                <w:sz w:val="17"/>
-                <w:szCs w:val="17"/>
-              </w:rPr>
-              <w:t xml:space="preserve">for</w:t>
-            </w:r>
-            <w:r>
-              <w:rPr>
-                <w:rFonts w:ascii="Consolas" w:cs="Consolas" w:eastAsia="맑은 고딕" w:hAnsi="Consolas"/>
-                <w:b w:val="false"/>
-                <w:bCs w:val="false"/>
-                <w:i w:val="false"/>
-                <w:iCs w:val="false"/>
-                <w:color w:val="24292F"/>
-                <w:sz w:val="17"/>
-                <w:szCs w:val="17"/>
-              </w:rPr>
-              <w:t xml:space="preserve"> </w:t>
-            </w:r>
-            <w:r>
-              <w:rPr>
-                <w:rFonts w:ascii="Consolas" w:cs="Consolas" w:eastAsia="맑은 고딕" w:hAnsi="Consolas"/>
-                <w:b w:val="false"/>
-                <w:bCs w:val="false"/>
-                <w:i w:val="false"/>
-                <w:iCs w:val="false"/>
-                <w:color w:val="24292F"/>
-                <w:sz w:val="17"/>
-                <w:szCs w:val="17"/>
-              </w:rPr>
-              <w:t xml:space="preserve">name</w:t>
+              <w:t xml:space="preserve">24  </w:t>
+            </w:r>
+            <w:r>
+              <w:rPr>
+                <w:rFonts w:ascii="Consolas" w:cs="Consolas" w:eastAsia="맑은 고딕" w:hAnsi="Consolas"/>
+                <w:b w:val="false"/>
+                <w:bCs w:val="false"/>
+                <w:i w:val="false"/>
+                <w:iCs w:val="false"/>
+                <w:color w:val="24292F"/>
+                <w:sz w:val="17"/>
+                <w:szCs w:val="17"/>
+              </w:rPr>
+              <w:t xml:space="preserve">fig</w:t>
+            </w:r>
+            <w:r>
+              <w:rPr>
+                <w:rFonts w:ascii="Consolas" w:cs="Consolas" w:eastAsia="맑은 고딕" w:hAnsi="Consolas"/>
+                <w:b w:val="false"/>
+                <w:bCs w:val="false"/>
+                <w:i w:val="false"/>
+                <w:iCs w:val="false"/>
+                <w:color w:val="24292F"/>
+                <w:sz w:val="17"/>
+                <w:szCs w:val="17"/>
+              </w:rPr>
+              <w:t xml:space="preserve">.</w:t>
+            </w:r>
+            <w:r>
+              <w:rPr>
+                <w:rFonts w:ascii="Consolas" w:cs="Consolas" w:eastAsia="맑은 고딕" w:hAnsi="Consolas"/>
+                <w:b w:val="false"/>
+                <w:bCs w:val="false"/>
+                <w:i w:val="false"/>
+                <w:iCs w:val="false"/>
+                <w:color w:val="24292F"/>
+                <w:sz w:val="17"/>
+                <w:szCs w:val="17"/>
+              </w:rPr>
+              <w:t xml:space="preserve">savefig</w:t>
+            </w:r>
+            <w:r>
+              <w:rPr>
+                <w:rFonts w:ascii="Consolas" w:cs="Consolas" w:eastAsia="맑은 고딕" w:hAnsi="Consolas"/>
+                <w:b w:val="false"/>
+                <w:bCs w:val="false"/>
+                <w:i w:val="false"/>
+                <w:iCs w:val="false"/>
+                <w:color w:val="24292F"/>
+                <w:sz w:val="17"/>
+                <w:szCs w:val="17"/>
+              </w:rPr>
+              <w:t xml:space="preserve">(</w:t>
+            </w:r>
+            <w:r>
+              <w:rPr>
+                <w:rFonts w:ascii="Consolas" w:cs="Consolas" w:eastAsia="맑은 고딕" w:hAnsi="Consolas"/>
+                <w:b w:val="false"/>
+                <w:bCs w:val="false"/>
+                <w:i w:val="false"/>
+                <w:iCs w:val="false"/>
+                <w:color w:val="24292F"/>
+                <w:sz w:val="17"/>
+                <w:szCs w:val="17"/>
+              </w:rPr>
+              <w:t xml:space="preserve">IMG</w:t>
+            </w:r>
+            <w:r>
+              <w:rPr>
+                <w:rFonts w:ascii="Consolas" w:cs="Consolas" w:eastAsia="맑은 고딕" w:hAnsi="Consolas"/>
+                <w:b w:val="false"/>
+                <w:bCs w:val="false"/>
+                <w:i w:val="false"/>
+                <w:iCs w:val="false"/>
+                <w:color w:val="24292F"/>
+                <w:sz w:val="17"/>
+                <w:szCs w:val="17"/>
+              </w:rPr>
+              <w:t xml:space="preserve"> / </w:t>
+            </w:r>
+            <w:r>
+              <w:rPr>
+                <w:rFonts w:ascii="Consolas" w:cs="Consolas" w:eastAsia="맑은 고딕" w:hAnsi="Consolas"/>
+                <w:b w:val="false"/>
+                <w:bCs w:val="false"/>
+                <w:i w:val="false"/>
+                <w:iCs w:val="false"/>
+                <w:color w:val="A31515"/>
+                <w:sz w:val="17"/>
+                <w:szCs w:val="17"/>
+              </w:rPr>
+              <w:t xml:space="preserve">"ex06_box.png"</w:t>
             </w:r>
             <w:r>
               <w:rPr>
@@ -32145,72 +32218,72 @@
                 <w:sz w:val="17"/>
                 <w:szCs w:val="17"/>
               </w:rPr>
-              <w:t xml:space="preserve">d</w:t>
-            </w:r>
-            <w:r>
-              <w:rPr>
-                <w:rFonts w:ascii="Consolas" w:cs="Consolas" w:eastAsia="맑은 고딕" w:hAnsi="Consolas"/>
-                <w:b w:val="false"/>
-                <w:bCs w:val="false"/>
-                <w:i w:val="false"/>
-                <w:iCs w:val="false"/>
-                <w:color w:val="24292F"/>
-                <w:sz w:val="17"/>
-                <w:szCs w:val="17"/>
-              </w:rPr>
-              <w:t xml:space="preserve"> </w:t>
-            </w:r>
-            <w:r>
-              <w:rPr>
-                <w:rFonts w:ascii="Consolas" w:cs="Consolas" w:eastAsia="맑은 고딕" w:hAnsi="Consolas"/>
-                <w:b/>
-                <w:bCs/>
-                <w:i w:val="false"/>
-                <w:iCs w:val="false"/>
-                <w:color w:val="0033B3"/>
-                <w:sz w:val="17"/>
-                <w:szCs w:val="17"/>
-              </w:rPr>
-              <w:t xml:space="preserve">in</w:t>
-            </w:r>
-            <w:r>
-              <w:rPr>
-                <w:rFonts w:ascii="Consolas" w:cs="Consolas" w:eastAsia="맑은 고딕" w:hAnsi="Consolas"/>
-                <w:b w:val="false"/>
-                <w:bCs w:val="false"/>
-                <w:i w:val="false"/>
-                <w:iCs w:val="false"/>
-                <w:color w:val="24292F"/>
-                <w:sz w:val="17"/>
-                <w:szCs w:val="17"/>
-              </w:rPr>
-              <w:t xml:space="preserve"> </w:t>
-            </w:r>
-            <w:r>
-              <w:rPr>
-                <w:rFonts w:ascii="Consolas" w:cs="Consolas" w:eastAsia="맑은 고딕" w:hAnsi="Consolas"/>
-                <w:b w:val="false"/>
-                <w:bCs w:val="false"/>
-                <w:i w:val="false"/>
-                <w:iCs w:val="false"/>
-                <w:color w:val="795E26"/>
-                <w:sz w:val="17"/>
-                <w:szCs w:val="17"/>
-              </w:rPr>
-              <w:t xml:space="preserve">zip</w:t>
-            </w:r>
-            <w:r>
-              <w:rPr>
-                <w:rFonts w:ascii="Consolas" w:cs="Consolas" w:eastAsia="맑은 고딕" w:hAnsi="Consolas"/>
-                <w:b w:val="false"/>
-                <w:bCs w:val="false"/>
-                <w:i w:val="false"/>
-                <w:iCs w:val="false"/>
-                <w:color w:val="24292F"/>
-                <w:sz w:val="17"/>
-                <w:szCs w:val="17"/>
-              </w:rPr>
-              <w:t xml:space="preserve">(</w:t>
+              <w:t xml:space="preserve">dpi</w:t>
+            </w:r>
+            <w:r>
+              <w:rPr>
+                <w:rFonts w:ascii="Consolas" w:cs="Consolas" w:eastAsia="맑은 고딕" w:hAnsi="Consolas"/>
+                <w:b w:val="false"/>
+                <w:bCs w:val="false"/>
+                <w:i w:val="false"/>
+                <w:iCs w:val="false"/>
+                <w:color w:val="24292F"/>
+                <w:sz w:val="17"/>
+                <w:szCs w:val="17"/>
+              </w:rPr>
+              <w:t xml:space="preserve">=</w:t>
+            </w:r>
+            <w:r>
+              <w:rPr>
+                <w:rFonts w:ascii="Consolas" w:cs="Consolas" w:eastAsia="맑은 고딕" w:hAnsi="Consolas"/>
+                <w:b w:val="false"/>
+                <w:bCs w:val="false"/>
+                <w:i w:val="false"/>
+                <w:iCs w:val="false"/>
+                <w:color w:val="098658"/>
+                <w:sz w:val="17"/>
+                <w:szCs w:val="17"/>
+              </w:rPr>
+              <w:t xml:space="preserve">100</w:t>
+            </w:r>
+            <w:r>
+              <w:rPr>
+                <w:rFonts w:ascii="Consolas" w:cs="Consolas" w:eastAsia="맑은 고딕" w:hAnsi="Consolas"/>
+                <w:b w:val="false"/>
+                <w:bCs w:val="false"/>
+                <w:i w:val="false"/>
+                <w:iCs w:val="false"/>
+                <w:color w:val="24292F"/>
+                <w:sz w:val="17"/>
+                <w:szCs w:val="17"/>
+              </w:rPr>
+              <w:t xml:space="preserve">, </w:t>
+            </w:r>
+            <w:r>
+              <w:rPr>
+                <w:rFonts w:ascii="Consolas" w:cs="Consolas" w:eastAsia="맑은 고딕" w:hAnsi="Consolas"/>
+                <w:b w:val="false"/>
+                <w:bCs w:val="false"/>
+                <w:i w:val="false"/>
+                <w:iCs w:val="false"/>
+                <w:color w:val="24292F"/>
+                <w:sz w:val="17"/>
+                <w:szCs w:val="17"/>
+              </w:rPr>
+              <w:t xml:space="preserve">bbox_inches</w:t>
+            </w:r>
+            <w:r>
+              <w:rPr>
+                <w:rFonts w:ascii="Consolas" w:cs="Consolas" w:eastAsia="맑은 고딕" w:hAnsi="Consolas"/>
+                <w:b w:val="false"/>
+                <w:bCs w:val="false"/>
+                <w:i w:val="false"/>
+                <w:iCs w:val="false"/>
+                <w:color w:val="24292F"/>
+                <w:sz w:val="17"/>
+                <w:szCs w:val="17"/>
+              </w:rPr>
+              <w:t xml:space="preserve">=</w:t>
             </w:r>
             <w:r>
               <w:rPr>
@@ -32223,98 +32296,20 @@
                 <w:sz w:val="17"/>
                 <w:szCs w:val="17"/>
               </w:rPr>
-              <w:t xml:space="preserve">"ABC"</w:t>
-            </w:r>
-            <w:r>
-              <w:rPr>
-                <w:rFonts w:ascii="Consolas" w:cs="Consolas" w:eastAsia="맑은 고딕" w:hAnsi="Consolas"/>
-                <w:b w:val="false"/>
-                <w:bCs w:val="false"/>
-                <w:i w:val="false"/>
-                <w:iCs w:val="false"/>
-                <w:color w:val="24292F"/>
-                <w:sz w:val="17"/>
-                <w:szCs w:val="17"/>
-              </w:rPr>
-              <w:t xml:space="preserve">, [</w:t>
-            </w:r>
-            <w:r>
-              <w:rPr>
-                <w:rFonts w:ascii="Consolas" w:cs="Consolas" w:eastAsia="맑은 고딕" w:hAnsi="Consolas"/>
-                <w:b w:val="false"/>
-                <w:bCs w:val="false"/>
-                <w:i w:val="false"/>
-                <w:iCs w:val="false"/>
-                <w:color w:val="24292F"/>
-                <w:sz w:val="17"/>
-                <w:szCs w:val="17"/>
-              </w:rPr>
-              <w:t xml:space="preserve">class_a</w:t>
-            </w:r>
-            <w:r>
-              <w:rPr>
-                <w:rFonts w:ascii="Consolas" w:cs="Consolas" w:eastAsia="맑은 고딕" w:hAnsi="Consolas"/>
-                <w:b w:val="false"/>
-                <w:bCs w:val="false"/>
-                <w:i w:val="false"/>
-                <w:iCs w:val="false"/>
-                <w:color w:val="24292F"/>
-                <w:sz w:val="17"/>
-                <w:szCs w:val="17"/>
-              </w:rPr>
-              <w:t xml:space="preserve">, </w:t>
-            </w:r>
-            <w:r>
-              <w:rPr>
-                <w:rFonts w:ascii="Consolas" w:cs="Consolas" w:eastAsia="맑은 고딕" w:hAnsi="Consolas"/>
-                <w:b w:val="false"/>
-                <w:bCs w:val="false"/>
-                <w:i w:val="false"/>
-                <w:iCs w:val="false"/>
-                <w:color w:val="24292F"/>
-                <w:sz w:val="17"/>
-                <w:szCs w:val="17"/>
-              </w:rPr>
-              <w:t xml:space="preserve">class_b</w:t>
-            </w:r>
-            <w:r>
-              <w:rPr>
-                <w:rFonts w:ascii="Consolas" w:cs="Consolas" w:eastAsia="맑은 고딕" w:hAnsi="Consolas"/>
-                <w:b w:val="false"/>
-                <w:bCs w:val="false"/>
-                <w:i w:val="false"/>
-                <w:iCs w:val="false"/>
-                <w:color w:val="24292F"/>
-                <w:sz w:val="17"/>
-                <w:szCs w:val="17"/>
-              </w:rPr>
-              <w:t xml:space="preserve">, </w:t>
-            </w:r>
-            <w:r>
-              <w:rPr>
-                <w:rFonts w:ascii="Consolas" w:cs="Consolas" w:eastAsia="맑은 고딕" w:hAnsi="Consolas"/>
-                <w:b w:val="false"/>
-                <w:bCs w:val="false"/>
-                <w:i w:val="false"/>
-                <w:iCs w:val="false"/>
-                <w:color w:val="24292F"/>
-                <w:sz w:val="17"/>
-                <w:szCs w:val="17"/>
-              </w:rPr>
-              <w:t xml:space="preserve">class_c</w:t>
-            </w:r>
-            <w:r>
-              <w:rPr>
-                <w:rFonts w:ascii="Consolas" w:cs="Consolas" w:eastAsia="맑은 고딕" w:hAnsi="Consolas"/>
-                <w:b w:val="false"/>
-                <w:bCs w:val="false"/>
-                <w:i w:val="false"/>
-                <w:iCs w:val="false"/>
-                <w:color w:val="24292F"/>
-                <w:sz w:val="17"/>
-                <w:szCs w:val="17"/>
-              </w:rPr>
-              <w:t xml:space="preserve">]):</w:t>
+              <w:t xml:space="preserve">"tight"</w:t>
+            </w:r>
+            <w:r>
+              <w:rPr>
+                <w:rFonts w:ascii="Consolas" w:cs="Consolas" w:eastAsia="맑은 고딕" w:hAnsi="Consolas"/>
+                <w:b w:val="false"/>
+                <w:bCs w:val="false"/>
+                <w:i w:val="false"/>
+                <w:iCs w:val="false"/>
+                <w:color w:val="24292F"/>
+                <w:sz w:val="17"/>
+                <w:szCs w:val="17"/>
+              </w:rPr>
+              <w:t xml:space="preserve">)</w:t>
             </w:r>
           </w:p>
           <w:p>
@@ -32328,85 +32323,20 @@
                 <w:sz w:val="17"/>
                 <w:szCs w:val="17"/>
               </w:rPr>
-              <w:t xml:space="preserve">24  </w:t>
-            </w:r>
-            <w:r>
-              <w:rPr>
-                <w:rFonts w:ascii="Consolas" w:cs="Consolas" w:eastAsia="맑은 고딕" w:hAnsi="Consolas"/>
-                <w:b w:val="false"/>
-                <w:bCs w:val="false"/>
-                <w:i w:val="false"/>
-                <w:iCs w:val="false"/>
-                <w:color w:val="24292F"/>
-                <w:sz w:val="17"/>
-                <w:szCs w:val="17"/>
-              </w:rPr>
-              <w:t xml:space="preserve">    </w:t>
-            </w:r>
-            <w:r>
-              <w:rPr>
-                <w:rFonts w:ascii="Consolas" w:cs="Consolas" w:eastAsia="맑은 고딕" w:hAnsi="Consolas"/>
-                <w:b w:val="false"/>
-                <w:bCs w:val="false"/>
-                <w:i w:val="false"/>
-                <w:iCs w:val="false"/>
-                <w:color w:val="795E26"/>
-                <w:sz w:val="17"/>
-                <w:szCs w:val="17"/>
-              </w:rPr>
-              <w:t xml:space="preserve">print</w:t>
-            </w:r>
-            <w:r>
-              <w:rPr>
-                <w:rFonts w:ascii="Consolas" w:cs="Consolas" w:eastAsia="맑은 고딕" w:hAnsi="Consolas"/>
-                <w:b w:val="false"/>
-                <w:bCs w:val="false"/>
-                <w:i w:val="false"/>
-                <w:iCs w:val="false"/>
-                <w:color w:val="24292F"/>
-                <w:sz w:val="17"/>
-                <w:szCs w:val="17"/>
-              </w:rPr>
-              <w:t xml:space="preserve">(</w:t>
-            </w:r>
-            <w:r>
-              <w:rPr>
-                <w:rFonts w:ascii="Consolas" w:cs="Consolas" w:eastAsia="맑은 고딕" w:hAnsi="Consolas"/>
-                <w:b w:val="false"/>
-                <w:bCs w:val="false"/>
-                <w:i w:val="false"/>
-                <w:iCs w:val="false"/>
-                <w:color w:val="24292F"/>
-                <w:sz w:val="17"/>
-                <w:szCs w:val="17"/>
-              </w:rPr>
-              <w:t xml:space="preserve">f</w:t>
-            </w:r>
-            <w:r>
-              <w:rPr>
-                <w:rFonts w:ascii="Consolas" w:cs="Consolas" w:eastAsia="맑은 고딕" w:hAnsi="Consolas"/>
-                <w:b w:val="false"/>
-                <w:bCs w:val="false"/>
-                <w:i w:val="false"/>
-                <w:iCs w:val="false"/>
-                <w:color w:val="A31515"/>
-                <w:sz w:val="17"/>
-                <w:szCs w:val="17"/>
-              </w:rPr>
-              <w:t xml:space="preserve">"{name}반 중앙값 {np.median(d):.1f}"</w:t>
-            </w:r>
-            <w:r>
-              <w:rPr>
-                <w:rFonts w:ascii="Consolas" w:cs="Consolas" w:eastAsia="맑은 고딕" w:hAnsi="Consolas"/>
-                <w:b w:val="false"/>
-                <w:bCs w:val="false"/>
-                <w:i w:val="false"/>
-                <w:iCs w:val="false"/>
-                <w:color w:val="24292F"/>
-                <w:sz w:val="17"/>
-                <w:szCs w:val="17"/>
-              </w:rPr>
-              <w:t xml:space="preserve">)</w:t>
+              <w:t xml:space="preserve">25  </w:t>
+            </w:r>
+            <w:r>
+              <w:rPr>
+                <w:rFonts w:ascii="Consolas" w:cs="Consolas" w:eastAsia="맑은 고딕" w:hAnsi="Consolas"/>
+                <w:b w:val="false"/>
+                <w:bCs w:val="false"/>
+                <w:i/>
+                <w:iCs/>
+                <w:color w:val="6A9955"/>
+                <w:sz w:val="17"/>
+                <w:szCs w:val="17"/>
+              </w:rPr>
+              <w:t xml:space="preserve"># 반마다 중앙값 출력 ("ABC" 는 글자 A, B, C 를 차례로 꺼내요)</w:t>
             </w:r>
           </w:p>
           <w:p>
@@ -32420,7 +32350,347 @@
                 <w:sz w:val="17"/>
                 <w:szCs w:val="17"/>
               </w:rPr>
-              <w:t xml:space="preserve">25  </w:t>
+              <w:t xml:space="preserve">26  </w:t>
+            </w:r>
+            <w:r>
+              <w:rPr>
+                <w:rFonts w:ascii="Consolas" w:cs="Consolas" w:eastAsia="맑은 고딕" w:hAnsi="Consolas"/>
+                <w:b/>
+                <w:bCs/>
+                <w:i w:val="false"/>
+                <w:iCs w:val="false"/>
+                <w:color w:val="0033B3"/>
+                <w:sz w:val="17"/>
+                <w:szCs w:val="17"/>
+              </w:rPr>
+              <w:t xml:space="preserve">for</w:t>
+            </w:r>
+            <w:r>
+              <w:rPr>
+                <w:rFonts w:ascii="Consolas" w:cs="Consolas" w:eastAsia="맑은 고딕" w:hAnsi="Consolas"/>
+                <w:b w:val="false"/>
+                <w:bCs w:val="false"/>
+                <w:i w:val="false"/>
+                <w:iCs w:val="false"/>
+                <w:color w:val="24292F"/>
+                <w:sz w:val="17"/>
+                <w:szCs w:val="17"/>
+              </w:rPr>
+              <w:t xml:space="preserve"> </w:t>
+            </w:r>
+            <w:r>
+              <w:rPr>
+                <w:rFonts w:ascii="Consolas" w:cs="Consolas" w:eastAsia="맑은 고딕" w:hAnsi="Consolas"/>
+                <w:b w:val="false"/>
+                <w:bCs w:val="false"/>
+                <w:i w:val="false"/>
+                <w:iCs w:val="false"/>
+                <w:color w:val="24292F"/>
+                <w:sz w:val="17"/>
+                <w:szCs w:val="17"/>
+              </w:rPr>
+              <w:t xml:space="preserve">name</w:t>
+            </w:r>
+            <w:r>
+              <w:rPr>
+                <w:rFonts w:ascii="Consolas" w:cs="Consolas" w:eastAsia="맑은 고딕" w:hAnsi="Consolas"/>
+                <w:b w:val="false"/>
+                <w:bCs w:val="false"/>
+                <w:i w:val="false"/>
+                <w:iCs w:val="false"/>
+                <w:color w:val="24292F"/>
+                <w:sz w:val="17"/>
+                <w:szCs w:val="17"/>
+              </w:rPr>
+              <w:t xml:space="preserve">, </w:t>
+            </w:r>
+            <w:r>
+              <w:rPr>
+                <w:rFonts w:ascii="Consolas" w:cs="Consolas" w:eastAsia="맑은 고딕" w:hAnsi="Consolas"/>
+                <w:b w:val="false"/>
+                <w:bCs w:val="false"/>
+                <w:i w:val="false"/>
+                <w:iCs w:val="false"/>
+                <w:color w:val="24292F"/>
+                <w:sz w:val="17"/>
+                <w:szCs w:val="17"/>
+              </w:rPr>
+              <w:t xml:space="preserve">d</w:t>
+            </w:r>
+            <w:r>
+              <w:rPr>
+                <w:rFonts w:ascii="Consolas" w:cs="Consolas" w:eastAsia="맑은 고딕" w:hAnsi="Consolas"/>
+                <w:b w:val="false"/>
+                <w:bCs w:val="false"/>
+                <w:i w:val="false"/>
+                <w:iCs w:val="false"/>
+                <w:color w:val="24292F"/>
+                <w:sz w:val="17"/>
+                <w:szCs w:val="17"/>
+              </w:rPr>
+              <w:t xml:space="preserve"> </w:t>
+            </w:r>
+            <w:r>
+              <w:rPr>
+                <w:rFonts w:ascii="Consolas" w:cs="Consolas" w:eastAsia="맑은 고딕" w:hAnsi="Consolas"/>
+                <w:b/>
+                <w:bCs/>
+                <w:i w:val="false"/>
+                <w:iCs w:val="false"/>
+                <w:color w:val="0033B3"/>
+                <w:sz w:val="17"/>
+                <w:szCs w:val="17"/>
+              </w:rPr>
+              <w:t xml:space="preserve">in</w:t>
+            </w:r>
+            <w:r>
+              <w:rPr>
+                <w:rFonts w:ascii="Consolas" w:cs="Consolas" w:eastAsia="맑은 고딕" w:hAnsi="Consolas"/>
+                <w:b w:val="false"/>
+                <w:bCs w:val="false"/>
+                <w:i w:val="false"/>
+                <w:iCs w:val="false"/>
+                <w:color w:val="24292F"/>
+                <w:sz w:val="17"/>
+                <w:szCs w:val="17"/>
+              </w:rPr>
+              <w:t xml:space="preserve"> </w:t>
+            </w:r>
+            <w:r>
+              <w:rPr>
+                <w:rFonts w:ascii="Consolas" w:cs="Consolas" w:eastAsia="맑은 고딕" w:hAnsi="Consolas"/>
+                <w:b w:val="false"/>
+                <w:bCs w:val="false"/>
+                <w:i w:val="false"/>
+                <w:iCs w:val="false"/>
+                <w:color w:val="795E26"/>
+                <w:sz w:val="17"/>
+                <w:szCs w:val="17"/>
+              </w:rPr>
+              <w:t xml:space="preserve">zip</w:t>
+            </w:r>
+            <w:r>
+              <w:rPr>
+                <w:rFonts w:ascii="Consolas" w:cs="Consolas" w:eastAsia="맑은 고딕" w:hAnsi="Consolas"/>
+                <w:b w:val="false"/>
+                <w:bCs w:val="false"/>
+                <w:i w:val="false"/>
+                <w:iCs w:val="false"/>
+                <w:color w:val="24292F"/>
+                <w:sz w:val="17"/>
+                <w:szCs w:val="17"/>
+              </w:rPr>
+              <w:t xml:space="preserve">(</w:t>
+            </w:r>
+            <w:r>
+              <w:rPr>
+                <w:rFonts w:ascii="Consolas" w:cs="Consolas" w:eastAsia="맑은 고딕" w:hAnsi="Consolas"/>
+                <w:b w:val="false"/>
+                <w:bCs w:val="false"/>
+                <w:i w:val="false"/>
+                <w:iCs w:val="false"/>
+                <w:color w:val="A31515"/>
+                <w:sz w:val="17"/>
+                <w:szCs w:val="17"/>
+              </w:rPr>
+              <w:t xml:space="preserve">"ABC"</w:t>
+            </w:r>
+            <w:r>
+              <w:rPr>
+                <w:rFonts w:ascii="Consolas" w:cs="Consolas" w:eastAsia="맑은 고딕" w:hAnsi="Consolas"/>
+                <w:b w:val="false"/>
+                <w:bCs w:val="false"/>
+                <w:i w:val="false"/>
+                <w:iCs w:val="false"/>
+                <w:color w:val="24292F"/>
+                <w:sz w:val="17"/>
+                <w:szCs w:val="17"/>
+              </w:rPr>
+              <w:t xml:space="preserve">, [</w:t>
+            </w:r>
+            <w:r>
+              <w:rPr>
+                <w:rFonts w:ascii="Consolas" w:cs="Consolas" w:eastAsia="맑은 고딕" w:hAnsi="Consolas"/>
+                <w:b w:val="false"/>
+                <w:bCs w:val="false"/>
+                <w:i w:val="false"/>
+                <w:iCs w:val="false"/>
+                <w:color w:val="24292F"/>
+                <w:sz w:val="17"/>
+                <w:szCs w:val="17"/>
+              </w:rPr>
+              <w:t xml:space="preserve">class_a</w:t>
+            </w:r>
+            <w:r>
+              <w:rPr>
+                <w:rFonts w:ascii="Consolas" w:cs="Consolas" w:eastAsia="맑은 고딕" w:hAnsi="Consolas"/>
+                <w:b w:val="false"/>
+                <w:bCs w:val="false"/>
+                <w:i w:val="false"/>
+                <w:iCs w:val="false"/>
+                <w:color w:val="24292F"/>
+                <w:sz w:val="17"/>
+                <w:szCs w:val="17"/>
+              </w:rPr>
+              <w:t xml:space="preserve">, </w:t>
+            </w:r>
+            <w:r>
+              <w:rPr>
+                <w:rFonts w:ascii="Consolas" w:cs="Consolas" w:eastAsia="맑은 고딕" w:hAnsi="Consolas"/>
+                <w:b w:val="false"/>
+                <w:bCs w:val="false"/>
+                <w:i w:val="false"/>
+                <w:iCs w:val="false"/>
+                <w:color w:val="24292F"/>
+                <w:sz w:val="17"/>
+                <w:szCs w:val="17"/>
+              </w:rPr>
+              <w:t xml:space="preserve">class_b</w:t>
+            </w:r>
+            <w:r>
+              <w:rPr>
+                <w:rFonts w:ascii="Consolas" w:cs="Consolas" w:eastAsia="맑은 고딕" w:hAnsi="Consolas"/>
+                <w:b w:val="false"/>
+                <w:bCs w:val="false"/>
+                <w:i w:val="false"/>
+                <w:iCs w:val="false"/>
+                <w:color w:val="24292F"/>
+                <w:sz w:val="17"/>
+                <w:szCs w:val="17"/>
+              </w:rPr>
+              <w:t xml:space="preserve">, </w:t>
+            </w:r>
+            <w:r>
+              <w:rPr>
+                <w:rFonts w:ascii="Consolas" w:cs="Consolas" w:eastAsia="맑은 고딕" w:hAnsi="Consolas"/>
+                <w:b w:val="false"/>
+                <w:bCs w:val="false"/>
+                <w:i w:val="false"/>
+                <w:iCs w:val="false"/>
+                <w:color w:val="24292F"/>
+                <w:sz w:val="17"/>
+                <w:szCs w:val="17"/>
+              </w:rPr>
+              <w:t xml:space="preserve">class_c</w:t>
+            </w:r>
+            <w:r>
+              <w:rPr>
+                <w:rFonts w:ascii="Consolas" w:cs="Consolas" w:eastAsia="맑은 고딕" w:hAnsi="Consolas"/>
+                <w:b w:val="false"/>
+                <w:bCs w:val="false"/>
+                <w:i w:val="false"/>
+                <w:iCs w:val="false"/>
+                <w:color w:val="24292F"/>
+                <w:sz w:val="17"/>
+                <w:szCs w:val="17"/>
+              </w:rPr>
+              <w:t xml:space="preserve">]):</w:t>
+            </w:r>
+          </w:p>
+          <w:p>
+            <w:pPr>
+              <w:spacing w:after="0" w:line="252"/>
+            </w:pPr>
+            <w:r>
+              <w:rPr>
+                <w:rFonts w:ascii="Consolas" w:cs="Consolas" w:eastAsia="맑은 고딕" w:hAnsi="Consolas"/>
+                <w:color w:val="A0A0A0"/>
+                <w:sz w:val="17"/>
+                <w:szCs w:val="17"/>
+              </w:rPr>
+              <w:t xml:space="preserve">27  </w:t>
+            </w:r>
+            <w:r>
+              <w:rPr>
+                <w:rFonts w:ascii="Consolas" w:cs="Consolas" w:eastAsia="맑은 고딕" w:hAnsi="Consolas"/>
+                <w:b w:val="false"/>
+                <w:bCs w:val="false"/>
+                <w:i w:val="false"/>
+                <w:iCs w:val="false"/>
+                <w:color w:val="24292F"/>
+                <w:sz w:val="17"/>
+                <w:szCs w:val="17"/>
+              </w:rPr>
+              <w:t xml:space="preserve">    </w:t>
+            </w:r>
+            <w:r>
+              <w:rPr>
+                <w:rFonts w:ascii="Consolas" w:cs="Consolas" w:eastAsia="맑은 고딕" w:hAnsi="Consolas"/>
+                <w:b w:val="false"/>
+                <w:bCs w:val="false"/>
+                <w:i w:val="false"/>
+                <w:iCs w:val="false"/>
+                <w:color w:val="795E26"/>
+                <w:sz w:val="17"/>
+                <w:szCs w:val="17"/>
+              </w:rPr>
+              <w:t xml:space="preserve">print</w:t>
+            </w:r>
+            <w:r>
+              <w:rPr>
+                <w:rFonts w:ascii="Consolas" w:cs="Consolas" w:eastAsia="맑은 고딕" w:hAnsi="Consolas"/>
+                <w:b w:val="false"/>
+                <w:bCs w:val="false"/>
+                <w:i w:val="false"/>
+                <w:iCs w:val="false"/>
+                <w:color w:val="24292F"/>
+                <w:sz w:val="17"/>
+                <w:szCs w:val="17"/>
+              </w:rPr>
+              <w:t xml:space="preserve">(</w:t>
+            </w:r>
+            <w:r>
+              <w:rPr>
+                <w:rFonts w:ascii="Consolas" w:cs="Consolas" w:eastAsia="맑은 고딕" w:hAnsi="Consolas"/>
+                <w:b w:val="false"/>
+                <w:bCs w:val="false"/>
+                <w:i w:val="false"/>
+                <w:iCs w:val="false"/>
+                <w:color w:val="24292F"/>
+                <w:sz w:val="17"/>
+                <w:szCs w:val="17"/>
+              </w:rPr>
+              <w:t xml:space="preserve">f</w:t>
+            </w:r>
+            <w:r>
+              <w:rPr>
+                <w:rFonts w:ascii="Consolas" w:cs="Consolas" w:eastAsia="맑은 고딕" w:hAnsi="Consolas"/>
+                <w:b w:val="false"/>
+                <w:bCs w:val="false"/>
+                <w:i w:val="false"/>
+                <w:iCs w:val="false"/>
+                <w:color w:val="A31515"/>
+                <w:sz w:val="17"/>
+                <w:szCs w:val="17"/>
+              </w:rPr>
+              <w:t xml:space="preserve">"{name}반 중앙값 {np.median(d):.1f}"</w:t>
+            </w:r>
+            <w:r>
+              <w:rPr>
+                <w:rFonts w:ascii="Consolas" w:cs="Consolas" w:eastAsia="맑은 고딕" w:hAnsi="Consolas"/>
+                <w:b w:val="false"/>
+                <w:bCs w:val="false"/>
+                <w:i w:val="false"/>
+                <w:iCs w:val="false"/>
+                <w:color w:val="24292F"/>
+                <w:sz w:val="17"/>
+                <w:szCs w:val="17"/>
+              </w:rPr>
+              <w:t xml:space="preserve">)</w:t>
+            </w:r>
+          </w:p>
+          <w:p>
+            <w:pPr>
+              <w:spacing w:after="0" w:line="252"/>
+            </w:pPr>
+            <w:r>
+              <w:rPr>
+                <w:rFonts w:ascii="Consolas" w:cs="Consolas" w:eastAsia="맑은 고딕" w:hAnsi="Consolas"/>
+                <w:color w:val="A0A0A0"/>
+                <w:sz w:val="17"/>
+                <w:szCs w:val="17"/>
+              </w:rPr>
+              <w:t xml:space="preserve">28  </w:t>
             </w:r>
             <w:r>
               <w:rPr>
@@ -32658,7 +32928,7 @@
                 <w:sz w:val="19"/>
                 <w:szCs w:val="19"/>
               </w:rPr>
-              <w:t xml:space="preserve">16</w:t>
+              <w:t xml:space="preserve">17</w:t>
             </w:r>
           </w:p>
         </w:tc>
@@ -32760,7 +33030,7 @@
                 <w:sz w:val="19"/>
                 <w:szCs w:val="19"/>
               </w:rPr>
-              <w:t xml:space="preserve">19</w:t>
+              <w:t xml:space="preserve">21</w:t>
             </w:r>
           </w:p>
         </w:tc>
@@ -32862,7 +33132,7 @@
                 <w:sz w:val="19"/>
                 <w:szCs w:val="19"/>
               </w:rPr>
-              <w:t xml:space="preserve">24</w:t>
+              <w:t xml:space="preserve">27</w:t>
             </w:r>
           </w:p>
         </w:tc>
